--- a/informe_tutores.docx
+++ b/informe_tutores.docx
@@ -17081,103 +17081,103 @@
                 <w:rFonts w:ascii="Calibri" w:hAnsi="Calibri"/>
                 <w:sz w:val="20"/>
               </w:rPr>
-              <w:t xml:space="default">Ventilación mecánica invasiva</w:t>
-            </w:r>
-          </w:p>
-        </w:tc>
-        <w:tc>
-          <w:tcPr>
-            <w:tcBorders>
-              <w:top w:val="single" w:space="0" w:color="D3D3D3"/>
-              <w:bottom w:val="single" w:space="0" w:color="D3D3D3"/>
-              <w:start w:val="single" w:space="0" w:color="D3D3D3"/>
-              <w:end w:val="single" w:space="0" w:color="D3D3D3"/>
-            </w:tcBorders>
-          </w:tcPr>
-          <w:p>
-            <w:pPr>
-              <w:spacing w:before="0" w:after="60"/>
-              <w:keepNext/>
-              <w:jc w:val="center"/>
-            </w:pPr>
-            <w:r>
-              <w:rPr>
-                <w:rFonts w:ascii="Calibri" w:hAnsi="Calibri"/>
-                <w:sz w:val="20"/>
-              </w:rPr>
-              <w:t xml:space="default"/>
-            </w:r>
-          </w:p>
-        </w:tc>
-        <w:tc>
-          <w:tcPr>
-            <w:tcBorders>
-              <w:top w:val="single" w:space="0" w:color="D3D3D3"/>
-              <w:bottom w:val="single" w:space="0" w:color="D3D3D3"/>
-              <w:start w:val="single" w:space="0" w:color="D3D3D3"/>
-              <w:end w:val="single" w:space="0" w:color="D3D3D3"/>
-            </w:tcBorders>
-          </w:tcPr>
-          <w:p>
-            <w:pPr>
-              <w:spacing w:before="0" w:after="60"/>
-              <w:keepNext/>
-              <w:jc w:val="center"/>
-            </w:pPr>
-            <w:r>
-              <w:rPr>
-                <w:rFonts w:ascii="Calibri" w:hAnsi="Calibri"/>
-                <w:sz w:val="20"/>
-              </w:rPr>
-              <w:t xml:space="default"/>
-            </w:r>
-          </w:p>
-        </w:tc>
-        <w:tc>
-          <w:tcPr>
-            <w:tcBorders>
-              <w:top w:val="single" w:space="0" w:color="D3D3D3"/>
-              <w:bottom w:val="single" w:space="0" w:color="D3D3D3"/>
-              <w:start w:val="single" w:space="0" w:color="D3D3D3"/>
-              <w:end w:val="single" w:space="0" w:color="D3D3D3"/>
-            </w:tcBorders>
-          </w:tcPr>
-          <w:p>
-            <w:pPr>
-              <w:spacing w:before="0" w:after="60"/>
-              <w:keepNext/>
-              <w:jc w:val="center"/>
-            </w:pPr>
-            <w:r>
-              <w:rPr>
-                <w:rFonts w:ascii="Calibri" w:hAnsi="Calibri"/>
-                <w:sz w:val="20"/>
-              </w:rPr>
-              <w:t xml:space="default"/>
-            </w:r>
-          </w:p>
-        </w:tc>
-        <w:tc>
-          <w:tcPr>
-            <w:tcBorders>
-              <w:top w:val="single" w:space="0" w:color="D3D3D3"/>
-              <w:bottom w:val="single" w:space="0" w:color="D3D3D3"/>
-              <w:start w:val="single" w:space="0" w:color="D3D3D3"/>
-              <w:end w:val="single" w:space="0" w:color="D3D3D3"/>
-            </w:tcBorders>
-          </w:tcPr>
-          <w:p>
-            <w:pPr>
-              <w:spacing w:before="0" w:after="60"/>
-              <w:keepNext/>
-              <w:jc w:val="center"/>
-            </w:pPr>
-            <w:r>
-              <w:rPr>
-                <w:rFonts w:ascii="Calibri" w:hAnsi="Calibri"/>
-                <w:sz w:val="20"/>
-              </w:rPr>
-              <w:t xml:space="default">0.263</w:t>
+              <w:t xml:space="default">Corticoides (días)</w:t>
+            </w:r>
+          </w:p>
+        </w:tc>
+        <w:tc>
+          <w:tcPr>
+            <w:tcBorders>
+              <w:top w:val="single" w:space="0" w:color="D3D3D3"/>
+              <w:bottom w:val="single" w:space="0" w:color="D3D3D3"/>
+              <w:start w:val="single" w:space="0" w:color="D3D3D3"/>
+              <w:end w:val="single" w:space="0" w:color="D3D3D3"/>
+            </w:tcBorders>
+          </w:tcPr>
+          <w:p>
+            <w:pPr>
+              <w:spacing w:before="0" w:after="60"/>
+              <w:keepNext/>
+              <w:jc w:val="center"/>
+            </w:pPr>
+            <w:r>
+              <w:rPr>
+                <w:rFonts w:ascii="Calibri" w:hAnsi="Calibri"/>
+                <w:sz w:val="20"/>
+              </w:rPr>
+              <w:t xml:space="default">6.0 [3.0, 10.0]</w:t>
+            </w:r>
+          </w:p>
+        </w:tc>
+        <w:tc>
+          <w:tcPr>
+            <w:tcBorders>
+              <w:top w:val="single" w:space="0" w:color="D3D3D3"/>
+              <w:bottom w:val="single" w:space="0" w:color="D3D3D3"/>
+              <w:start w:val="single" w:space="0" w:color="D3D3D3"/>
+              <w:end w:val="single" w:space="0" w:color="D3D3D3"/>
+            </w:tcBorders>
+          </w:tcPr>
+          <w:p>
+            <w:pPr>
+              <w:spacing w:before="0" w:after="60"/>
+              <w:keepNext/>
+              <w:jc w:val="center"/>
+            </w:pPr>
+            <w:r>
+              <w:rPr>
+                <w:rFonts w:ascii="Calibri" w:hAnsi="Calibri"/>
+                <w:sz w:val="20"/>
+              </w:rPr>
+              <w:t xml:space="default">6.0 [4.0, 10.0]</w:t>
+            </w:r>
+          </w:p>
+        </w:tc>
+        <w:tc>
+          <w:tcPr>
+            <w:tcBorders>
+              <w:top w:val="single" w:space="0" w:color="D3D3D3"/>
+              <w:bottom w:val="single" w:space="0" w:color="D3D3D3"/>
+              <w:start w:val="single" w:space="0" w:color="D3D3D3"/>
+              <w:end w:val="single" w:space="0" w:color="D3D3D3"/>
+            </w:tcBorders>
+          </w:tcPr>
+          <w:p>
+            <w:pPr>
+              <w:spacing w:before="0" w:after="60"/>
+              <w:keepNext/>
+              <w:jc w:val="center"/>
+            </w:pPr>
+            <w:r>
+              <w:rPr>
+                <w:rFonts w:ascii="Calibri" w:hAnsi="Calibri"/>
+                <w:sz w:val="20"/>
+              </w:rPr>
+              <w:t xml:space="default">3.0 [2.0, 10.0]</w:t>
+            </w:r>
+          </w:p>
+        </w:tc>
+        <w:tc>
+          <w:tcPr>
+            <w:tcBorders>
+              <w:top w:val="single" w:space="0" w:color="D3D3D3"/>
+              <w:bottom w:val="single" w:space="0" w:color="D3D3D3"/>
+              <w:start w:val="single" w:space="0" w:color="D3D3D3"/>
+              <w:end w:val="single" w:space="0" w:color="D3D3D3"/>
+            </w:tcBorders>
+          </w:tcPr>
+          <w:p>
+            <w:pPr>
+              <w:spacing w:before="0" w:after="60"/>
+              <w:keepNext/>
+              <w:jc w:val="center"/>
+            </w:pPr>
+            <w:r>
+              <w:rPr>
+                <w:rFonts w:ascii="Calibri" w:hAnsi="Calibri"/>
+                <w:sz w:val="20"/>
+              </w:rPr>
+              <w:t xml:space="default">0.383</w:t>
             </w:r>
           </w:p>
         </w:tc>
@@ -17206,79 +17206,7 @@
                 <w:rFonts w:ascii="Calibri" w:hAnsi="Calibri"/>
                 <w:sz w:val="20"/>
               </w:rPr>
-              <w:t xml:space="default">    No</w:t>
-            </w:r>
-          </w:p>
-        </w:tc>
-        <w:tc>
-          <w:tcPr>
-            <w:tcBorders>
-              <w:top w:val="single" w:space="0" w:color="D3D3D3"/>
-              <w:bottom w:val="single" w:space="0" w:color="D3D3D3"/>
-              <w:start w:val="single" w:space="0" w:color="D3D3D3"/>
-              <w:end w:val="single" w:space="0" w:color="D3D3D3"/>
-            </w:tcBorders>
-          </w:tcPr>
-          <w:p>
-            <w:pPr>
-              <w:spacing w:before="0" w:after="60"/>
-              <w:keepNext/>
-              <w:jc w:val="center"/>
-            </w:pPr>
-            <w:r>
-              <w:rPr>
-                <w:rFonts w:ascii="Calibri" w:hAnsi="Calibri"/>
-                <w:sz w:val="20"/>
-              </w:rPr>
-              <w:t xml:space="default">35 (44.9%)</w:t>
-            </w:r>
-          </w:p>
-        </w:tc>
-        <w:tc>
-          <w:tcPr>
-            <w:tcBorders>
-              <w:top w:val="single" w:space="0" w:color="D3D3D3"/>
-              <w:bottom w:val="single" w:space="0" w:color="D3D3D3"/>
-              <w:start w:val="single" w:space="0" w:color="D3D3D3"/>
-              <w:end w:val="single" w:space="0" w:color="D3D3D3"/>
-            </w:tcBorders>
-          </w:tcPr>
-          <w:p>
-            <w:pPr>
-              <w:spacing w:before="0" w:after="60"/>
-              <w:keepNext/>
-              <w:jc w:val="center"/>
-            </w:pPr>
-            <w:r>
-              <w:rPr>
-                <w:rFonts w:ascii="Calibri" w:hAnsi="Calibri"/>
-                <w:sz w:val="20"/>
-              </w:rPr>
-              <w:t xml:space="default">31 (47.7%)</w:t>
-            </w:r>
-          </w:p>
-        </w:tc>
-        <w:tc>
-          <w:tcPr>
-            <w:tcBorders>
-              <w:top w:val="single" w:space="0" w:color="D3D3D3"/>
-              <w:bottom w:val="single" w:space="0" w:color="D3D3D3"/>
-              <w:start w:val="single" w:space="0" w:color="D3D3D3"/>
-              <w:end w:val="single" w:space="0" w:color="D3D3D3"/>
-            </w:tcBorders>
-          </w:tcPr>
-          <w:p>
-            <w:pPr>
-              <w:spacing w:before="0" w:after="60"/>
-              <w:keepNext/>
-              <w:jc w:val="center"/>
-            </w:pPr>
-            <w:r>
-              <w:rPr>
-                <w:rFonts w:ascii="Calibri" w:hAnsi="Calibri"/>
-                <w:sz w:val="20"/>
-              </w:rPr>
-              <w:t xml:space="default">4 (30.8%)</w:t>
+              <w:t xml:space="default">Ventilación mecánica invasiva</w:t>
             </w:r>
           </w:p>
         </w:tc>
@@ -17303,6 +17231,78 @@
                 <w:sz w:val="20"/>
               </w:rPr>
               <w:t xml:space="default"/>
+            </w:r>
+          </w:p>
+        </w:tc>
+        <w:tc>
+          <w:tcPr>
+            <w:tcBorders>
+              <w:top w:val="single" w:space="0" w:color="D3D3D3"/>
+              <w:bottom w:val="single" w:space="0" w:color="D3D3D3"/>
+              <w:start w:val="single" w:space="0" w:color="D3D3D3"/>
+              <w:end w:val="single" w:space="0" w:color="D3D3D3"/>
+            </w:tcBorders>
+          </w:tcPr>
+          <w:p>
+            <w:pPr>
+              <w:spacing w:before="0" w:after="60"/>
+              <w:keepNext/>
+              <w:jc w:val="center"/>
+            </w:pPr>
+            <w:r>
+              <w:rPr>
+                <w:rFonts w:ascii="Calibri" w:hAnsi="Calibri"/>
+                <w:sz w:val="20"/>
+              </w:rPr>
+              <w:t xml:space="default"/>
+            </w:r>
+          </w:p>
+        </w:tc>
+        <w:tc>
+          <w:tcPr>
+            <w:tcBorders>
+              <w:top w:val="single" w:space="0" w:color="D3D3D3"/>
+              <w:bottom w:val="single" w:space="0" w:color="D3D3D3"/>
+              <w:start w:val="single" w:space="0" w:color="D3D3D3"/>
+              <w:end w:val="single" w:space="0" w:color="D3D3D3"/>
+            </w:tcBorders>
+          </w:tcPr>
+          <w:p>
+            <w:pPr>
+              <w:spacing w:before="0" w:after="60"/>
+              <w:keepNext/>
+              <w:jc w:val="center"/>
+            </w:pPr>
+            <w:r>
+              <w:rPr>
+                <w:rFonts w:ascii="Calibri" w:hAnsi="Calibri"/>
+                <w:sz w:val="20"/>
+              </w:rPr>
+              <w:t xml:space="default"/>
+            </w:r>
+          </w:p>
+        </w:tc>
+        <w:tc>
+          <w:tcPr>
+            <w:tcBorders>
+              <w:top w:val="single" w:space="0" w:color="D3D3D3"/>
+              <w:bottom w:val="single" w:space="0" w:color="D3D3D3"/>
+              <w:start w:val="single" w:space="0" w:color="D3D3D3"/>
+              <w:end w:val="single" w:space="0" w:color="D3D3D3"/>
+            </w:tcBorders>
+          </w:tcPr>
+          <w:p>
+            <w:pPr>
+              <w:spacing w:before="0" w:after="60"/>
+              <w:keepNext/>
+              <w:jc w:val="center"/>
+            </w:pPr>
+            <w:r>
+              <w:rPr>
+                <w:rFonts w:ascii="Calibri" w:hAnsi="Calibri"/>
+                <w:sz w:val="20"/>
+              </w:rPr>
+              <w:t xml:space="default">0.263</w:t>
             </w:r>
           </w:p>
         </w:tc>
@@ -17331,79 +17331,79 @@
                 <w:rFonts w:ascii="Calibri" w:hAnsi="Calibri"/>
                 <w:sz w:val="20"/>
               </w:rPr>
-              <w:t xml:space="default">    Sí</w:t>
-            </w:r>
-          </w:p>
-        </w:tc>
-        <w:tc>
-          <w:tcPr>
-            <w:tcBorders>
-              <w:top w:val="single" w:space="0" w:color="D3D3D3"/>
-              <w:bottom w:val="single" w:space="0" w:color="D3D3D3"/>
-              <w:start w:val="single" w:space="0" w:color="D3D3D3"/>
-              <w:end w:val="single" w:space="0" w:color="D3D3D3"/>
-            </w:tcBorders>
-          </w:tcPr>
-          <w:p>
-            <w:pPr>
-              <w:spacing w:before="0" w:after="60"/>
-              <w:keepNext/>
-              <w:jc w:val="center"/>
-            </w:pPr>
-            <w:r>
-              <w:rPr>
-                <w:rFonts w:ascii="Calibri" w:hAnsi="Calibri"/>
-                <w:sz w:val="20"/>
-              </w:rPr>
-              <w:t xml:space="default">43 (55.1%)</w:t>
-            </w:r>
-          </w:p>
-        </w:tc>
-        <w:tc>
-          <w:tcPr>
-            <w:tcBorders>
-              <w:top w:val="single" w:space="0" w:color="D3D3D3"/>
-              <w:bottom w:val="single" w:space="0" w:color="D3D3D3"/>
-              <w:start w:val="single" w:space="0" w:color="D3D3D3"/>
-              <w:end w:val="single" w:space="0" w:color="D3D3D3"/>
-            </w:tcBorders>
-          </w:tcPr>
-          <w:p>
-            <w:pPr>
-              <w:spacing w:before="0" w:after="60"/>
-              <w:keepNext/>
-              <w:jc w:val="center"/>
-            </w:pPr>
-            <w:r>
-              <w:rPr>
-                <w:rFonts w:ascii="Calibri" w:hAnsi="Calibri"/>
-                <w:sz w:val="20"/>
-              </w:rPr>
-              <w:t xml:space="default">34 (52.3%)</w:t>
-            </w:r>
-          </w:p>
-        </w:tc>
-        <w:tc>
-          <w:tcPr>
-            <w:tcBorders>
-              <w:top w:val="single" w:space="0" w:color="D3D3D3"/>
-              <w:bottom w:val="single" w:space="0" w:color="D3D3D3"/>
-              <w:start w:val="single" w:space="0" w:color="D3D3D3"/>
-              <w:end w:val="single" w:space="0" w:color="D3D3D3"/>
-            </w:tcBorders>
-          </w:tcPr>
-          <w:p>
-            <w:pPr>
-              <w:spacing w:before="0" w:after="60"/>
-              <w:keepNext/>
-              <w:jc w:val="center"/>
-            </w:pPr>
-            <w:r>
-              <w:rPr>
-                <w:rFonts w:ascii="Calibri" w:hAnsi="Calibri"/>
-                <w:sz w:val="20"/>
-              </w:rPr>
-              <w:t xml:space="default">9 (69.2%)</w:t>
+              <w:t xml:space="default">    No</w:t>
+            </w:r>
+          </w:p>
+        </w:tc>
+        <w:tc>
+          <w:tcPr>
+            <w:tcBorders>
+              <w:top w:val="single" w:space="0" w:color="D3D3D3"/>
+              <w:bottom w:val="single" w:space="0" w:color="D3D3D3"/>
+              <w:start w:val="single" w:space="0" w:color="D3D3D3"/>
+              <w:end w:val="single" w:space="0" w:color="D3D3D3"/>
+            </w:tcBorders>
+          </w:tcPr>
+          <w:p>
+            <w:pPr>
+              <w:spacing w:before="0" w:after="60"/>
+              <w:keepNext/>
+              <w:jc w:val="center"/>
+            </w:pPr>
+            <w:r>
+              <w:rPr>
+                <w:rFonts w:ascii="Calibri" w:hAnsi="Calibri"/>
+                <w:sz w:val="20"/>
+              </w:rPr>
+              <w:t xml:space="default">35 (44.9%)</w:t>
+            </w:r>
+          </w:p>
+        </w:tc>
+        <w:tc>
+          <w:tcPr>
+            <w:tcBorders>
+              <w:top w:val="single" w:space="0" w:color="D3D3D3"/>
+              <w:bottom w:val="single" w:space="0" w:color="D3D3D3"/>
+              <w:start w:val="single" w:space="0" w:color="D3D3D3"/>
+              <w:end w:val="single" w:space="0" w:color="D3D3D3"/>
+            </w:tcBorders>
+          </w:tcPr>
+          <w:p>
+            <w:pPr>
+              <w:spacing w:before="0" w:after="60"/>
+              <w:keepNext/>
+              <w:jc w:val="center"/>
+            </w:pPr>
+            <w:r>
+              <w:rPr>
+                <w:rFonts w:ascii="Calibri" w:hAnsi="Calibri"/>
+                <w:sz w:val="20"/>
+              </w:rPr>
+              <w:t xml:space="default">31 (47.7%)</w:t>
+            </w:r>
+          </w:p>
+        </w:tc>
+        <w:tc>
+          <w:tcPr>
+            <w:tcBorders>
+              <w:top w:val="single" w:space="0" w:color="D3D3D3"/>
+              <w:bottom w:val="single" w:space="0" w:color="D3D3D3"/>
+              <w:start w:val="single" w:space="0" w:color="D3D3D3"/>
+              <w:end w:val="single" w:space="0" w:color="D3D3D3"/>
+            </w:tcBorders>
+          </w:tcPr>
+          <w:p>
+            <w:pPr>
+              <w:spacing w:before="0" w:after="60"/>
+              <w:keepNext/>
+              <w:jc w:val="center"/>
+            </w:pPr>
+            <w:r>
+              <w:rPr>
+                <w:rFonts w:ascii="Calibri" w:hAnsi="Calibri"/>
+                <w:sz w:val="20"/>
+              </w:rPr>
+              <w:t xml:space="default">4 (30.8%)</w:t>
             </w:r>
           </w:p>
         </w:tc>
@@ -17456,7 +17456,79 @@
                 <w:rFonts w:ascii="Calibri" w:hAnsi="Calibri"/>
                 <w:sz w:val="20"/>
               </w:rPr>
-              <w:t xml:space="default">Cánula nasal alto flujo</w:t>
+              <w:t xml:space="default">    Sí</w:t>
+            </w:r>
+          </w:p>
+        </w:tc>
+        <w:tc>
+          <w:tcPr>
+            <w:tcBorders>
+              <w:top w:val="single" w:space="0" w:color="D3D3D3"/>
+              <w:bottom w:val="single" w:space="0" w:color="D3D3D3"/>
+              <w:start w:val="single" w:space="0" w:color="D3D3D3"/>
+              <w:end w:val="single" w:space="0" w:color="D3D3D3"/>
+            </w:tcBorders>
+          </w:tcPr>
+          <w:p>
+            <w:pPr>
+              <w:spacing w:before="0" w:after="60"/>
+              <w:keepNext/>
+              <w:jc w:val="center"/>
+            </w:pPr>
+            <w:r>
+              <w:rPr>
+                <w:rFonts w:ascii="Calibri" w:hAnsi="Calibri"/>
+                <w:sz w:val="20"/>
+              </w:rPr>
+              <w:t xml:space="default">43 (55.1%)</w:t>
+            </w:r>
+          </w:p>
+        </w:tc>
+        <w:tc>
+          <w:tcPr>
+            <w:tcBorders>
+              <w:top w:val="single" w:space="0" w:color="D3D3D3"/>
+              <w:bottom w:val="single" w:space="0" w:color="D3D3D3"/>
+              <w:start w:val="single" w:space="0" w:color="D3D3D3"/>
+              <w:end w:val="single" w:space="0" w:color="D3D3D3"/>
+            </w:tcBorders>
+          </w:tcPr>
+          <w:p>
+            <w:pPr>
+              <w:spacing w:before="0" w:after="60"/>
+              <w:keepNext/>
+              <w:jc w:val="center"/>
+            </w:pPr>
+            <w:r>
+              <w:rPr>
+                <w:rFonts w:ascii="Calibri" w:hAnsi="Calibri"/>
+                <w:sz w:val="20"/>
+              </w:rPr>
+              <w:t xml:space="default">34 (52.3%)</w:t>
+            </w:r>
+          </w:p>
+        </w:tc>
+        <w:tc>
+          <w:tcPr>
+            <w:tcBorders>
+              <w:top w:val="single" w:space="0" w:color="D3D3D3"/>
+              <w:bottom w:val="single" w:space="0" w:color="D3D3D3"/>
+              <w:start w:val="single" w:space="0" w:color="D3D3D3"/>
+              <w:end w:val="single" w:space="0" w:color="D3D3D3"/>
+            </w:tcBorders>
+          </w:tcPr>
+          <w:p>
+            <w:pPr>
+              <w:spacing w:before="0" w:after="60"/>
+              <w:keepNext/>
+              <w:jc w:val="center"/>
+            </w:pPr>
+            <w:r>
+              <w:rPr>
+                <w:rFonts w:ascii="Calibri" w:hAnsi="Calibri"/>
+                <w:sz w:val="20"/>
+              </w:rPr>
+              <w:t xml:space="default">9 (69.2%)</w:t>
             </w:r>
           </w:p>
         </w:tc>
@@ -17481,78 +17553,6 @@
                 <w:sz w:val="20"/>
               </w:rPr>
               <w:t xml:space="default"/>
-            </w:r>
-          </w:p>
-        </w:tc>
-        <w:tc>
-          <w:tcPr>
-            <w:tcBorders>
-              <w:top w:val="single" w:space="0" w:color="D3D3D3"/>
-              <w:bottom w:val="single" w:space="0" w:color="D3D3D3"/>
-              <w:start w:val="single" w:space="0" w:color="D3D3D3"/>
-              <w:end w:val="single" w:space="0" w:color="D3D3D3"/>
-            </w:tcBorders>
-          </w:tcPr>
-          <w:p>
-            <w:pPr>
-              <w:spacing w:before="0" w:after="60"/>
-              <w:keepNext/>
-              <w:jc w:val="center"/>
-            </w:pPr>
-            <w:r>
-              <w:rPr>
-                <w:rFonts w:ascii="Calibri" w:hAnsi="Calibri"/>
-                <w:sz w:val="20"/>
-              </w:rPr>
-              <w:t xml:space="default"/>
-            </w:r>
-          </w:p>
-        </w:tc>
-        <w:tc>
-          <w:tcPr>
-            <w:tcBorders>
-              <w:top w:val="single" w:space="0" w:color="D3D3D3"/>
-              <w:bottom w:val="single" w:space="0" w:color="D3D3D3"/>
-              <w:start w:val="single" w:space="0" w:color="D3D3D3"/>
-              <w:end w:val="single" w:space="0" w:color="D3D3D3"/>
-            </w:tcBorders>
-          </w:tcPr>
-          <w:p>
-            <w:pPr>
-              <w:spacing w:before="0" w:after="60"/>
-              <w:keepNext/>
-              <w:jc w:val="center"/>
-            </w:pPr>
-            <w:r>
-              <w:rPr>
-                <w:rFonts w:ascii="Calibri" w:hAnsi="Calibri"/>
-                <w:sz w:val="20"/>
-              </w:rPr>
-              <w:t xml:space="default"/>
-            </w:r>
-          </w:p>
-        </w:tc>
-        <w:tc>
-          <w:tcPr>
-            <w:tcBorders>
-              <w:top w:val="single" w:space="0" w:color="D3D3D3"/>
-              <w:bottom w:val="single" w:space="0" w:color="D3D3D3"/>
-              <w:start w:val="single" w:space="0" w:color="D3D3D3"/>
-              <w:end w:val="single" w:space="0" w:color="D3D3D3"/>
-            </w:tcBorders>
-          </w:tcPr>
-          <w:p>
-            <w:pPr>
-              <w:spacing w:before="0" w:after="60"/>
-              <w:keepNext/>
-              <w:jc w:val="center"/>
-            </w:pPr>
-            <w:r>
-              <w:rPr>
-                <w:rFonts w:ascii="Calibri" w:hAnsi="Calibri"/>
-                <w:sz w:val="20"/>
-              </w:rPr>
-              <w:t xml:space="default">&gt;0.999</w:t>
             </w:r>
           </w:p>
         </w:tc>
@@ -17581,103 +17581,103 @@
                 <w:rFonts w:ascii="Calibri" w:hAnsi="Calibri"/>
                 <w:sz w:val="20"/>
               </w:rPr>
-              <w:t xml:space="default">    No</w:t>
-            </w:r>
-          </w:p>
-        </w:tc>
-        <w:tc>
-          <w:tcPr>
-            <w:tcBorders>
-              <w:top w:val="single" w:space="0" w:color="D3D3D3"/>
-              <w:bottom w:val="single" w:space="0" w:color="D3D3D3"/>
-              <w:start w:val="single" w:space="0" w:color="D3D3D3"/>
-              <w:end w:val="single" w:space="0" w:color="D3D3D3"/>
-            </w:tcBorders>
-          </w:tcPr>
-          <w:p>
-            <w:pPr>
-              <w:spacing w:before="0" w:after="60"/>
-              <w:keepNext/>
-              <w:jc w:val="center"/>
-            </w:pPr>
-            <w:r>
-              <w:rPr>
-                <w:rFonts w:ascii="Calibri" w:hAnsi="Calibri"/>
-                <w:sz w:val="20"/>
-              </w:rPr>
-              <w:t xml:space="default">28 (35.9%)</w:t>
-            </w:r>
-          </w:p>
-        </w:tc>
-        <w:tc>
-          <w:tcPr>
-            <w:tcBorders>
-              <w:top w:val="single" w:space="0" w:color="D3D3D3"/>
-              <w:bottom w:val="single" w:space="0" w:color="D3D3D3"/>
-              <w:start w:val="single" w:space="0" w:color="D3D3D3"/>
-              <w:end w:val="single" w:space="0" w:color="D3D3D3"/>
-            </w:tcBorders>
-          </w:tcPr>
-          <w:p>
-            <w:pPr>
-              <w:spacing w:before="0" w:after="60"/>
-              <w:keepNext/>
-              <w:jc w:val="center"/>
-            </w:pPr>
-            <w:r>
-              <w:rPr>
-                <w:rFonts w:ascii="Calibri" w:hAnsi="Calibri"/>
-                <w:sz w:val="20"/>
-              </w:rPr>
-              <w:t xml:space="default">23 (35.4%)</w:t>
-            </w:r>
-          </w:p>
-        </w:tc>
-        <w:tc>
-          <w:tcPr>
-            <w:tcBorders>
-              <w:top w:val="single" w:space="0" w:color="D3D3D3"/>
-              <w:bottom w:val="single" w:space="0" w:color="D3D3D3"/>
-              <w:start w:val="single" w:space="0" w:color="D3D3D3"/>
-              <w:end w:val="single" w:space="0" w:color="D3D3D3"/>
-            </w:tcBorders>
-          </w:tcPr>
-          <w:p>
-            <w:pPr>
-              <w:spacing w:before="0" w:after="60"/>
-              <w:keepNext/>
-              <w:jc w:val="center"/>
-            </w:pPr>
-            <w:r>
-              <w:rPr>
-                <w:rFonts w:ascii="Calibri" w:hAnsi="Calibri"/>
-                <w:sz w:val="20"/>
-              </w:rPr>
-              <w:t xml:space="default">5 (38.5%)</w:t>
-            </w:r>
-          </w:p>
-        </w:tc>
-        <w:tc>
-          <w:tcPr>
-            <w:tcBorders>
-              <w:top w:val="single" w:space="0" w:color="D3D3D3"/>
-              <w:bottom w:val="single" w:space="0" w:color="D3D3D3"/>
-              <w:start w:val="single" w:space="0" w:color="D3D3D3"/>
-              <w:end w:val="single" w:space="0" w:color="D3D3D3"/>
-            </w:tcBorders>
-          </w:tcPr>
-          <w:p>
-            <w:pPr>
-              <w:spacing w:before="0" w:after="60"/>
-              <w:keepNext/>
-              <w:jc w:val="center"/>
-            </w:pPr>
-            <w:r>
-              <w:rPr>
-                <w:rFonts w:ascii="Calibri" w:hAnsi="Calibri"/>
-                <w:sz w:val="20"/>
-              </w:rPr>
-              <w:t xml:space="default"/>
+              <w:t xml:space="default">Días de VM (en intubados)</w:t>
+            </w:r>
+          </w:p>
+        </w:tc>
+        <w:tc>
+          <w:tcPr>
+            <w:tcBorders>
+              <w:top w:val="single" w:space="0" w:color="D3D3D3"/>
+              <w:bottom w:val="single" w:space="0" w:color="D3D3D3"/>
+              <w:start w:val="single" w:space="0" w:color="D3D3D3"/>
+              <w:end w:val="single" w:space="0" w:color="D3D3D3"/>
+            </w:tcBorders>
+          </w:tcPr>
+          <w:p>
+            <w:pPr>
+              <w:spacing w:before="0" w:after="60"/>
+              <w:keepNext/>
+              <w:jc w:val="center"/>
+            </w:pPr>
+            <w:r>
+              <w:rPr>
+                <w:rFonts w:ascii="Calibri" w:hAnsi="Calibri"/>
+                <w:sz w:val="20"/>
+              </w:rPr>
+              <w:t xml:space="default">9.5 [5.0, 14.0]</w:t>
+            </w:r>
+          </w:p>
+        </w:tc>
+        <w:tc>
+          <w:tcPr>
+            <w:tcBorders>
+              <w:top w:val="single" w:space="0" w:color="D3D3D3"/>
+              <w:bottom w:val="single" w:space="0" w:color="D3D3D3"/>
+              <w:start w:val="single" w:space="0" w:color="D3D3D3"/>
+              <w:end w:val="single" w:space="0" w:color="D3D3D3"/>
+            </w:tcBorders>
+          </w:tcPr>
+          <w:p>
+            <w:pPr>
+              <w:spacing w:before="0" w:after="60"/>
+              <w:keepNext/>
+              <w:jc w:val="center"/>
+            </w:pPr>
+            <w:r>
+              <w:rPr>
+                <w:rFonts w:ascii="Calibri" w:hAnsi="Calibri"/>
+                <w:sz w:val="20"/>
+              </w:rPr>
+              <w:t xml:space="default">8.5 [5.0, 14.0]</w:t>
+            </w:r>
+          </w:p>
+        </w:tc>
+        <w:tc>
+          <w:tcPr>
+            <w:tcBorders>
+              <w:top w:val="single" w:space="0" w:color="D3D3D3"/>
+              <w:bottom w:val="single" w:space="0" w:color="D3D3D3"/>
+              <w:start w:val="single" w:space="0" w:color="D3D3D3"/>
+              <w:end w:val="single" w:space="0" w:color="D3D3D3"/>
+            </w:tcBorders>
+          </w:tcPr>
+          <w:p>
+            <w:pPr>
+              <w:spacing w:before="0" w:after="60"/>
+              <w:keepNext/>
+              <w:jc w:val="center"/>
+            </w:pPr>
+            <w:r>
+              <w:rPr>
+                <w:rFonts w:ascii="Calibri" w:hAnsi="Calibri"/>
+                <w:sz w:val="20"/>
+              </w:rPr>
+              <w:t xml:space="default">11.0 [9.5, 17.0]</w:t>
+            </w:r>
+          </w:p>
+        </w:tc>
+        <w:tc>
+          <w:tcPr>
+            <w:tcBorders>
+              <w:top w:val="single" w:space="0" w:color="D3D3D3"/>
+              <w:bottom w:val="single" w:space="0" w:color="D3D3D3"/>
+              <w:start w:val="single" w:space="0" w:color="D3D3D3"/>
+              <w:end w:val="single" w:space="0" w:color="D3D3D3"/>
+            </w:tcBorders>
+          </w:tcPr>
+          <w:p>
+            <w:pPr>
+              <w:spacing w:before="0" w:after="60"/>
+              <w:keepNext/>
+              <w:jc w:val="center"/>
+            </w:pPr>
+            <w:r>
+              <w:rPr>
+                <w:rFonts w:ascii="Calibri" w:hAnsi="Calibri"/>
+                <w:sz w:val="20"/>
+              </w:rPr>
+              <w:t xml:space="default">0.147</w:t>
             </w:r>
           </w:p>
         </w:tc>
@@ -17706,79 +17706,7 @@
                 <w:rFonts w:ascii="Calibri" w:hAnsi="Calibri"/>
                 <w:sz w:val="20"/>
               </w:rPr>
-              <w:t xml:space="default">    Sí</w:t>
-            </w:r>
-          </w:p>
-        </w:tc>
-        <w:tc>
-          <w:tcPr>
-            <w:tcBorders>
-              <w:top w:val="single" w:space="0" w:color="D3D3D3"/>
-              <w:bottom w:val="single" w:space="0" w:color="D3D3D3"/>
-              <w:start w:val="single" w:space="0" w:color="D3D3D3"/>
-              <w:end w:val="single" w:space="0" w:color="D3D3D3"/>
-            </w:tcBorders>
-          </w:tcPr>
-          <w:p>
-            <w:pPr>
-              <w:spacing w:before="0" w:after="60"/>
-              <w:keepNext/>
-              <w:jc w:val="center"/>
-            </w:pPr>
-            <w:r>
-              <w:rPr>
-                <w:rFonts w:ascii="Calibri" w:hAnsi="Calibri"/>
-                <w:sz w:val="20"/>
-              </w:rPr>
-              <w:t xml:space="default">50 (64.1%)</w:t>
-            </w:r>
-          </w:p>
-        </w:tc>
-        <w:tc>
-          <w:tcPr>
-            <w:tcBorders>
-              <w:top w:val="single" w:space="0" w:color="D3D3D3"/>
-              <w:bottom w:val="single" w:space="0" w:color="D3D3D3"/>
-              <w:start w:val="single" w:space="0" w:color="D3D3D3"/>
-              <w:end w:val="single" w:space="0" w:color="D3D3D3"/>
-            </w:tcBorders>
-          </w:tcPr>
-          <w:p>
-            <w:pPr>
-              <w:spacing w:before="0" w:after="60"/>
-              <w:keepNext/>
-              <w:jc w:val="center"/>
-            </w:pPr>
-            <w:r>
-              <w:rPr>
-                <w:rFonts w:ascii="Calibri" w:hAnsi="Calibri"/>
-                <w:sz w:val="20"/>
-              </w:rPr>
-              <w:t xml:space="default">42 (64.6%)</w:t>
-            </w:r>
-          </w:p>
-        </w:tc>
-        <w:tc>
-          <w:tcPr>
-            <w:tcBorders>
-              <w:top w:val="single" w:space="0" w:color="D3D3D3"/>
-              <w:bottom w:val="single" w:space="0" w:color="D3D3D3"/>
-              <w:start w:val="single" w:space="0" w:color="D3D3D3"/>
-              <w:end w:val="single" w:space="0" w:color="D3D3D3"/>
-            </w:tcBorders>
-          </w:tcPr>
-          <w:p>
-            <w:pPr>
-              <w:spacing w:before="0" w:after="60"/>
-              <w:keepNext/>
-              <w:jc w:val="center"/>
-            </w:pPr>
-            <w:r>
-              <w:rPr>
-                <w:rFonts w:ascii="Calibri" w:hAnsi="Calibri"/>
-                <w:sz w:val="20"/>
-              </w:rPr>
-              <w:t xml:space="default">8 (61.5%)</w:t>
+              <w:t xml:space="default">Cánula nasal alto flujo</w:t>
             </w:r>
           </w:p>
         </w:tc>
@@ -17803,6 +17731,78 @@
                 <w:sz w:val="20"/>
               </w:rPr>
               <w:t xml:space="default"/>
+            </w:r>
+          </w:p>
+        </w:tc>
+        <w:tc>
+          <w:tcPr>
+            <w:tcBorders>
+              <w:top w:val="single" w:space="0" w:color="D3D3D3"/>
+              <w:bottom w:val="single" w:space="0" w:color="D3D3D3"/>
+              <w:start w:val="single" w:space="0" w:color="D3D3D3"/>
+              <w:end w:val="single" w:space="0" w:color="D3D3D3"/>
+            </w:tcBorders>
+          </w:tcPr>
+          <w:p>
+            <w:pPr>
+              <w:spacing w:before="0" w:after="60"/>
+              <w:keepNext/>
+              <w:jc w:val="center"/>
+            </w:pPr>
+            <w:r>
+              <w:rPr>
+                <w:rFonts w:ascii="Calibri" w:hAnsi="Calibri"/>
+                <w:sz w:val="20"/>
+              </w:rPr>
+              <w:t xml:space="default"/>
+            </w:r>
+          </w:p>
+        </w:tc>
+        <w:tc>
+          <w:tcPr>
+            <w:tcBorders>
+              <w:top w:val="single" w:space="0" w:color="D3D3D3"/>
+              <w:bottom w:val="single" w:space="0" w:color="D3D3D3"/>
+              <w:start w:val="single" w:space="0" w:color="D3D3D3"/>
+              <w:end w:val="single" w:space="0" w:color="D3D3D3"/>
+            </w:tcBorders>
+          </w:tcPr>
+          <w:p>
+            <w:pPr>
+              <w:spacing w:before="0" w:after="60"/>
+              <w:keepNext/>
+              <w:jc w:val="center"/>
+            </w:pPr>
+            <w:r>
+              <w:rPr>
+                <w:rFonts w:ascii="Calibri" w:hAnsi="Calibri"/>
+                <w:sz w:val="20"/>
+              </w:rPr>
+              <w:t xml:space="default"/>
+            </w:r>
+          </w:p>
+        </w:tc>
+        <w:tc>
+          <w:tcPr>
+            <w:tcBorders>
+              <w:top w:val="single" w:space="0" w:color="D3D3D3"/>
+              <w:bottom w:val="single" w:space="0" w:color="D3D3D3"/>
+              <w:start w:val="single" w:space="0" w:color="D3D3D3"/>
+              <w:end w:val="single" w:space="0" w:color="D3D3D3"/>
+            </w:tcBorders>
+          </w:tcPr>
+          <w:p>
+            <w:pPr>
+              <w:spacing w:before="0" w:after="60"/>
+              <w:keepNext/>
+              <w:jc w:val="center"/>
+            </w:pPr>
+            <w:r>
+              <w:rPr>
+                <w:rFonts w:ascii="Calibri" w:hAnsi="Calibri"/>
+                <w:sz w:val="20"/>
+              </w:rPr>
+              <w:t xml:space="default">&gt;0.999</w:t>
             </w:r>
           </w:p>
         </w:tc>
@@ -17831,7 +17831,79 @@
                 <w:rFonts w:ascii="Calibri" w:hAnsi="Calibri"/>
                 <w:sz w:val="20"/>
               </w:rPr>
-              <w:t xml:space="default">Ventilación no invasiva</w:t>
+              <w:t xml:space="default">    No</w:t>
+            </w:r>
+          </w:p>
+        </w:tc>
+        <w:tc>
+          <w:tcPr>
+            <w:tcBorders>
+              <w:top w:val="single" w:space="0" w:color="D3D3D3"/>
+              <w:bottom w:val="single" w:space="0" w:color="D3D3D3"/>
+              <w:start w:val="single" w:space="0" w:color="D3D3D3"/>
+              <w:end w:val="single" w:space="0" w:color="D3D3D3"/>
+            </w:tcBorders>
+          </w:tcPr>
+          <w:p>
+            <w:pPr>
+              <w:spacing w:before="0" w:after="60"/>
+              <w:keepNext/>
+              <w:jc w:val="center"/>
+            </w:pPr>
+            <w:r>
+              <w:rPr>
+                <w:rFonts w:ascii="Calibri" w:hAnsi="Calibri"/>
+                <w:sz w:val="20"/>
+              </w:rPr>
+              <w:t xml:space="default">28 (35.9%)</w:t>
+            </w:r>
+          </w:p>
+        </w:tc>
+        <w:tc>
+          <w:tcPr>
+            <w:tcBorders>
+              <w:top w:val="single" w:space="0" w:color="D3D3D3"/>
+              <w:bottom w:val="single" w:space="0" w:color="D3D3D3"/>
+              <w:start w:val="single" w:space="0" w:color="D3D3D3"/>
+              <w:end w:val="single" w:space="0" w:color="D3D3D3"/>
+            </w:tcBorders>
+          </w:tcPr>
+          <w:p>
+            <w:pPr>
+              <w:spacing w:before="0" w:after="60"/>
+              <w:keepNext/>
+              <w:jc w:val="center"/>
+            </w:pPr>
+            <w:r>
+              <w:rPr>
+                <w:rFonts w:ascii="Calibri" w:hAnsi="Calibri"/>
+                <w:sz w:val="20"/>
+              </w:rPr>
+              <w:t xml:space="default">23 (35.4%)</w:t>
+            </w:r>
+          </w:p>
+        </w:tc>
+        <w:tc>
+          <w:tcPr>
+            <w:tcBorders>
+              <w:top w:val="single" w:space="0" w:color="D3D3D3"/>
+              <w:bottom w:val="single" w:space="0" w:color="D3D3D3"/>
+              <w:start w:val="single" w:space="0" w:color="D3D3D3"/>
+              <w:end w:val="single" w:space="0" w:color="D3D3D3"/>
+            </w:tcBorders>
+          </w:tcPr>
+          <w:p>
+            <w:pPr>
+              <w:spacing w:before="0" w:after="60"/>
+              <w:keepNext/>
+              <w:jc w:val="center"/>
+            </w:pPr>
+            <w:r>
+              <w:rPr>
+                <w:rFonts w:ascii="Calibri" w:hAnsi="Calibri"/>
+                <w:sz w:val="20"/>
+              </w:rPr>
+              <w:t xml:space="default">5 (38.5%)</w:t>
             </w:r>
           </w:p>
         </w:tc>
@@ -17856,78 +17928,6 @@
                 <w:sz w:val="20"/>
               </w:rPr>
               <w:t xml:space="default"/>
-            </w:r>
-          </w:p>
-        </w:tc>
-        <w:tc>
-          <w:tcPr>
-            <w:tcBorders>
-              <w:top w:val="single" w:space="0" w:color="D3D3D3"/>
-              <w:bottom w:val="single" w:space="0" w:color="D3D3D3"/>
-              <w:start w:val="single" w:space="0" w:color="D3D3D3"/>
-              <w:end w:val="single" w:space="0" w:color="D3D3D3"/>
-            </w:tcBorders>
-          </w:tcPr>
-          <w:p>
-            <w:pPr>
-              <w:spacing w:before="0" w:after="60"/>
-              <w:keepNext/>
-              <w:jc w:val="center"/>
-            </w:pPr>
-            <w:r>
-              <w:rPr>
-                <w:rFonts w:ascii="Calibri" w:hAnsi="Calibri"/>
-                <w:sz w:val="20"/>
-              </w:rPr>
-              <w:t xml:space="default"/>
-            </w:r>
-          </w:p>
-        </w:tc>
-        <w:tc>
-          <w:tcPr>
-            <w:tcBorders>
-              <w:top w:val="single" w:space="0" w:color="D3D3D3"/>
-              <w:bottom w:val="single" w:space="0" w:color="D3D3D3"/>
-              <w:start w:val="single" w:space="0" w:color="D3D3D3"/>
-              <w:end w:val="single" w:space="0" w:color="D3D3D3"/>
-            </w:tcBorders>
-          </w:tcPr>
-          <w:p>
-            <w:pPr>
-              <w:spacing w:before="0" w:after="60"/>
-              <w:keepNext/>
-              <w:jc w:val="center"/>
-            </w:pPr>
-            <w:r>
-              <w:rPr>
-                <w:rFonts w:ascii="Calibri" w:hAnsi="Calibri"/>
-                <w:sz w:val="20"/>
-              </w:rPr>
-              <w:t xml:space="default"/>
-            </w:r>
-          </w:p>
-        </w:tc>
-        <w:tc>
-          <w:tcPr>
-            <w:tcBorders>
-              <w:top w:val="single" w:space="0" w:color="D3D3D3"/>
-              <w:bottom w:val="single" w:space="0" w:color="D3D3D3"/>
-              <w:start w:val="single" w:space="0" w:color="D3D3D3"/>
-              <w:end w:val="single" w:space="0" w:color="D3D3D3"/>
-            </w:tcBorders>
-          </w:tcPr>
-          <w:p>
-            <w:pPr>
-              <w:spacing w:before="0" w:after="60"/>
-              <w:keepNext/>
-              <w:jc w:val="center"/>
-            </w:pPr>
-            <w:r>
-              <w:rPr>
-                <w:rFonts w:ascii="Calibri" w:hAnsi="Calibri"/>
-                <w:sz w:val="20"/>
-              </w:rPr>
-              <w:t xml:space="default">0.212</w:t>
             </w:r>
           </w:p>
         </w:tc>
@@ -17956,31 +17956,31 @@
                 <w:rFonts w:ascii="Calibri" w:hAnsi="Calibri"/>
                 <w:sz w:val="20"/>
               </w:rPr>
-              <w:t xml:space="default">    No</w:t>
-            </w:r>
-          </w:p>
-        </w:tc>
-        <w:tc>
-          <w:tcPr>
-            <w:tcBorders>
-              <w:top w:val="single" w:space="0" w:color="D3D3D3"/>
-              <w:bottom w:val="single" w:space="0" w:color="D3D3D3"/>
-              <w:start w:val="single" w:space="0" w:color="D3D3D3"/>
-              <w:end w:val="single" w:space="0" w:color="D3D3D3"/>
-            </w:tcBorders>
-          </w:tcPr>
-          <w:p>
-            <w:pPr>
-              <w:spacing w:before="0" w:after="60"/>
-              <w:keepNext/>
-              <w:jc w:val="center"/>
-            </w:pPr>
-            <w:r>
-              <w:rPr>
-                <w:rFonts w:ascii="Calibri" w:hAnsi="Calibri"/>
-                <w:sz w:val="20"/>
-              </w:rPr>
-              <w:t xml:space="default">48 (61.5%)</w:t>
+              <w:t xml:space="default">    Sí</w:t>
+            </w:r>
+          </w:p>
+        </w:tc>
+        <w:tc>
+          <w:tcPr>
+            <w:tcBorders>
+              <w:top w:val="single" w:space="0" w:color="D3D3D3"/>
+              <w:bottom w:val="single" w:space="0" w:color="D3D3D3"/>
+              <w:start w:val="single" w:space="0" w:color="D3D3D3"/>
+              <w:end w:val="single" w:space="0" w:color="D3D3D3"/>
+            </w:tcBorders>
+          </w:tcPr>
+          <w:p>
+            <w:pPr>
+              <w:spacing w:before="0" w:after="60"/>
+              <w:keepNext/>
+              <w:jc w:val="center"/>
+            </w:pPr>
+            <w:r>
+              <w:rPr>
+                <w:rFonts w:ascii="Calibri" w:hAnsi="Calibri"/>
+                <w:sz w:val="20"/>
+              </w:rPr>
+              <w:t xml:space="default">50 (64.1%)</w:t>
             </w:r>
           </w:p>
         </w:tc>
@@ -18028,7 +18028,7 @@
                 <w:rFonts w:ascii="Calibri" w:hAnsi="Calibri"/>
                 <w:sz w:val="20"/>
               </w:rPr>
-              <w:t xml:space="default">6 (46.2%)</w:t>
+              <w:t xml:space="default">8 (61.5%)</w:t>
             </w:r>
           </w:p>
         </w:tc>
@@ -18081,79 +18081,7 @@
                 <w:rFonts w:ascii="Calibri" w:hAnsi="Calibri"/>
                 <w:sz w:val="20"/>
               </w:rPr>
-              <w:t xml:space="default">    Sí</w:t>
-            </w:r>
-          </w:p>
-        </w:tc>
-        <w:tc>
-          <w:tcPr>
-            <w:tcBorders>
-              <w:top w:val="single" w:space="0" w:color="D3D3D3"/>
-              <w:bottom w:val="single" w:space="0" w:color="D3D3D3"/>
-              <w:start w:val="single" w:space="0" w:color="D3D3D3"/>
-              <w:end w:val="single" w:space="0" w:color="D3D3D3"/>
-            </w:tcBorders>
-          </w:tcPr>
-          <w:p>
-            <w:pPr>
-              <w:spacing w:before="0" w:after="60"/>
-              <w:keepNext/>
-              <w:jc w:val="center"/>
-            </w:pPr>
-            <w:r>
-              <w:rPr>
-                <w:rFonts w:ascii="Calibri" w:hAnsi="Calibri"/>
-                <w:sz w:val="20"/>
-              </w:rPr>
-              <w:t xml:space="default">30 (38.5%)</w:t>
-            </w:r>
-          </w:p>
-        </w:tc>
-        <w:tc>
-          <w:tcPr>
-            <w:tcBorders>
-              <w:top w:val="single" w:space="0" w:color="D3D3D3"/>
-              <w:bottom w:val="single" w:space="0" w:color="D3D3D3"/>
-              <w:start w:val="single" w:space="0" w:color="D3D3D3"/>
-              <w:end w:val="single" w:space="0" w:color="D3D3D3"/>
-            </w:tcBorders>
-          </w:tcPr>
-          <w:p>
-            <w:pPr>
-              <w:spacing w:before="0" w:after="60"/>
-              <w:keepNext/>
-              <w:jc w:val="center"/>
-            </w:pPr>
-            <w:r>
-              <w:rPr>
-                <w:rFonts w:ascii="Calibri" w:hAnsi="Calibri"/>
-                <w:sz w:val="20"/>
-              </w:rPr>
-              <w:t xml:space="default">23 (35.4%)</w:t>
-            </w:r>
-          </w:p>
-        </w:tc>
-        <w:tc>
-          <w:tcPr>
-            <w:tcBorders>
-              <w:top w:val="single" w:space="0" w:color="D3D3D3"/>
-              <w:bottom w:val="single" w:space="0" w:color="D3D3D3"/>
-              <w:start w:val="single" w:space="0" w:color="D3D3D3"/>
-              <w:end w:val="single" w:space="0" w:color="D3D3D3"/>
-            </w:tcBorders>
-          </w:tcPr>
-          <w:p>
-            <w:pPr>
-              <w:spacing w:before="0" w:after="60"/>
-              <w:keepNext/>
-              <w:jc w:val="center"/>
-            </w:pPr>
-            <w:r>
-              <w:rPr>
-                <w:rFonts w:ascii="Calibri" w:hAnsi="Calibri"/>
-                <w:sz w:val="20"/>
-              </w:rPr>
-              <w:t xml:space="default">7 (53.8%)</w:t>
+              <w:t xml:space="default">Ventilación no invasiva</w:t>
             </w:r>
           </w:p>
         </w:tc>
@@ -18178,6 +18106,78 @@
                 <w:sz w:val="20"/>
               </w:rPr>
               <w:t xml:space="default"/>
+            </w:r>
+          </w:p>
+        </w:tc>
+        <w:tc>
+          <w:tcPr>
+            <w:tcBorders>
+              <w:top w:val="single" w:space="0" w:color="D3D3D3"/>
+              <w:bottom w:val="single" w:space="0" w:color="D3D3D3"/>
+              <w:start w:val="single" w:space="0" w:color="D3D3D3"/>
+              <w:end w:val="single" w:space="0" w:color="D3D3D3"/>
+            </w:tcBorders>
+          </w:tcPr>
+          <w:p>
+            <w:pPr>
+              <w:spacing w:before="0" w:after="60"/>
+              <w:keepNext/>
+              <w:jc w:val="center"/>
+            </w:pPr>
+            <w:r>
+              <w:rPr>
+                <w:rFonts w:ascii="Calibri" w:hAnsi="Calibri"/>
+                <w:sz w:val="20"/>
+              </w:rPr>
+              <w:t xml:space="default"/>
+            </w:r>
+          </w:p>
+        </w:tc>
+        <w:tc>
+          <w:tcPr>
+            <w:tcBorders>
+              <w:top w:val="single" w:space="0" w:color="D3D3D3"/>
+              <w:bottom w:val="single" w:space="0" w:color="D3D3D3"/>
+              <w:start w:val="single" w:space="0" w:color="D3D3D3"/>
+              <w:end w:val="single" w:space="0" w:color="D3D3D3"/>
+            </w:tcBorders>
+          </w:tcPr>
+          <w:p>
+            <w:pPr>
+              <w:spacing w:before="0" w:after="60"/>
+              <w:keepNext/>
+              <w:jc w:val="center"/>
+            </w:pPr>
+            <w:r>
+              <w:rPr>
+                <w:rFonts w:ascii="Calibri" w:hAnsi="Calibri"/>
+                <w:sz w:val="20"/>
+              </w:rPr>
+              <w:t xml:space="default"/>
+            </w:r>
+          </w:p>
+        </w:tc>
+        <w:tc>
+          <w:tcPr>
+            <w:tcBorders>
+              <w:top w:val="single" w:space="0" w:color="D3D3D3"/>
+              <w:bottom w:val="single" w:space="0" w:color="D3D3D3"/>
+              <w:start w:val="single" w:space="0" w:color="D3D3D3"/>
+              <w:end w:val="single" w:space="0" w:color="D3D3D3"/>
+            </w:tcBorders>
+          </w:tcPr>
+          <w:p>
+            <w:pPr>
+              <w:spacing w:before="0" w:after="60"/>
+              <w:keepNext/>
+              <w:jc w:val="center"/>
+            </w:pPr>
+            <w:r>
+              <w:rPr>
+                <w:rFonts w:ascii="Calibri" w:hAnsi="Calibri"/>
+                <w:sz w:val="20"/>
+              </w:rPr>
+              <w:t xml:space="default">0.212</w:t>
             </w:r>
           </w:p>
         </w:tc>
@@ -18206,7 +18206,79 @@
                 <w:rFonts w:ascii="Calibri" w:hAnsi="Calibri"/>
                 <w:sz w:val="20"/>
               </w:rPr>
-              <w:t xml:space="default">Decúbito prono</w:t>
+              <w:t xml:space="default">    No</w:t>
+            </w:r>
+          </w:p>
+        </w:tc>
+        <w:tc>
+          <w:tcPr>
+            <w:tcBorders>
+              <w:top w:val="single" w:space="0" w:color="D3D3D3"/>
+              <w:bottom w:val="single" w:space="0" w:color="D3D3D3"/>
+              <w:start w:val="single" w:space="0" w:color="D3D3D3"/>
+              <w:end w:val="single" w:space="0" w:color="D3D3D3"/>
+            </w:tcBorders>
+          </w:tcPr>
+          <w:p>
+            <w:pPr>
+              <w:spacing w:before="0" w:after="60"/>
+              <w:keepNext/>
+              <w:jc w:val="center"/>
+            </w:pPr>
+            <w:r>
+              <w:rPr>
+                <w:rFonts w:ascii="Calibri" w:hAnsi="Calibri"/>
+                <w:sz w:val="20"/>
+              </w:rPr>
+              <w:t xml:space="default">48 (61.5%)</w:t>
+            </w:r>
+          </w:p>
+        </w:tc>
+        <w:tc>
+          <w:tcPr>
+            <w:tcBorders>
+              <w:top w:val="single" w:space="0" w:color="D3D3D3"/>
+              <w:bottom w:val="single" w:space="0" w:color="D3D3D3"/>
+              <w:start w:val="single" w:space="0" w:color="D3D3D3"/>
+              <w:end w:val="single" w:space="0" w:color="D3D3D3"/>
+            </w:tcBorders>
+          </w:tcPr>
+          <w:p>
+            <w:pPr>
+              <w:spacing w:before="0" w:after="60"/>
+              <w:keepNext/>
+              <w:jc w:val="center"/>
+            </w:pPr>
+            <w:r>
+              <w:rPr>
+                <w:rFonts w:ascii="Calibri" w:hAnsi="Calibri"/>
+                <w:sz w:val="20"/>
+              </w:rPr>
+              <w:t xml:space="default">42 (64.6%)</w:t>
+            </w:r>
+          </w:p>
+        </w:tc>
+        <w:tc>
+          <w:tcPr>
+            <w:tcBorders>
+              <w:top w:val="single" w:space="0" w:color="D3D3D3"/>
+              <w:bottom w:val="single" w:space="0" w:color="D3D3D3"/>
+              <w:start w:val="single" w:space="0" w:color="D3D3D3"/>
+              <w:end w:val="single" w:space="0" w:color="D3D3D3"/>
+            </w:tcBorders>
+          </w:tcPr>
+          <w:p>
+            <w:pPr>
+              <w:spacing w:before="0" w:after="60"/>
+              <w:keepNext/>
+              <w:jc w:val="center"/>
+            </w:pPr>
+            <w:r>
+              <w:rPr>
+                <w:rFonts w:ascii="Calibri" w:hAnsi="Calibri"/>
+                <w:sz w:val="20"/>
+              </w:rPr>
+              <w:t xml:space="default">6 (46.2%)</w:t>
             </w:r>
           </w:p>
         </w:tc>
@@ -18231,78 +18303,6 @@
                 <w:sz w:val="20"/>
               </w:rPr>
               <w:t xml:space="default"/>
-            </w:r>
-          </w:p>
-        </w:tc>
-        <w:tc>
-          <w:tcPr>
-            <w:tcBorders>
-              <w:top w:val="single" w:space="0" w:color="D3D3D3"/>
-              <w:bottom w:val="single" w:space="0" w:color="D3D3D3"/>
-              <w:start w:val="single" w:space="0" w:color="D3D3D3"/>
-              <w:end w:val="single" w:space="0" w:color="D3D3D3"/>
-            </w:tcBorders>
-          </w:tcPr>
-          <w:p>
-            <w:pPr>
-              <w:spacing w:before="0" w:after="60"/>
-              <w:keepNext/>
-              <w:jc w:val="center"/>
-            </w:pPr>
-            <w:r>
-              <w:rPr>
-                <w:rFonts w:ascii="Calibri" w:hAnsi="Calibri"/>
-                <w:sz w:val="20"/>
-              </w:rPr>
-              <w:t xml:space="default"/>
-            </w:r>
-          </w:p>
-        </w:tc>
-        <w:tc>
-          <w:tcPr>
-            <w:tcBorders>
-              <w:top w:val="single" w:space="0" w:color="D3D3D3"/>
-              <w:bottom w:val="single" w:space="0" w:color="D3D3D3"/>
-              <w:start w:val="single" w:space="0" w:color="D3D3D3"/>
-              <w:end w:val="single" w:space="0" w:color="D3D3D3"/>
-            </w:tcBorders>
-          </w:tcPr>
-          <w:p>
-            <w:pPr>
-              <w:spacing w:before="0" w:after="60"/>
-              <w:keepNext/>
-              <w:jc w:val="center"/>
-            </w:pPr>
-            <w:r>
-              <w:rPr>
-                <w:rFonts w:ascii="Calibri" w:hAnsi="Calibri"/>
-                <w:sz w:val="20"/>
-              </w:rPr>
-              <w:t xml:space="default"/>
-            </w:r>
-          </w:p>
-        </w:tc>
-        <w:tc>
-          <w:tcPr>
-            <w:tcBorders>
-              <w:top w:val="single" w:space="0" w:color="D3D3D3"/>
-              <w:bottom w:val="single" w:space="0" w:color="D3D3D3"/>
-              <w:start w:val="single" w:space="0" w:color="D3D3D3"/>
-              <w:end w:val="single" w:space="0" w:color="D3D3D3"/>
-            </w:tcBorders>
-          </w:tcPr>
-          <w:p>
-            <w:pPr>
-              <w:spacing w:before="0" w:after="60"/>
-              <w:keepNext/>
-              <w:jc w:val="center"/>
-            </w:pPr>
-            <w:r>
-              <w:rPr>
-                <w:rFonts w:ascii="Calibri" w:hAnsi="Calibri"/>
-                <w:sz w:val="20"/>
-              </w:rPr>
-              <w:t xml:space="default">0.707</w:t>
             </w:r>
           </w:p>
         </w:tc>
@@ -18331,79 +18331,79 @@
                 <w:rFonts w:ascii="Calibri" w:hAnsi="Calibri"/>
                 <w:sz w:val="20"/>
               </w:rPr>
-              <w:t xml:space="default">    No</w:t>
-            </w:r>
-          </w:p>
-        </w:tc>
-        <w:tc>
-          <w:tcPr>
-            <w:tcBorders>
-              <w:top w:val="single" w:space="0" w:color="D3D3D3"/>
-              <w:bottom w:val="single" w:space="0" w:color="D3D3D3"/>
-              <w:start w:val="single" w:space="0" w:color="D3D3D3"/>
-              <w:end w:val="single" w:space="0" w:color="D3D3D3"/>
-            </w:tcBorders>
-          </w:tcPr>
-          <w:p>
-            <w:pPr>
-              <w:spacing w:before="0" w:after="60"/>
-              <w:keepNext/>
-              <w:jc w:val="center"/>
-            </w:pPr>
-            <w:r>
-              <w:rPr>
-                <w:rFonts w:ascii="Calibri" w:hAnsi="Calibri"/>
-                <w:sz w:val="20"/>
-              </w:rPr>
-              <w:t xml:space="default">63 (80.8%)</w:t>
-            </w:r>
-          </w:p>
-        </w:tc>
-        <w:tc>
-          <w:tcPr>
-            <w:tcBorders>
-              <w:top w:val="single" w:space="0" w:color="D3D3D3"/>
-              <w:bottom w:val="single" w:space="0" w:color="D3D3D3"/>
-              <w:start w:val="single" w:space="0" w:color="D3D3D3"/>
-              <w:end w:val="single" w:space="0" w:color="D3D3D3"/>
-            </w:tcBorders>
-          </w:tcPr>
-          <w:p>
-            <w:pPr>
-              <w:spacing w:before="0" w:after="60"/>
-              <w:keepNext/>
-              <w:jc w:val="center"/>
-            </w:pPr>
-            <w:r>
-              <w:rPr>
-                <w:rFonts w:ascii="Calibri" w:hAnsi="Calibri"/>
-                <w:sz w:val="20"/>
-              </w:rPr>
-              <w:t xml:space="default">53 (81.5%)</w:t>
-            </w:r>
-          </w:p>
-        </w:tc>
-        <w:tc>
-          <w:tcPr>
-            <w:tcBorders>
-              <w:top w:val="single" w:space="0" w:color="D3D3D3"/>
-              <w:bottom w:val="single" w:space="0" w:color="D3D3D3"/>
-              <w:start w:val="single" w:space="0" w:color="D3D3D3"/>
-              <w:end w:val="single" w:space="0" w:color="D3D3D3"/>
-            </w:tcBorders>
-          </w:tcPr>
-          <w:p>
-            <w:pPr>
-              <w:spacing w:before="0" w:after="60"/>
-              <w:keepNext/>
-              <w:jc w:val="center"/>
-            </w:pPr>
-            <w:r>
-              <w:rPr>
-                <w:rFonts w:ascii="Calibri" w:hAnsi="Calibri"/>
-                <w:sz w:val="20"/>
-              </w:rPr>
-              <w:t xml:space="default">10 (76.9%)</w:t>
+              <w:t xml:space="default">    Sí</w:t>
+            </w:r>
+          </w:p>
+        </w:tc>
+        <w:tc>
+          <w:tcPr>
+            <w:tcBorders>
+              <w:top w:val="single" w:space="0" w:color="D3D3D3"/>
+              <w:bottom w:val="single" w:space="0" w:color="D3D3D3"/>
+              <w:start w:val="single" w:space="0" w:color="D3D3D3"/>
+              <w:end w:val="single" w:space="0" w:color="D3D3D3"/>
+            </w:tcBorders>
+          </w:tcPr>
+          <w:p>
+            <w:pPr>
+              <w:spacing w:before="0" w:after="60"/>
+              <w:keepNext/>
+              <w:jc w:val="center"/>
+            </w:pPr>
+            <w:r>
+              <w:rPr>
+                <w:rFonts w:ascii="Calibri" w:hAnsi="Calibri"/>
+                <w:sz w:val="20"/>
+              </w:rPr>
+              <w:t xml:space="default">30 (38.5%)</w:t>
+            </w:r>
+          </w:p>
+        </w:tc>
+        <w:tc>
+          <w:tcPr>
+            <w:tcBorders>
+              <w:top w:val="single" w:space="0" w:color="D3D3D3"/>
+              <w:bottom w:val="single" w:space="0" w:color="D3D3D3"/>
+              <w:start w:val="single" w:space="0" w:color="D3D3D3"/>
+              <w:end w:val="single" w:space="0" w:color="D3D3D3"/>
+            </w:tcBorders>
+          </w:tcPr>
+          <w:p>
+            <w:pPr>
+              <w:spacing w:before="0" w:after="60"/>
+              <w:keepNext/>
+              <w:jc w:val="center"/>
+            </w:pPr>
+            <w:r>
+              <w:rPr>
+                <w:rFonts w:ascii="Calibri" w:hAnsi="Calibri"/>
+                <w:sz w:val="20"/>
+              </w:rPr>
+              <w:t xml:space="default">23 (35.4%)</w:t>
+            </w:r>
+          </w:p>
+        </w:tc>
+        <w:tc>
+          <w:tcPr>
+            <w:tcBorders>
+              <w:top w:val="single" w:space="0" w:color="D3D3D3"/>
+              <w:bottom w:val="single" w:space="0" w:color="D3D3D3"/>
+              <w:start w:val="single" w:space="0" w:color="D3D3D3"/>
+              <w:end w:val="single" w:space="0" w:color="D3D3D3"/>
+            </w:tcBorders>
+          </w:tcPr>
+          <w:p>
+            <w:pPr>
+              <w:spacing w:before="0" w:after="60"/>
+              <w:keepNext/>
+              <w:jc w:val="center"/>
+            </w:pPr>
+            <w:r>
+              <w:rPr>
+                <w:rFonts w:ascii="Calibri" w:hAnsi="Calibri"/>
+                <w:sz w:val="20"/>
+              </w:rPr>
+              <w:t xml:space="default">7 (53.8%)</w:t>
             </w:r>
           </w:p>
         </w:tc>
@@ -18456,79 +18456,7 @@
                 <w:rFonts w:ascii="Calibri" w:hAnsi="Calibri"/>
                 <w:sz w:val="20"/>
               </w:rPr>
-              <w:t xml:space="default">    Sí</w:t>
-            </w:r>
-          </w:p>
-        </w:tc>
-        <w:tc>
-          <w:tcPr>
-            <w:tcBorders>
-              <w:top w:val="single" w:space="0" w:color="D3D3D3"/>
-              <w:bottom w:val="single" w:space="0" w:color="D3D3D3"/>
-              <w:start w:val="single" w:space="0" w:color="D3D3D3"/>
-              <w:end w:val="single" w:space="0" w:color="D3D3D3"/>
-            </w:tcBorders>
-          </w:tcPr>
-          <w:p>
-            <w:pPr>
-              <w:spacing w:before="0" w:after="60"/>
-              <w:keepNext/>
-              <w:jc w:val="center"/>
-            </w:pPr>
-            <w:r>
-              <w:rPr>
-                <w:rFonts w:ascii="Calibri" w:hAnsi="Calibri"/>
-                <w:sz w:val="20"/>
-              </w:rPr>
-              <w:t xml:space="default">15 (19.2%)</w:t>
-            </w:r>
-          </w:p>
-        </w:tc>
-        <w:tc>
-          <w:tcPr>
-            <w:tcBorders>
-              <w:top w:val="single" w:space="0" w:color="D3D3D3"/>
-              <w:bottom w:val="single" w:space="0" w:color="D3D3D3"/>
-              <w:start w:val="single" w:space="0" w:color="D3D3D3"/>
-              <w:end w:val="single" w:space="0" w:color="D3D3D3"/>
-            </w:tcBorders>
-          </w:tcPr>
-          <w:p>
-            <w:pPr>
-              <w:spacing w:before="0" w:after="60"/>
-              <w:keepNext/>
-              <w:jc w:val="center"/>
-            </w:pPr>
-            <w:r>
-              <w:rPr>
-                <w:rFonts w:ascii="Calibri" w:hAnsi="Calibri"/>
-                <w:sz w:val="20"/>
-              </w:rPr>
-              <w:t xml:space="default">12 (18.5%)</w:t>
-            </w:r>
-          </w:p>
-        </w:tc>
-        <w:tc>
-          <w:tcPr>
-            <w:tcBorders>
-              <w:top w:val="single" w:space="0" w:color="D3D3D3"/>
-              <w:bottom w:val="single" w:space="0" w:color="D3D3D3"/>
-              <w:start w:val="single" w:space="0" w:color="D3D3D3"/>
-              <w:end w:val="single" w:space="0" w:color="D3D3D3"/>
-            </w:tcBorders>
-          </w:tcPr>
-          <w:p>
-            <w:pPr>
-              <w:spacing w:before="0" w:after="60"/>
-              <w:keepNext/>
-              <w:jc w:val="center"/>
-            </w:pPr>
-            <w:r>
-              <w:rPr>
-                <w:rFonts w:ascii="Calibri" w:hAnsi="Calibri"/>
-                <w:sz w:val="20"/>
-              </w:rPr>
-              <w:t xml:space="default">3 (23.1%)</w:t>
+              <w:t xml:space="default">Decúbito prono</w:t>
             </w:r>
           </w:p>
         </w:tc>
@@ -18553,6 +18481,78 @@
                 <w:sz w:val="20"/>
               </w:rPr>
               <w:t xml:space="default"/>
+            </w:r>
+          </w:p>
+        </w:tc>
+        <w:tc>
+          <w:tcPr>
+            <w:tcBorders>
+              <w:top w:val="single" w:space="0" w:color="D3D3D3"/>
+              <w:bottom w:val="single" w:space="0" w:color="D3D3D3"/>
+              <w:start w:val="single" w:space="0" w:color="D3D3D3"/>
+              <w:end w:val="single" w:space="0" w:color="D3D3D3"/>
+            </w:tcBorders>
+          </w:tcPr>
+          <w:p>
+            <w:pPr>
+              <w:spacing w:before="0" w:after="60"/>
+              <w:keepNext/>
+              <w:jc w:val="center"/>
+            </w:pPr>
+            <w:r>
+              <w:rPr>
+                <w:rFonts w:ascii="Calibri" w:hAnsi="Calibri"/>
+                <w:sz w:val="20"/>
+              </w:rPr>
+              <w:t xml:space="default"/>
+            </w:r>
+          </w:p>
+        </w:tc>
+        <w:tc>
+          <w:tcPr>
+            <w:tcBorders>
+              <w:top w:val="single" w:space="0" w:color="D3D3D3"/>
+              <w:bottom w:val="single" w:space="0" w:color="D3D3D3"/>
+              <w:start w:val="single" w:space="0" w:color="D3D3D3"/>
+              <w:end w:val="single" w:space="0" w:color="D3D3D3"/>
+            </w:tcBorders>
+          </w:tcPr>
+          <w:p>
+            <w:pPr>
+              <w:spacing w:before="0" w:after="60"/>
+              <w:keepNext/>
+              <w:jc w:val="center"/>
+            </w:pPr>
+            <w:r>
+              <w:rPr>
+                <w:rFonts w:ascii="Calibri" w:hAnsi="Calibri"/>
+                <w:sz w:val="20"/>
+              </w:rPr>
+              <w:t xml:space="default"/>
+            </w:r>
+          </w:p>
+        </w:tc>
+        <w:tc>
+          <w:tcPr>
+            <w:tcBorders>
+              <w:top w:val="single" w:space="0" w:color="D3D3D3"/>
+              <w:bottom w:val="single" w:space="0" w:color="D3D3D3"/>
+              <w:start w:val="single" w:space="0" w:color="D3D3D3"/>
+              <w:end w:val="single" w:space="0" w:color="D3D3D3"/>
+            </w:tcBorders>
+          </w:tcPr>
+          <w:p>
+            <w:pPr>
+              <w:spacing w:before="0" w:after="60"/>
+              <w:keepNext/>
+              <w:jc w:val="center"/>
+            </w:pPr>
+            <w:r>
+              <w:rPr>
+                <w:rFonts w:ascii="Calibri" w:hAnsi="Calibri"/>
+                <w:sz w:val="20"/>
+              </w:rPr>
+              <w:t xml:space="default">0.707</w:t>
             </w:r>
           </w:p>
         </w:tc>
@@ -18581,7 +18581,79 @@
                 <w:rFonts w:ascii="Calibri" w:hAnsi="Calibri"/>
                 <w:sz w:val="20"/>
               </w:rPr>
-              <w:t xml:space="default">Shock séptico</w:t>
+              <w:t xml:space="default">    No</w:t>
+            </w:r>
+          </w:p>
+        </w:tc>
+        <w:tc>
+          <w:tcPr>
+            <w:tcBorders>
+              <w:top w:val="single" w:space="0" w:color="D3D3D3"/>
+              <w:bottom w:val="single" w:space="0" w:color="D3D3D3"/>
+              <w:start w:val="single" w:space="0" w:color="D3D3D3"/>
+              <w:end w:val="single" w:space="0" w:color="D3D3D3"/>
+            </w:tcBorders>
+          </w:tcPr>
+          <w:p>
+            <w:pPr>
+              <w:spacing w:before="0" w:after="60"/>
+              <w:keepNext/>
+              <w:jc w:val="center"/>
+            </w:pPr>
+            <w:r>
+              <w:rPr>
+                <w:rFonts w:ascii="Calibri" w:hAnsi="Calibri"/>
+                <w:sz w:val="20"/>
+              </w:rPr>
+              <w:t xml:space="default">63 (80.8%)</w:t>
+            </w:r>
+          </w:p>
+        </w:tc>
+        <w:tc>
+          <w:tcPr>
+            <w:tcBorders>
+              <w:top w:val="single" w:space="0" w:color="D3D3D3"/>
+              <w:bottom w:val="single" w:space="0" w:color="D3D3D3"/>
+              <w:start w:val="single" w:space="0" w:color="D3D3D3"/>
+              <w:end w:val="single" w:space="0" w:color="D3D3D3"/>
+            </w:tcBorders>
+          </w:tcPr>
+          <w:p>
+            <w:pPr>
+              <w:spacing w:before="0" w:after="60"/>
+              <w:keepNext/>
+              <w:jc w:val="center"/>
+            </w:pPr>
+            <w:r>
+              <w:rPr>
+                <w:rFonts w:ascii="Calibri" w:hAnsi="Calibri"/>
+                <w:sz w:val="20"/>
+              </w:rPr>
+              <w:t xml:space="default">53 (81.5%)</w:t>
+            </w:r>
+          </w:p>
+        </w:tc>
+        <w:tc>
+          <w:tcPr>
+            <w:tcBorders>
+              <w:top w:val="single" w:space="0" w:color="D3D3D3"/>
+              <w:bottom w:val="single" w:space="0" w:color="D3D3D3"/>
+              <w:start w:val="single" w:space="0" w:color="D3D3D3"/>
+              <w:end w:val="single" w:space="0" w:color="D3D3D3"/>
+            </w:tcBorders>
+          </w:tcPr>
+          <w:p>
+            <w:pPr>
+              <w:spacing w:before="0" w:after="60"/>
+              <w:keepNext/>
+              <w:jc w:val="center"/>
+            </w:pPr>
+            <w:r>
+              <w:rPr>
+                <w:rFonts w:ascii="Calibri" w:hAnsi="Calibri"/>
+                <w:sz w:val="20"/>
+              </w:rPr>
+              <w:t xml:space="default">10 (76.9%)</w:t>
             </w:r>
           </w:p>
         </w:tc>
@@ -18606,79 +18678,6 @@
                 <w:sz w:val="20"/>
               </w:rPr>
               <w:t xml:space="default"/>
-            </w:r>
-          </w:p>
-        </w:tc>
-        <w:tc>
-          <w:tcPr>
-            <w:tcBorders>
-              <w:top w:val="single" w:space="0" w:color="D3D3D3"/>
-              <w:bottom w:val="single" w:space="0" w:color="D3D3D3"/>
-              <w:start w:val="single" w:space="0" w:color="D3D3D3"/>
-              <w:end w:val="single" w:space="0" w:color="D3D3D3"/>
-            </w:tcBorders>
-          </w:tcPr>
-          <w:p>
-            <w:pPr>
-              <w:spacing w:before="0" w:after="60"/>
-              <w:keepNext/>
-              <w:jc w:val="center"/>
-            </w:pPr>
-            <w:r>
-              <w:rPr>
-                <w:rFonts w:ascii="Calibri" w:hAnsi="Calibri"/>
-                <w:sz w:val="20"/>
-              </w:rPr>
-              <w:t xml:space="default"/>
-            </w:r>
-          </w:p>
-        </w:tc>
-        <w:tc>
-          <w:tcPr>
-            <w:tcBorders>
-              <w:top w:val="single" w:space="0" w:color="D3D3D3"/>
-              <w:bottom w:val="single" w:space="0" w:color="D3D3D3"/>
-              <w:start w:val="single" w:space="0" w:color="D3D3D3"/>
-              <w:end w:val="single" w:space="0" w:color="D3D3D3"/>
-            </w:tcBorders>
-          </w:tcPr>
-          <w:p>
-            <w:pPr>
-              <w:spacing w:before="0" w:after="60"/>
-              <w:keepNext/>
-              <w:jc w:val="center"/>
-            </w:pPr>
-            <w:r>
-              <w:rPr>
-                <w:rFonts w:ascii="Calibri" w:hAnsi="Calibri"/>
-                <w:sz w:val="20"/>
-              </w:rPr>
-              <w:t xml:space="default"/>
-            </w:r>
-          </w:p>
-        </w:tc>
-        <w:tc>
-          <w:tcPr>
-            <w:tcBorders>
-              <w:top w:val="single" w:space="0" w:color="D3D3D3"/>
-              <w:bottom w:val="single" w:space="0" w:color="D3D3D3"/>
-              <w:start w:val="single" w:space="0" w:color="D3D3D3"/>
-              <w:end w:val="single" w:space="0" w:color="D3D3D3"/>
-            </w:tcBorders>
-          </w:tcPr>
-          <w:p>
-            <w:pPr>
-              <w:spacing w:before="0" w:after="60"/>
-              <w:keepNext/>
-              <w:jc w:val="center"/>
-            </w:pPr>
-            <w:r>
-              <w:rPr>
-                <w:rFonts w:ascii="Calibri" w:hAnsi="Calibri"/>
-                <w:sz w:val="20"/>
-                <w:b w:val="true"/>
-              </w:rPr>
-              <w:t xml:space="default">0.001</w:t>
             </w:r>
           </w:p>
         </w:tc>
@@ -18707,79 +18706,79 @@
                 <w:rFonts w:ascii="Calibri" w:hAnsi="Calibri"/>
                 <w:sz w:val="20"/>
               </w:rPr>
-              <w:t xml:space="default">    No</w:t>
-            </w:r>
-          </w:p>
-        </w:tc>
-        <w:tc>
-          <w:tcPr>
-            <w:tcBorders>
-              <w:top w:val="single" w:space="0" w:color="D3D3D3"/>
-              <w:bottom w:val="single" w:space="0" w:color="D3D3D3"/>
-              <w:start w:val="single" w:space="0" w:color="D3D3D3"/>
-              <w:end w:val="single" w:space="0" w:color="D3D3D3"/>
-            </w:tcBorders>
-          </w:tcPr>
-          <w:p>
-            <w:pPr>
-              <w:spacing w:before="0" w:after="60"/>
-              <w:keepNext/>
-              <w:jc w:val="center"/>
-            </w:pPr>
-            <w:r>
-              <w:rPr>
-                <w:rFonts w:ascii="Calibri" w:hAnsi="Calibri"/>
-                <w:sz w:val="20"/>
-              </w:rPr>
-              <w:t xml:space="default">59 (76.6%)</w:t>
-            </w:r>
-          </w:p>
-        </w:tc>
-        <w:tc>
-          <w:tcPr>
-            <w:tcBorders>
-              <w:top w:val="single" w:space="0" w:color="D3D3D3"/>
-              <w:bottom w:val="single" w:space="0" w:color="D3D3D3"/>
-              <w:start w:val="single" w:space="0" w:color="D3D3D3"/>
-              <w:end w:val="single" w:space="0" w:color="D3D3D3"/>
-            </w:tcBorders>
-          </w:tcPr>
-          <w:p>
-            <w:pPr>
-              <w:spacing w:before="0" w:after="60"/>
-              <w:keepNext/>
-              <w:jc w:val="center"/>
-            </w:pPr>
-            <w:r>
-              <w:rPr>
-                <w:rFonts w:ascii="Calibri" w:hAnsi="Calibri"/>
-                <w:sz w:val="20"/>
-              </w:rPr>
-              <w:t xml:space="default">54 (84.4%)</w:t>
-            </w:r>
-          </w:p>
-        </w:tc>
-        <w:tc>
-          <w:tcPr>
-            <w:tcBorders>
-              <w:top w:val="single" w:space="0" w:color="D3D3D3"/>
-              <w:bottom w:val="single" w:space="0" w:color="D3D3D3"/>
-              <w:start w:val="single" w:space="0" w:color="D3D3D3"/>
-              <w:end w:val="single" w:space="0" w:color="D3D3D3"/>
-            </w:tcBorders>
-          </w:tcPr>
-          <w:p>
-            <w:pPr>
-              <w:spacing w:before="0" w:after="60"/>
-              <w:keepNext/>
-              <w:jc w:val="center"/>
-            </w:pPr>
-            <w:r>
-              <w:rPr>
-                <w:rFonts w:ascii="Calibri" w:hAnsi="Calibri"/>
-                <w:sz w:val="20"/>
-              </w:rPr>
-              <w:t xml:space="default">5 (38.5%)</w:t>
+              <w:t xml:space="default">    Sí</w:t>
+            </w:r>
+          </w:p>
+        </w:tc>
+        <w:tc>
+          <w:tcPr>
+            <w:tcBorders>
+              <w:top w:val="single" w:space="0" w:color="D3D3D3"/>
+              <w:bottom w:val="single" w:space="0" w:color="D3D3D3"/>
+              <w:start w:val="single" w:space="0" w:color="D3D3D3"/>
+              <w:end w:val="single" w:space="0" w:color="D3D3D3"/>
+            </w:tcBorders>
+          </w:tcPr>
+          <w:p>
+            <w:pPr>
+              <w:spacing w:before="0" w:after="60"/>
+              <w:keepNext/>
+              <w:jc w:val="center"/>
+            </w:pPr>
+            <w:r>
+              <w:rPr>
+                <w:rFonts w:ascii="Calibri" w:hAnsi="Calibri"/>
+                <w:sz w:val="20"/>
+              </w:rPr>
+              <w:t xml:space="default">15 (19.2%)</w:t>
+            </w:r>
+          </w:p>
+        </w:tc>
+        <w:tc>
+          <w:tcPr>
+            <w:tcBorders>
+              <w:top w:val="single" w:space="0" w:color="D3D3D3"/>
+              <w:bottom w:val="single" w:space="0" w:color="D3D3D3"/>
+              <w:start w:val="single" w:space="0" w:color="D3D3D3"/>
+              <w:end w:val="single" w:space="0" w:color="D3D3D3"/>
+            </w:tcBorders>
+          </w:tcPr>
+          <w:p>
+            <w:pPr>
+              <w:spacing w:before="0" w:after="60"/>
+              <w:keepNext/>
+              <w:jc w:val="center"/>
+            </w:pPr>
+            <w:r>
+              <w:rPr>
+                <w:rFonts w:ascii="Calibri" w:hAnsi="Calibri"/>
+                <w:sz w:val="20"/>
+              </w:rPr>
+              <w:t xml:space="default">12 (18.5%)</w:t>
+            </w:r>
+          </w:p>
+        </w:tc>
+        <w:tc>
+          <w:tcPr>
+            <w:tcBorders>
+              <w:top w:val="single" w:space="0" w:color="D3D3D3"/>
+              <w:bottom w:val="single" w:space="0" w:color="D3D3D3"/>
+              <w:start w:val="single" w:space="0" w:color="D3D3D3"/>
+              <w:end w:val="single" w:space="0" w:color="D3D3D3"/>
+            </w:tcBorders>
+          </w:tcPr>
+          <w:p>
+            <w:pPr>
+              <w:spacing w:before="0" w:after="60"/>
+              <w:keepNext/>
+              <w:jc w:val="center"/>
+            </w:pPr>
+            <w:r>
+              <w:rPr>
+                <w:rFonts w:ascii="Calibri" w:hAnsi="Calibri"/>
+                <w:sz w:val="20"/>
+              </w:rPr>
+              <w:t xml:space="default">3 (23.1%)</w:t>
             </w:r>
           </w:p>
         </w:tc>
@@ -18832,79 +18831,7 @@
                 <w:rFonts w:ascii="Calibri" w:hAnsi="Calibri"/>
                 <w:sz w:val="20"/>
               </w:rPr>
-              <w:t xml:space="default">    Sí</w:t>
-            </w:r>
-          </w:p>
-        </w:tc>
-        <w:tc>
-          <w:tcPr>
-            <w:tcBorders>
-              <w:top w:val="single" w:space="0" w:color="D3D3D3"/>
-              <w:bottom w:val="single" w:space="0" w:color="D3D3D3"/>
-              <w:start w:val="single" w:space="0" w:color="D3D3D3"/>
-              <w:end w:val="single" w:space="0" w:color="D3D3D3"/>
-            </w:tcBorders>
-          </w:tcPr>
-          <w:p>
-            <w:pPr>
-              <w:spacing w:before="0" w:after="60"/>
-              <w:keepNext/>
-              <w:jc w:val="center"/>
-            </w:pPr>
-            <w:r>
-              <w:rPr>
-                <w:rFonts w:ascii="Calibri" w:hAnsi="Calibri"/>
-                <w:sz w:val="20"/>
-              </w:rPr>
-              <w:t xml:space="default">18 (23.4%)</w:t>
-            </w:r>
-          </w:p>
-        </w:tc>
-        <w:tc>
-          <w:tcPr>
-            <w:tcBorders>
-              <w:top w:val="single" w:space="0" w:color="D3D3D3"/>
-              <w:bottom w:val="single" w:space="0" w:color="D3D3D3"/>
-              <w:start w:val="single" w:space="0" w:color="D3D3D3"/>
-              <w:end w:val="single" w:space="0" w:color="D3D3D3"/>
-            </w:tcBorders>
-          </w:tcPr>
-          <w:p>
-            <w:pPr>
-              <w:spacing w:before="0" w:after="60"/>
-              <w:keepNext/>
-              <w:jc w:val="center"/>
-            </w:pPr>
-            <w:r>
-              <w:rPr>
-                <w:rFonts w:ascii="Calibri" w:hAnsi="Calibri"/>
-                <w:sz w:val="20"/>
-              </w:rPr>
-              <w:t xml:space="default">10 (15.6%)</w:t>
-            </w:r>
-          </w:p>
-        </w:tc>
-        <w:tc>
-          <w:tcPr>
-            <w:tcBorders>
-              <w:top w:val="single" w:space="0" w:color="D3D3D3"/>
-              <w:bottom w:val="single" w:space="0" w:color="D3D3D3"/>
-              <w:start w:val="single" w:space="0" w:color="D3D3D3"/>
-              <w:end w:val="single" w:space="0" w:color="D3D3D3"/>
-            </w:tcBorders>
-          </w:tcPr>
-          <w:p>
-            <w:pPr>
-              <w:spacing w:before="0" w:after="60"/>
-              <w:keepNext/>
-              <w:jc w:val="center"/>
-            </w:pPr>
-            <w:r>
-              <w:rPr>
-                <w:rFonts w:ascii="Calibri" w:hAnsi="Calibri"/>
-                <w:sz w:val="20"/>
-              </w:rPr>
-              <w:t xml:space="default">8 (61.5%)</w:t>
+              <w:t xml:space="default">ECMO</w:t>
             </w:r>
           </w:p>
         </w:tc>
@@ -18929,6 +18856,78 @@
                 <w:sz w:val="20"/>
               </w:rPr>
               <w:t xml:space="default"/>
+            </w:r>
+          </w:p>
+        </w:tc>
+        <w:tc>
+          <w:tcPr>
+            <w:tcBorders>
+              <w:top w:val="single" w:space="0" w:color="D3D3D3"/>
+              <w:bottom w:val="single" w:space="0" w:color="D3D3D3"/>
+              <w:start w:val="single" w:space="0" w:color="D3D3D3"/>
+              <w:end w:val="single" w:space="0" w:color="D3D3D3"/>
+            </w:tcBorders>
+          </w:tcPr>
+          <w:p>
+            <w:pPr>
+              <w:spacing w:before="0" w:after="60"/>
+              <w:keepNext/>
+              <w:jc w:val="center"/>
+            </w:pPr>
+            <w:r>
+              <w:rPr>
+                <w:rFonts w:ascii="Calibri" w:hAnsi="Calibri"/>
+                <w:sz w:val="20"/>
+              </w:rPr>
+              <w:t xml:space="default"/>
+            </w:r>
+          </w:p>
+        </w:tc>
+        <w:tc>
+          <w:tcPr>
+            <w:tcBorders>
+              <w:top w:val="single" w:space="0" w:color="D3D3D3"/>
+              <w:bottom w:val="single" w:space="0" w:color="D3D3D3"/>
+              <w:start w:val="single" w:space="0" w:color="D3D3D3"/>
+              <w:end w:val="single" w:space="0" w:color="D3D3D3"/>
+            </w:tcBorders>
+          </w:tcPr>
+          <w:p>
+            <w:pPr>
+              <w:spacing w:before="0" w:after="60"/>
+              <w:keepNext/>
+              <w:jc w:val="center"/>
+            </w:pPr>
+            <w:r>
+              <w:rPr>
+                <w:rFonts w:ascii="Calibri" w:hAnsi="Calibri"/>
+                <w:sz w:val="20"/>
+              </w:rPr>
+              <w:t xml:space="default"/>
+            </w:r>
+          </w:p>
+        </w:tc>
+        <w:tc>
+          <w:tcPr>
+            <w:tcBorders>
+              <w:top w:val="single" w:space="0" w:color="D3D3D3"/>
+              <w:bottom w:val="single" w:space="0" w:color="D3D3D3"/>
+              <w:start w:val="single" w:space="0" w:color="D3D3D3"/>
+              <w:end w:val="single" w:space="0" w:color="D3D3D3"/>
+            </w:tcBorders>
+          </w:tcPr>
+          <w:p>
+            <w:pPr>
+              <w:spacing w:before="0" w:after="60"/>
+              <w:keepNext/>
+              <w:jc w:val="center"/>
+            </w:pPr>
+            <w:r>
+              <w:rPr>
+                <w:rFonts w:ascii="Calibri" w:hAnsi="Calibri"/>
+                <w:sz w:val="20"/>
+              </w:rPr>
+              <w:t xml:space="default">&gt;0.999</w:t>
             </w:r>
           </w:p>
         </w:tc>
@@ -18957,7 +18956,79 @@
                 <w:rFonts w:ascii="Calibri" w:hAnsi="Calibri"/>
                 <w:sz w:val="20"/>
               </w:rPr>
-              <w:t xml:space="default">SDRA</w:t>
+              <w:t xml:space="default">    No</w:t>
+            </w:r>
+          </w:p>
+        </w:tc>
+        <w:tc>
+          <w:tcPr>
+            <w:tcBorders>
+              <w:top w:val="single" w:space="0" w:color="D3D3D3"/>
+              <w:bottom w:val="single" w:space="0" w:color="D3D3D3"/>
+              <w:start w:val="single" w:space="0" w:color="D3D3D3"/>
+              <w:end w:val="single" w:space="0" w:color="D3D3D3"/>
+            </w:tcBorders>
+          </w:tcPr>
+          <w:p>
+            <w:pPr>
+              <w:spacing w:before="0" w:after="60"/>
+              <w:keepNext/>
+              <w:jc w:val="center"/>
+            </w:pPr>
+            <w:r>
+              <w:rPr>
+                <w:rFonts w:ascii="Calibri" w:hAnsi="Calibri"/>
+                <w:sz w:val="20"/>
+              </w:rPr>
+              <w:t xml:space="default">71 (91.0%)</w:t>
+            </w:r>
+          </w:p>
+        </w:tc>
+        <w:tc>
+          <w:tcPr>
+            <w:tcBorders>
+              <w:top w:val="single" w:space="0" w:color="D3D3D3"/>
+              <w:bottom w:val="single" w:space="0" w:color="D3D3D3"/>
+              <w:start w:val="single" w:space="0" w:color="D3D3D3"/>
+              <w:end w:val="single" w:space="0" w:color="D3D3D3"/>
+            </w:tcBorders>
+          </w:tcPr>
+          <w:p>
+            <w:pPr>
+              <w:spacing w:before="0" w:after="60"/>
+              <w:keepNext/>
+              <w:jc w:val="center"/>
+            </w:pPr>
+            <w:r>
+              <w:rPr>
+                <w:rFonts w:ascii="Calibri" w:hAnsi="Calibri"/>
+                <w:sz w:val="20"/>
+              </w:rPr>
+              <w:t xml:space="default">59 (90.8%)</w:t>
+            </w:r>
+          </w:p>
+        </w:tc>
+        <w:tc>
+          <w:tcPr>
+            <w:tcBorders>
+              <w:top w:val="single" w:space="0" w:color="D3D3D3"/>
+              <w:bottom w:val="single" w:space="0" w:color="D3D3D3"/>
+              <w:start w:val="single" w:space="0" w:color="D3D3D3"/>
+              <w:end w:val="single" w:space="0" w:color="D3D3D3"/>
+            </w:tcBorders>
+          </w:tcPr>
+          <w:p>
+            <w:pPr>
+              <w:spacing w:before="0" w:after="60"/>
+              <w:keepNext/>
+              <w:jc w:val="center"/>
+            </w:pPr>
+            <w:r>
+              <w:rPr>
+                <w:rFonts w:ascii="Calibri" w:hAnsi="Calibri"/>
+                <w:sz w:val="20"/>
+              </w:rPr>
+              <w:t xml:space="default">12 (92.3%)</w:t>
             </w:r>
           </w:p>
         </w:tc>
@@ -18982,78 +19053,6 @@
                 <w:sz w:val="20"/>
               </w:rPr>
               <w:t xml:space="default"/>
-            </w:r>
-          </w:p>
-        </w:tc>
-        <w:tc>
-          <w:tcPr>
-            <w:tcBorders>
-              <w:top w:val="single" w:space="0" w:color="D3D3D3"/>
-              <w:bottom w:val="single" w:space="0" w:color="D3D3D3"/>
-              <w:start w:val="single" w:space="0" w:color="D3D3D3"/>
-              <w:end w:val="single" w:space="0" w:color="D3D3D3"/>
-            </w:tcBorders>
-          </w:tcPr>
-          <w:p>
-            <w:pPr>
-              <w:spacing w:before="0" w:after="60"/>
-              <w:keepNext/>
-              <w:jc w:val="center"/>
-            </w:pPr>
-            <w:r>
-              <w:rPr>
-                <w:rFonts w:ascii="Calibri" w:hAnsi="Calibri"/>
-                <w:sz w:val="20"/>
-              </w:rPr>
-              <w:t xml:space="default"/>
-            </w:r>
-          </w:p>
-        </w:tc>
-        <w:tc>
-          <w:tcPr>
-            <w:tcBorders>
-              <w:top w:val="single" w:space="0" w:color="D3D3D3"/>
-              <w:bottom w:val="single" w:space="0" w:color="D3D3D3"/>
-              <w:start w:val="single" w:space="0" w:color="D3D3D3"/>
-              <w:end w:val="single" w:space="0" w:color="D3D3D3"/>
-            </w:tcBorders>
-          </w:tcPr>
-          <w:p>
-            <w:pPr>
-              <w:spacing w:before="0" w:after="60"/>
-              <w:keepNext/>
-              <w:jc w:val="center"/>
-            </w:pPr>
-            <w:r>
-              <w:rPr>
-                <w:rFonts w:ascii="Calibri" w:hAnsi="Calibri"/>
-                <w:sz w:val="20"/>
-              </w:rPr>
-              <w:t xml:space="default"/>
-            </w:r>
-          </w:p>
-        </w:tc>
-        <w:tc>
-          <w:tcPr>
-            <w:tcBorders>
-              <w:top w:val="single" w:space="0" w:color="D3D3D3"/>
-              <w:bottom w:val="single" w:space="0" w:color="D3D3D3"/>
-              <w:start w:val="single" w:space="0" w:color="D3D3D3"/>
-              <w:end w:val="single" w:space="0" w:color="D3D3D3"/>
-            </w:tcBorders>
-          </w:tcPr>
-          <w:p>
-            <w:pPr>
-              <w:spacing w:before="0" w:after="60"/>
-              <w:keepNext/>
-              <w:jc w:val="center"/>
-            </w:pPr>
-            <w:r>
-              <w:rPr>
-                <w:rFonts w:ascii="Calibri" w:hAnsi="Calibri"/>
-                <w:sz w:val="20"/>
-              </w:rPr>
-              <w:t xml:space="default">0.067</w:t>
             </w:r>
           </w:p>
         </w:tc>
@@ -19082,79 +19081,79 @@
                 <w:rFonts w:ascii="Calibri" w:hAnsi="Calibri"/>
                 <w:sz w:val="20"/>
               </w:rPr>
-              <w:t xml:space="default">    No</w:t>
-            </w:r>
-          </w:p>
-        </w:tc>
-        <w:tc>
-          <w:tcPr>
-            <w:tcBorders>
-              <w:top w:val="single" w:space="0" w:color="D3D3D3"/>
-              <w:bottom w:val="single" w:space="0" w:color="D3D3D3"/>
-              <w:start w:val="single" w:space="0" w:color="D3D3D3"/>
-              <w:end w:val="single" w:space="0" w:color="D3D3D3"/>
-            </w:tcBorders>
-          </w:tcPr>
-          <w:p>
-            <w:pPr>
-              <w:spacing w:before="0" w:after="60"/>
-              <w:keepNext/>
-              <w:jc w:val="center"/>
-            </w:pPr>
-            <w:r>
-              <w:rPr>
-                <w:rFonts w:ascii="Calibri" w:hAnsi="Calibri"/>
-                <w:sz w:val="20"/>
-              </w:rPr>
-              <w:t xml:space="default">47 (61.0%)</w:t>
-            </w:r>
-          </w:p>
-        </w:tc>
-        <w:tc>
-          <w:tcPr>
-            <w:tcBorders>
-              <w:top w:val="single" w:space="0" w:color="D3D3D3"/>
-              <w:bottom w:val="single" w:space="0" w:color="D3D3D3"/>
-              <w:start w:val="single" w:space="0" w:color="D3D3D3"/>
-              <w:end w:val="single" w:space="0" w:color="D3D3D3"/>
-            </w:tcBorders>
-          </w:tcPr>
-          <w:p>
-            <w:pPr>
-              <w:spacing w:before="0" w:after="60"/>
-              <w:keepNext/>
-              <w:jc w:val="center"/>
-            </w:pPr>
-            <w:r>
-              <w:rPr>
-                <w:rFonts w:ascii="Calibri" w:hAnsi="Calibri"/>
-                <w:sz w:val="20"/>
-              </w:rPr>
-              <w:t xml:space="default">42 (65.6%)</w:t>
-            </w:r>
-          </w:p>
-        </w:tc>
-        <w:tc>
-          <w:tcPr>
-            <w:tcBorders>
-              <w:top w:val="single" w:space="0" w:color="D3D3D3"/>
-              <w:bottom w:val="single" w:space="0" w:color="D3D3D3"/>
-              <w:start w:val="single" w:space="0" w:color="D3D3D3"/>
-              <w:end w:val="single" w:space="0" w:color="D3D3D3"/>
-            </w:tcBorders>
-          </w:tcPr>
-          <w:p>
-            <w:pPr>
-              <w:spacing w:before="0" w:after="60"/>
-              <w:keepNext/>
-              <w:jc w:val="center"/>
-            </w:pPr>
-            <w:r>
-              <w:rPr>
-                <w:rFonts w:ascii="Calibri" w:hAnsi="Calibri"/>
-                <w:sz w:val="20"/>
-              </w:rPr>
-              <w:t xml:space="default">5 (38.5%)</w:t>
+              <w:t xml:space="default">    Sí</w:t>
+            </w:r>
+          </w:p>
+        </w:tc>
+        <w:tc>
+          <w:tcPr>
+            <w:tcBorders>
+              <w:top w:val="single" w:space="0" w:color="D3D3D3"/>
+              <w:bottom w:val="single" w:space="0" w:color="D3D3D3"/>
+              <w:start w:val="single" w:space="0" w:color="D3D3D3"/>
+              <w:end w:val="single" w:space="0" w:color="D3D3D3"/>
+            </w:tcBorders>
+          </w:tcPr>
+          <w:p>
+            <w:pPr>
+              <w:spacing w:before="0" w:after="60"/>
+              <w:keepNext/>
+              <w:jc w:val="center"/>
+            </w:pPr>
+            <w:r>
+              <w:rPr>
+                <w:rFonts w:ascii="Calibri" w:hAnsi="Calibri"/>
+                <w:sz w:val="20"/>
+              </w:rPr>
+              <w:t xml:space="default">7 (9.0%)</w:t>
+            </w:r>
+          </w:p>
+        </w:tc>
+        <w:tc>
+          <w:tcPr>
+            <w:tcBorders>
+              <w:top w:val="single" w:space="0" w:color="D3D3D3"/>
+              <w:bottom w:val="single" w:space="0" w:color="D3D3D3"/>
+              <w:start w:val="single" w:space="0" w:color="D3D3D3"/>
+              <w:end w:val="single" w:space="0" w:color="D3D3D3"/>
+            </w:tcBorders>
+          </w:tcPr>
+          <w:p>
+            <w:pPr>
+              <w:spacing w:before="0" w:after="60"/>
+              <w:keepNext/>
+              <w:jc w:val="center"/>
+            </w:pPr>
+            <w:r>
+              <w:rPr>
+                <w:rFonts w:ascii="Calibri" w:hAnsi="Calibri"/>
+                <w:sz w:val="20"/>
+              </w:rPr>
+              <w:t xml:space="default">6 (9.2%)</w:t>
+            </w:r>
+          </w:p>
+        </w:tc>
+        <w:tc>
+          <w:tcPr>
+            <w:tcBorders>
+              <w:top w:val="single" w:space="0" w:color="D3D3D3"/>
+              <w:bottom w:val="single" w:space="0" w:color="D3D3D3"/>
+              <w:start w:val="single" w:space="0" w:color="D3D3D3"/>
+              <w:end w:val="single" w:space="0" w:color="D3D3D3"/>
+            </w:tcBorders>
+          </w:tcPr>
+          <w:p>
+            <w:pPr>
+              <w:spacing w:before="0" w:after="60"/>
+              <w:keepNext/>
+              <w:jc w:val="center"/>
+            </w:pPr>
+            <w:r>
+              <w:rPr>
+                <w:rFonts w:ascii="Calibri" w:hAnsi="Calibri"/>
+                <w:sz w:val="20"/>
+              </w:rPr>
+              <w:t xml:space="default">1 (7.7%)</w:t>
             </w:r>
           </w:p>
         </w:tc>
@@ -19207,6 +19206,256 @@
                 <w:rFonts w:ascii="Calibri" w:hAnsi="Calibri"/>
                 <w:sz w:val="20"/>
               </w:rPr>
+              <w:t xml:space="default">Traqueotomía</w:t>
+            </w:r>
+          </w:p>
+        </w:tc>
+        <w:tc>
+          <w:tcPr>
+            <w:tcBorders>
+              <w:top w:val="single" w:space="0" w:color="D3D3D3"/>
+              <w:bottom w:val="single" w:space="0" w:color="D3D3D3"/>
+              <w:start w:val="single" w:space="0" w:color="D3D3D3"/>
+              <w:end w:val="single" w:space="0" w:color="D3D3D3"/>
+            </w:tcBorders>
+          </w:tcPr>
+          <w:p>
+            <w:pPr>
+              <w:spacing w:before="0" w:after="60"/>
+              <w:keepNext/>
+              <w:jc w:val="center"/>
+            </w:pPr>
+            <w:r>
+              <w:rPr>
+                <w:rFonts w:ascii="Calibri" w:hAnsi="Calibri"/>
+                <w:sz w:val="20"/>
+              </w:rPr>
+              <w:t xml:space="default"/>
+            </w:r>
+          </w:p>
+        </w:tc>
+        <w:tc>
+          <w:tcPr>
+            <w:tcBorders>
+              <w:top w:val="single" w:space="0" w:color="D3D3D3"/>
+              <w:bottom w:val="single" w:space="0" w:color="D3D3D3"/>
+              <w:start w:val="single" w:space="0" w:color="D3D3D3"/>
+              <w:end w:val="single" w:space="0" w:color="D3D3D3"/>
+            </w:tcBorders>
+          </w:tcPr>
+          <w:p>
+            <w:pPr>
+              <w:spacing w:before="0" w:after="60"/>
+              <w:keepNext/>
+              <w:jc w:val="center"/>
+            </w:pPr>
+            <w:r>
+              <w:rPr>
+                <w:rFonts w:ascii="Calibri" w:hAnsi="Calibri"/>
+                <w:sz w:val="20"/>
+              </w:rPr>
+              <w:t xml:space="default"/>
+            </w:r>
+          </w:p>
+        </w:tc>
+        <w:tc>
+          <w:tcPr>
+            <w:tcBorders>
+              <w:top w:val="single" w:space="0" w:color="D3D3D3"/>
+              <w:bottom w:val="single" w:space="0" w:color="D3D3D3"/>
+              <w:start w:val="single" w:space="0" w:color="D3D3D3"/>
+              <w:end w:val="single" w:space="0" w:color="D3D3D3"/>
+            </w:tcBorders>
+          </w:tcPr>
+          <w:p>
+            <w:pPr>
+              <w:spacing w:before="0" w:after="60"/>
+              <w:keepNext/>
+              <w:jc w:val="center"/>
+            </w:pPr>
+            <w:r>
+              <w:rPr>
+                <w:rFonts w:ascii="Calibri" w:hAnsi="Calibri"/>
+                <w:sz w:val="20"/>
+              </w:rPr>
+              <w:t xml:space="default"/>
+            </w:r>
+          </w:p>
+        </w:tc>
+        <w:tc>
+          <w:tcPr>
+            <w:tcBorders>
+              <w:top w:val="single" w:space="0" w:color="D3D3D3"/>
+              <w:bottom w:val="single" w:space="0" w:color="D3D3D3"/>
+              <w:start w:val="single" w:space="0" w:color="D3D3D3"/>
+              <w:end w:val="single" w:space="0" w:color="D3D3D3"/>
+            </w:tcBorders>
+          </w:tcPr>
+          <w:p>
+            <w:pPr>
+              <w:spacing w:before="0" w:after="60"/>
+              <w:keepNext/>
+              <w:jc w:val="center"/>
+            </w:pPr>
+            <w:r>
+              <w:rPr>
+                <w:rFonts w:ascii="Calibri" w:hAnsi="Calibri"/>
+                <w:sz w:val="20"/>
+              </w:rPr>
+              <w:t xml:space="default">&gt;0.999</w:t>
+            </w:r>
+          </w:p>
+        </w:tc>
+      </w:tr>
+      <w:tr>
+        <w:trPr>
+          <w:cantSplit/>
+        </w:trPr>
+        <w:tc>
+          <w:tcPr>
+            <w:tcBorders>
+              <w:top w:val="single" w:space="0" w:color="D3D3D3"/>
+              <w:bottom w:val="single" w:space="0" w:color="D3D3D3"/>
+              <w:start w:val="single" w:space="0" w:color="D3D3D3"/>
+              <w:end w:val="single" w:space="0" w:color="D3D3D3"/>
+            </w:tcBorders>
+          </w:tcPr>
+          <w:p>
+            <w:pPr>
+              <w:spacing w:before="0" w:after="60"/>
+              <w:keepNext/>
+              <w:jc w:val="start"/>
+            </w:pPr>
+            <w:r>
+              <w:rPr>
+                <w:rFonts w:ascii="Calibri" w:hAnsi="Calibri"/>
+                <w:sz w:val="20"/>
+              </w:rPr>
+              <w:t xml:space="default">    No</w:t>
+            </w:r>
+          </w:p>
+        </w:tc>
+        <w:tc>
+          <w:tcPr>
+            <w:tcBorders>
+              <w:top w:val="single" w:space="0" w:color="D3D3D3"/>
+              <w:bottom w:val="single" w:space="0" w:color="D3D3D3"/>
+              <w:start w:val="single" w:space="0" w:color="D3D3D3"/>
+              <w:end w:val="single" w:space="0" w:color="D3D3D3"/>
+            </w:tcBorders>
+          </w:tcPr>
+          <w:p>
+            <w:pPr>
+              <w:spacing w:before="0" w:after="60"/>
+              <w:keepNext/>
+              <w:jc w:val="center"/>
+            </w:pPr>
+            <w:r>
+              <w:rPr>
+                <w:rFonts w:ascii="Calibri" w:hAnsi="Calibri"/>
+                <w:sz w:val="20"/>
+              </w:rPr>
+              <w:t xml:space="default">73 (93.6%)</w:t>
+            </w:r>
+          </w:p>
+        </w:tc>
+        <w:tc>
+          <w:tcPr>
+            <w:tcBorders>
+              <w:top w:val="single" w:space="0" w:color="D3D3D3"/>
+              <w:bottom w:val="single" w:space="0" w:color="D3D3D3"/>
+              <w:start w:val="single" w:space="0" w:color="D3D3D3"/>
+              <w:end w:val="single" w:space="0" w:color="D3D3D3"/>
+            </w:tcBorders>
+          </w:tcPr>
+          <w:p>
+            <w:pPr>
+              <w:spacing w:before="0" w:after="60"/>
+              <w:keepNext/>
+              <w:jc w:val="center"/>
+            </w:pPr>
+            <w:r>
+              <w:rPr>
+                <w:rFonts w:ascii="Calibri" w:hAnsi="Calibri"/>
+                <w:sz w:val="20"/>
+              </w:rPr>
+              <w:t xml:space="default">61 (93.8%)</w:t>
+            </w:r>
+          </w:p>
+        </w:tc>
+        <w:tc>
+          <w:tcPr>
+            <w:tcBorders>
+              <w:top w:val="single" w:space="0" w:color="D3D3D3"/>
+              <w:bottom w:val="single" w:space="0" w:color="D3D3D3"/>
+              <w:start w:val="single" w:space="0" w:color="D3D3D3"/>
+              <w:end w:val="single" w:space="0" w:color="D3D3D3"/>
+            </w:tcBorders>
+          </w:tcPr>
+          <w:p>
+            <w:pPr>
+              <w:spacing w:before="0" w:after="60"/>
+              <w:keepNext/>
+              <w:jc w:val="center"/>
+            </w:pPr>
+            <w:r>
+              <w:rPr>
+                <w:rFonts w:ascii="Calibri" w:hAnsi="Calibri"/>
+                <w:sz w:val="20"/>
+              </w:rPr>
+              <w:t xml:space="default">12 (92.3%)</w:t>
+            </w:r>
+          </w:p>
+        </w:tc>
+        <w:tc>
+          <w:tcPr>
+            <w:tcBorders>
+              <w:top w:val="single" w:space="0" w:color="D3D3D3"/>
+              <w:bottom w:val="single" w:space="0" w:color="D3D3D3"/>
+              <w:start w:val="single" w:space="0" w:color="D3D3D3"/>
+              <w:end w:val="single" w:space="0" w:color="D3D3D3"/>
+            </w:tcBorders>
+          </w:tcPr>
+          <w:p>
+            <w:pPr>
+              <w:spacing w:before="0" w:after="60"/>
+              <w:keepNext/>
+              <w:jc w:val="center"/>
+            </w:pPr>
+            <w:r>
+              <w:rPr>
+                <w:rFonts w:ascii="Calibri" w:hAnsi="Calibri"/>
+                <w:sz w:val="20"/>
+              </w:rPr>
+              <w:t xml:space="default"/>
+            </w:r>
+          </w:p>
+        </w:tc>
+      </w:tr>
+      <w:tr>
+        <w:trPr>
+          <w:cantSplit/>
+        </w:trPr>
+        <w:tc>
+          <w:tcPr>
+            <w:tcBorders>
+              <w:top w:val="single" w:space="0" w:color="D3D3D3"/>
+              <w:bottom w:val="single" w:space="0" w:color="D3D3D3"/>
+              <w:start w:val="single" w:space="0" w:color="D3D3D3"/>
+              <w:end w:val="single" w:space="0" w:color="D3D3D3"/>
+            </w:tcBorders>
+          </w:tcPr>
+          <w:p>
+            <w:pPr>
+              <w:spacing w:before="0" w:after="60"/>
+              <w:keepNext/>
+              <w:jc w:val="start"/>
+            </w:pPr>
+            <w:r>
+              <w:rPr>
+                <w:rFonts w:ascii="Calibri" w:hAnsi="Calibri"/>
+                <w:sz w:val="20"/>
+              </w:rPr>
               <w:t xml:space="default">    Sí</w:t>
             </w:r>
           </w:p>
@@ -19231,6 +19480,1882 @@
                 <w:rFonts w:ascii="Calibri" w:hAnsi="Calibri"/>
                 <w:sz w:val="20"/>
               </w:rPr>
+              <w:t xml:space="default">5 (6.4%)</w:t>
+            </w:r>
+          </w:p>
+        </w:tc>
+        <w:tc>
+          <w:tcPr>
+            <w:tcBorders>
+              <w:top w:val="single" w:space="0" w:color="D3D3D3"/>
+              <w:bottom w:val="single" w:space="0" w:color="D3D3D3"/>
+              <w:start w:val="single" w:space="0" w:color="D3D3D3"/>
+              <w:end w:val="single" w:space="0" w:color="D3D3D3"/>
+            </w:tcBorders>
+          </w:tcPr>
+          <w:p>
+            <w:pPr>
+              <w:spacing w:before="0" w:after="60"/>
+              <w:keepNext/>
+              <w:jc w:val="center"/>
+            </w:pPr>
+            <w:r>
+              <w:rPr>
+                <w:rFonts w:ascii="Calibri" w:hAnsi="Calibri"/>
+                <w:sz w:val="20"/>
+              </w:rPr>
+              <w:t xml:space="default">4 (6.2%)</w:t>
+            </w:r>
+          </w:p>
+        </w:tc>
+        <w:tc>
+          <w:tcPr>
+            <w:tcBorders>
+              <w:top w:val="single" w:space="0" w:color="D3D3D3"/>
+              <w:bottom w:val="single" w:space="0" w:color="D3D3D3"/>
+              <w:start w:val="single" w:space="0" w:color="D3D3D3"/>
+              <w:end w:val="single" w:space="0" w:color="D3D3D3"/>
+            </w:tcBorders>
+          </w:tcPr>
+          <w:p>
+            <w:pPr>
+              <w:spacing w:before="0" w:after="60"/>
+              <w:keepNext/>
+              <w:jc w:val="center"/>
+            </w:pPr>
+            <w:r>
+              <w:rPr>
+                <w:rFonts w:ascii="Calibri" w:hAnsi="Calibri"/>
+                <w:sz w:val="20"/>
+              </w:rPr>
+              <w:t xml:space="default">1 (7.7%)</w:t>
+            </w:r>
+          </w:p>
+        </w:tc>
+        <w:tc>
+          <w:tcPr>
+            <w:tcBorders>
+              <w:top w:val="single" w:space="0" w:color="D3D3D3"/>
+              <w:bottom w:val="single" w:space="0" w:color="D3D3D3"/>
+              <w:start w:val="single" w:space="0" w:color="D3D3D3"/>
+              <w:end w:val="single" w:space="0" w:color="D3D3D3"/>
+            </w:tcBorders>
+          </w:tcPr>
+          <w:p>
+            <w:pPr>
+              <w:spacing w:before="0" w:after="60"/>
+              <w:keepNext/>
+              <w:jc w:val="center"/>
+            </w:pPr>
+            <w:r>
+              <w:rPr>
+                <w:rFonts w:ascii="Calibri" w:hAnsi="Calibri"/>
+                <w:sz w:val="20"/>
+              </w:rPr>
+              <w:t xml:space="default"/>
+            </w:r>
+          </w:p>
+        </w:tc>
+      </w:tr>
+      <w:tr>
+        <w:trPr>
+          <w:cantSplit/>
+        </w:trPr>
+        <w:tc>
+          <w:tcPr>
+            <w:tcBorders>
+              <w:top w:val="single" w:space="0" w:color="D3D3D3"/>
+              <w:bottom w:val="single" w:space="0" w:color="D3D3D3"/>
+              <w:start w:val="single" w:space="0" w:color="D3D3D3"/>
+              <w:end w:val="single" w:space="0" w:color="D3D3D3"/>
+            </w:tcBorders>
+          </w:tcPr>
+          <w:p>
+            <w:pPr>
+              <w:spacing w:before="0" w:after="60"/>
+              <w:keepNext/>
+              <w:jc w:val="start"/>
+            </w:pPr>
+            <w:r>
+              <w:rPr>
+                <w:rFonts w:ascii="Calibri" w:hAnsi="Calibri"/>
+                <w:sz w:val="20"/>
+              </w:rPr>
+              <w:t xml:space="default">Vasopresores</w:t>
+            </w:r>
+          </w:p>
+        </w:tc>
+        <w:tc>
+          <w:tcPr>
+            <w:tcBorders>
+              <w:top w:val="single" w:space="0" w:color="D3D3D3"/>
+              <w:bottom w:val="single" w:space="0" w:color="D3D3D3"/>
+              <w:start w:val="single" w:space="0" w:color="D3D3D3"/>
+              <w:end w:val="single" w:space="0" w:color="D3D3D3"/>
+            </w:tcBorders>
+          </w:tcPr>
+          <w:p>
+            <w:pPr>
+              <w:spacing w:before="0" w:after="60"/>
+              <w:keepNext/>
+              <w:jc w:val="center"/>
+            </w:pPr>
+            <w:r>
+              <w:rPr>
+                <w:rFonts w:ascii="Calibri" w:hAnsi="Calibri"/>
+                <w:sz w:val="20"/>
+              </w:rPr>
+              <w:t xml:space="default"/>
+            </w:r>
+          </w:p>
+        </w:tc>
+        <w:tc>
+          <w:tcPr>
+            <w:tcBorders>
+              <w:top w:val="single" w:space="0" w:color="D3D3D3"/>
+              <w:bottom w:val="single" w:space="0" w:color="D3D3D3"/>
+              <w:start w:val="single" w:space="0" w:color="D3D3D3"/>
+              <w:end w:val="single" w:space="0" w:color="D3D3D3"/>
+            </w:tcBorders>
+          </w:tcPr>
+          <w:p>
+            <w:pPr>
+              <w:spacing w:before="0" w:after="60"/>
+              <w:keepNext/>
+              <w:jc w:val="center"/>
+            </w:pPr>
+            <w:r>
+              <w:rPr>
+                <w:rFonts w:ascii="Calibri" w:hAnsi="Calibri"/>
+                <w:sz w:val="20"/>
+              </w:rPr>
+              <w:t xml:space="default"/>
+            </w:r>
+          </w:p>
+        </w:tc>
+        <w:tc>
+          <w:tcPr>
+            <w:tcBorders>
+              <w:top w:val="single" w:space="0" w:color="D3D3D3"/>
+              <w:bottom w:val="single" w:space="0" w:color="D3D3D3"/>
+              <w:start w:val="single" w:space="0" w:color="D3D3D3"/>
+              <w:end w:val="single" w:space="0" w:color="D3D3D3"/>
+            </w:tcBorders>
+          </w:tcPr>
+          <w:p>
+            <w:pPr>
+              <w:spacing w:before="0" w:after="60"/>
+              <w:keepNext/>
+              <w:jc w:val="center"/>
+            </w:pPr>
+            <w:r>
+              <w:rPr>
+                <w:rFonts w:ascii="Calibri" w:hAnsi="Calibri"/>
+                <w:sz w:val="20"/>
+              </w:rPr>
+              <w:t xml:space="default"/>
+            </w:r>
+          </w:p>
+        </w:tc>
+        <w:tc>
+          <w:tcPr>
+            <w:tcBorders>
+              <w:top w:val="single" w:space="0" w:color="D3D3D3"/>
+              <w:bottom w:val="single" w:space="0" w:color="D3D3D3"/>
+              <w:start w:val="single" w:space="0" w:color="D3D3D3"/>
+              <w:end w:val="single" w:space="0" w:color="D3D3D3"/>
+            </w:tcBorders>
+          </w:tcPr>
+          <w:p>
+            <w:pPr>
+              <w:spacing w:before="0" w:after="60"/>
+              <w:keepNext/>
+              <w:jc w:val="center"/>
+            </w:pPr>
+            <w:r>
+              <w:rPr>
+                <w:rFonts w:ascii="Calibri" w:hAnsi="Calibri"/>
+                <w:sz w:val="20"/>
+              </w:rPr>
+              <w:t xml:space="default">0.171</w:t>
+            </w:r>
+          </w:p>
+        </w:tc>
+      </w:tr>
+      <w:tr>
+        <w:trPr>
+          <w:cantSplit/>
+        </w:trPr>
+        <w:tc>
+          <w:tcPr>
+            <w:tcBorders>
+              <w:top w:val="single" w:space="0" w:color="D3D3D3"/>
+              <w:bottom w:val="single" w:space="0" w:color="D3D3D3"/>
+              <w:start w:val="single" w:space="0" w:color="D3D3D3"/>
+              <w:end w:val="single" w:space="0" w:color="D3D3D3"/>
+            </w:tcBorders>
+          </w:tcPr>
+          <w:p>
+            <w:pPr>
+              <w:spacing w:before="0" w:after="60"/>
+              <w:keepNext/>
+              <w:jc w:val="start"/>
+            </w:pPr>
+            <w:r>
+              <w:rPr>
+                <w:rFonts w:ascii="Calibri" w:hAnsi="Calibri"/>
+                <w:sz w:val="20"/>
+              </w:rPr>
+              <w:t xml:space="default">    No</w:t>
+            </w:r>
+          </w:p>
+        </w:tc>
+        <w:tc>
+          <w:tcPr>
+            <w:tcBorders>
+              <w:top w:val="single" w:space="0" w:color="D3D3D3"/>
+              <w:bottom w:val="single" w:space="0" w:color="D3D3D3"/>
+              <w:start w:val="single" w:space="0" w:color="D3D3D3"/>
+              <w:end w:val="single" w:space="0" w:color="D3D3D3"/>
+            </w:tcBorders>
+          </w:tcPr>
+          <w:p>
+            <w:pPr>
+              <w:spacing w:before="0" w:after="60"/>
+              <w:keepNext/>
+              <w:jc w:val="center"/>
+            </w:pPr>
+            <w:r>
+              <w:rPr>
+                <w:rFonts w:ascii="Calibri" w:hAnsi="Calibri"/>
+                <w:sz w:val="20"/>
+              </w:rPr>
+              <w:t xml:space="default">37 (48.1%)</w:t>
+            </w:r>
+          </w:p>
+        </w:tc>
+        <w:tc>
+          <w:tcPr>
+            <w:tcBorders>
+              <w:top w:val="single" w:space="0" w:color="D3D3D3"/>
+              <w:bottom w:val="single" w:space="0" w:color="D3D3D3"/>
+              <w:start w:val="single" w:space="0" w:color="D3D3D3"/>
+              <w:end w:val="single" w:space="0" w:color="D3D3D3"/>
+            </w:tcBorders>
+          </w:tcPr>
+          <w:p>
+            <w:pPr>
+              <w:spacing w:before="0" w:after="60"/>
+              <w:keepNext/>
+              <w:jc w:val="center"/>
+            </w:pPr>
+            <w:r>
+              <w:rPr>
+                <w:rFonts w:ascii="Calibri" w:hAnsi="Calibri"/>
+                <w:sz w:val="20"/>
+              </w:rPr>
+              <w:t xml:space="default">33 (51.6%)</w:t>
+            </w:r>
+          </w:p>
+        </w:tc>
+        <w:tc>
+          <w:tcPr>
+            <w:tcBorders>
+              <w:top w:val="single" w:space="0" w:color="D3D3D3"/>
+              <w:bottom w:val="single" w:space="0" w:color="D3D3D3"/>
+              <w:start w:val="single" w:space="0" w:color="D3D3D3"/>
+              <w:end w:val="single" w:space="0" w:color="D3D3D3"/>
+            </w:tcBorders>
+          </w:tcPr>
+          <w:p>
+            <w:pPr>
+              <w:spacing w:before="0" w:after="60"/>
+              <w:keepNext/>
+              <w:jc w:val="center"/>
+            </w:pPr>
+            <w:r>
+              <w:rPr>
+                <w:rFonts w:ascii="Calibri" w:hAnsi="Calibri"/>
+                <w:sz w:val="20"/>
+              </w:rPr>
+              <w:t xml:space="default">4 (30.8%)</w:t>
+            </w:r>
+          </w:p>
+        </w:tc>
+        <w:tc>
+          <w:tcPr>
+            <w:tcBorders>
+              <w:top w:val="single" w:space="0" w:color="D3D3D3"/>
+              <w:bottom w:val="single" w:space="0" w:color="D3D3D3"/>
+              <w:start w:val="single" w:space="0" w:color="D3D3D3"/>
+              <w:end w:val="single" w:space="0" w:color="D3D3D3"/>
+            </w:tcBorders>
+          </w:tcPr>
+          <w:p>
+            <w:pPr>
+              <w:spacing w:before="0" w:after="60"/>
+              <w:keepNext/>
+              <w:jc w:val="center"/>
+            </w:pPr>
+            <w:r>
+              <w:rPr>
+                <w:rFonts w:ascii="Calibri" w:hAnsi="Calibri"/>
+                <w:sz w:val="20"/>
+              </w:rPr>
+              <w:t xml:space="default"/>
+            </w:r>
+          </w:p>
+        </w:tc>
+      </w:tr>
+      <w:tr>
+        <w:trPr>
+          <w:cantSplit/>
+        </w:trPr>
+        <w:tc>
+          <w:tcPr>
+            <w:tcBorders>
+              <w:top w:val="single" w:space="0" w:color="D3D3D3"/>
+              <w:bottom w:val="single" w:space="0" w:color="D3D3D3"/>
+              <w:start w:val="single" w:space="0" w:color="D3D3D3"/>
+              <w:end w:val="single" w:space="0" w:color="D3D3D3"/>
+            </w:tcBorders>
+          </w:tcPr>
+          <w:p>
+            <w:pPr>
+              <w:spacing w:before="0" w:after="60"/>
+              <w:keepNext/>
+              <w:jc w:val="start"/>
+            </w:pPr>
+            <w:r>
+              <w:rPr>
+                <w:rFonts w:ascii="Calibri" w:hAnsi="Calibri"/>
+                <w:sz w:val="20"/>
+              </w:rPr>
+              <w:t xml:space="default">    Sí</w:t>
+            </w:r>
+          </w:p>
+        </w:tc>
+        <w:tc>
+          <w:tcPr>
+            <w:tcBorders>
+              <w:top w:val="single" w:space="0" w:color="D3D3D3"/>
+              <w:bottom w:val="single" w:space="0" w:color="D3D3D3"/>
+              <w:start w:val="single" w:space="0" w:color="D3D3D3"/>
+              <w:end w:val="single" w:space="0" w:color="D3D3D3"/>
+            </w:tcBorders>
+          </w:tcPr>
+          <w:p>
+            <w:pPr>
+              <w:spacing w:before="0" w:after="60"/>
+              <w:keepNext/>
+              <w:jc w:val="center"/>
+            </w:pPr>
+            <w:r>
+              <w:rPr>
+                <w:rFonts w:ascii="Calibri" w:hAnsi="Calibri"/>
+                <w:sz w:val="20"/>
+              </w:rPr>
+              <w:t xml:space="default">40 (51.9%)</w:t>
+            </w:r>
+          </w:p>
+        </w:tc>
+        <w:tc>
+          <w:tcPr>
+            <w:tcBorders>
+              <w:top w:val="single" w:space="0" w:color="D3D3D3"/>
+              <w:bottom w:val="single" w:space="0" w:color="D3D3D3"/>
+              <w:start w:val="single" w:space="0" w:color="D3D3D3"/>
+              <w:end w:val="single" w:space="0" w:color="D3D3D3"/>
+            </w:tcBorders>
+          </w:tcPr>
+          <w:p>
+            <w:pPr>
+              <w:spacing w:before="0" w:after="60"/>
+              <w:keepNext/>
+              <w:jc w:val="center"/>
+            </w:pPr>
+            <w:r>
+              <w:rPr>
+                <w:rFonts w:ascii="Calibri" w:hAnsi="Calibri"/>
+                <w:sz w:val="20"/>
+              </w:rPr>
+              <w:t xml:space="default">31 (48.4%)</w:t>
+            </w:r>
+          </w:p>
+        </w:tc>
+        <w:tc>
+          <w:tcPr>
+            <w:tcBorders>
+              <w:top w:val="single" w:space="0" w:color="D3D3D3"/>
+              <w:bottom w:val="single" w:space="0" w:color="D3D3D3"/>
+              <w:start w:val="single" w:space="0" w:color="D3D3D3"/>
+              <w:end w:val="single" w:space="0" w:color="D3D3D3"/>
+            </w:tcBorders>
+          </w:tcPr>
+          <w:p>
+            <w:pPr>
+              <w:spacing w:before="0" w:after="60"/>
+              <w:keepNext/>
+              <w:jc w:val="center"/>
+            </w:pPr>
+            <w:r>
+              <w:rPr>
+                <w:rFonts w:ascii="Calibri" w:hAnsi="Calibri"/>
+                <w:sz w:val="20"/>
+              </w:rPr>
+              <w:t xml:space="default">9 (69.2%)</w:t>
+            </w:r>
+          </w:p>
+        </w:tc>
+        <w:tc>
+          <w:tcPr>
+            <w:tcBorders>
+              <w:top w:val="single" w:space="0" w:color="D3D3D3"/>
+              <w:bottom w:val="single" w:space="0" w:color="D3D3D3"/>
+              <w:start w:val="single" w:space="0" w:color="D3D3D3"/>
+              <w:end w:val="single" w:space="0" w:color="D3D3D3"/>
+            </w:tcBorders>
+          </w:tcPr>
+          <w:p>
+            <w:pPr>
+              <w:spacing w:before="0" w:after="60"/>
+              <w:keepNext/>
+              <w:jc w:val="center"/>
+            </w:pPr>
+            <w:r>
+              <w:rPr>
+                <w:rFonts w:ascii="Calibri" w:hAnsi="Calibri"/>
+                <w:sz w:val="20"/>
+              </w:rPr>
+              <w:t xml:space="default"/>
+            </w:r>
+          </w:p>
+        </w:tc>
+      </w:tr>
+      <w:tr>
+        <w:trPr>
+          <w:cantSplit/>
+        </w:trPr>
+        <w:tc>
+          <w:tcPr>
+            <w:tcBorders>
+              <w:top w:val="single" w:space="0" w:color="D3D3D3"/>
+              <w:bottom w:val="single" w:space="0" w:color="D3D3D3"/>
+              <w:start w:val="single" w:space="0" w:color="D3D3D3"/>
+              <w:end w:val="single" w:space="0" w:color="D3D3D3"/>
+            </w:tcBorders>
+          </w:tcPr>
+          <w:p>
+            <w:pPr>
+              <w:spacing w:before="0" w:after="60"/>
+              <w:keepNext/>
+              <w:jc w:val="start"/>
+            </w:pPr>
+            <w:r>
+              <w:rPr>
+                <w:rFonts w:ascii="Calibri" w:hAnsi="Calibri"/>
+                <w:sz w:val="20"/>
+              </w:rPr>
+              <w:t xml:space="default">Relajantes neuromusculares</w:t>
+            </w:r>
+          </w:p>
+        </w:tc>
+        <w:tc>
+          <w:tcPr>
+            <w:tcBorders>
+              <w:top w:val="single" w:space="0" w:color="D3D3D3"/>
+              <w:bottom w:val="single" w:space="0" w:color="D3D3D3"/>
+              <w:start w:val="single" w:space="0" w:color="D3D3D3"/>
+              <w:end w:val="single" w:space="0" w:color="D3D3D3"/>
+            </w:tcBorders>
+          </w:tcPr>
+          <w:p>
+            <w:pPr>
+              <w:spacing w:before="0" w:after="60"/>
+              <w:keepNext/>
+              <w:jc w:val="center"/>
+            </w:pPr>
+            <w:r>
+              <w:rPr>
+                <w:rFonts w:ascii="Calibri" w:hAnsi="Calibri"/>
+                <w:sz w:val="20"/>
+              </w:rPr>
+              <w:t xml:space="default"/>
+            </w:r>
+          </w:p>
+        </w:tc>
+        <w:tc>
+          <w:tcPr>
+            <w:tcBorders>
+              <w:top w:val="single" w:space="0" w:color="D3D3D3"/>
+              <w:bottom w:val="single" w:space="0" w:color="D3D3D3"/>
+              <w:start w:val="single" w:space="0" w:color="D3D3D3"/>
+              <w:end w:val="single" w:space="0" w:color="D3D3D3"/>
+            </w:tcBorders>
+          </w:tcPr>
+          <w:p>
+            <w:pPr>
+              <w:spacing w:before="0" w:after="60"/>
+              <w:keepNext/>
+              <w:jc w:val="center"/>
+            </w:pPr>
+            <w:r>
+              <w:rPr>
+                <w:rFonts w:ascii="Calibri" w:hAnsi="Calibri"/>
+                <w:sz w:val="20"/>
+              </w:rPr>
+              <w:t xml:space="default"/>
+            </w:r>
+          </w:p>
+        </w:tc>
+        <w:tc>
+          <w:tcPr>
+            <w:tcBorders>
+              <w:top w:val="single" w:space="0" w:color="D3D3D3"/>
+              <w:bottom w:val="single" w:space="0" w:color="D3D3D3"/>
+              <w:start w:val="single" w:space="0" w:color="D3D3D3"/>
+              <w:end w:val="single" w:space="0" w:color="D3D3D3"/>
+            </w:tcBorders>
+          </w:tcPr>
+          <w:p>
+            <w:pPr>
+              <w:spacing w:before="0" w:after="60"/>
+              <w:keepNext/>
+              <w:jc w:val="center"/>
+            </w:pPr>
+            <w:r>
+              <w:rPr>
+                <w:rFonts w:ascii="Calibri" w:hAnsi="Calibri"/>
+                <w:sz w:val="20"/>
+              </w:rPr>
+              <w:t xml:space="default"/>
+            </w:r>
+          </w:p>
+        </w:tc>
+        <w:tc>
+          <w:tcPr>
+            <w:tcBorders>
+              <w:top w:val="single" w:space="0" w:color="D3D3D3"/>
+              <w:bottom w:val="single" w:space="0" w:color="D3D3D3"/>
+              <w:start w:val="single" w:space="0" w:color="D3D3D3"/>
+              <w:end w:val="single" w:space="0" w:color="D3D3D3"/>
+            </w:tcBorders>
+          </w:tcPr>
+          <w:p>
+            <w:pPr>
+              <w:spacing w:before="0" w:after="60"/>
+              <w:keepNext/>
+              <w:jc w:val="center"/>
+            </w:pPr>
+            <w:r>
+              <w:rPr>
+                <w:rFonts w:ascii="Calibri" w:hAnsi="Calibri"/>
+                <w:sz w:val="20"/>
+              </w:rPr>
+              <w:t xml:space="default">0.177</w:t>
+            </w:r>
+          </w:p>
+        </w:tc>
+      </w:tr>
+      <w:tr>
+        <w:trPr>
+          <w:cantSplit/>
+        </w:trPr>
+        <w:tc>
+          <w:tcPr>
+            <w:tcBorders>
+              <w:top w:val="single" w:space="0" w:color="D3D3D3"/>
+              <w:bottom w:val="single" w:space="0" w:color="D3D3D3"/>
+              <w:start w:val="single" w:space="0" w:color="D3D3D3"/>
+              <w:end w:val="single" w:space="0" w:color="D3D3D3"/>
+            </w:tcBorders>
+          </w:tcPr>
+          <w:p>
+            <w:pPr>
+              <w:spacing w:before="0" w:after="60"/>
+              <w:keepNext/>
+              <w:jc w:val="start"/>
+            </w:pPr>
+            <w:r>
+              <w:rPr>
+                <w:rFonts w:ascii="Calibri" w:hAnsi="Calibri"/>
+                <w:sz w:val="20"/>
+              </w:rPr>
+              <w:t xml:space="default">    No</w:t>
+            </w:r>
+          </w:p>
+        </w:tc>
+        <w:tc>
+          <w:tcPr>
+            <w:tcBorders>
+              <w:top w:val="single" w:space="0" w:color="D3D3D3"/>
+              <w:bottom w:val="single" w:space="0" w:color="D3D3D3"/>
+              <w:start w:val="single" w:space="0" w:color="D3D3D3"/>
+              <w:end w:val="single" w:space="0" w:color="D3D3D3"/>
+            </w:tcBorders>
+          </w:tcPr>
+          <w:p>
+            <w:pPr>
+              <w:spacing w:before="0" w:after="60"/>
+              <w:keepNext/>
+              <w:jc w:val="center"/>
+            </w:pPr>
+            <w:r>
+              <w:rPr>
+                <w:rFonts w:ascii="Calibri" w:hAnsi="Calibri"/>
+                <w:sz w:val="20"/>
+              </w:rPr>
+              <w:t xml:space="default">55 (71.4%)</w:t>
+            </w:r>
+          </w:p>
+        </w:tc>
+        <w:tc>
+          <w:tcPr>
+            <w:tcBorders>
+              <w:top w:val="single" w:space="0" w:color="D3D3D3"/>
+              <w:bottom w:val="single" w:space="0" w:color="D3D3D3"/>
+              <w:start w:val="single" w:space="0" w:color="D3D3D3"/>
+              <w:end w:val="single" w:space="0" w:color="D3D3D3"/>
+            </w:tcBorders>
+          </w:tcPr>
+          <w:p>
+            <w:pPr>
+              <w:spacing w:before="0" w:after="60"/>
+              <w:keepNext/>
+              <w:jc w:val="center"/>
+            </w:pPr>
+            <w:r>
+              <w:rPr>
+                <w:rFonts w:ascii="Calibri" w:hAnsi="Calibri"/>
+                <w:sz w:val="20"/>
+              </w:rPr>
+              <w:t xml:space="default">48 (75.0%)</w:t>
+            </w:r>
+          </w:p>
+        </w:tc>
+        <w:tc>
+          <w:tcPr>
+            <w:tcBorders>
+              <w:top w:val="single" w:space="0" w:color="D3D3D3"/>
+              <w:bottom w:val="single" w:space="0" w:color="D3D3D3"/>
+              <w:start w:val="single" w:space="0" w:color="D3D3D3"/>
+              <w:end w:val="single" w:space="0" w:color="D3D3D3"/>
+            </w:tcBorders>
+          </w:tcPr>
+          <w:p>
+            <w:pPr>
+              <w:spacing w:before="0" w:after="60"/>
+              <w:keepNext/>
+              <w:jc w:val="center"/>
+            </w:pPr>
+            <w:r>
+              <w:rPr>
+                <w:rFonts w:ascii="Calibri" w:hAnsi="Calibri"/>
+                <w:sz w:val="20"/>
+              </w:rPr>
+              <w:t xml:space="default">7 (53.8%)</w:t>
+            </w:r>
+          </w:p>
+        </w:tc>
+        <w:tc>
+          <w:tcPr>
+            <w:tcBorders>
+              <w:top w:val="single" w:space="0" w:color="D3D3D3"/>
+              <w:bottom w:val="single" w:space="0" w:color="D3D3D3"/>
+              <w:start w:val="single" w:space="0" w:color="D3D3D3"/>
+              <w:end w:val="single" w:space="0" w:color="D3D3D3"/>
+            </w:tcBorders>
+          </w:tcPr>
+          <w:p>
+            <w:pPr>
+              <w:spacing w:before="0" w:after="60"/>
+              <w:keepNext/>
+              <w:jc w:val="center"/>
+            </w:pPr>
+            <w:r>
+              <w:rPr>
+                <w:rFonts w:ascii="Calibri" w:hAnsi="Calibri"/>
+                <w:sz w:val="20"/>
+              </w:rPr>
+              <w:t xml:space="default"/>
+            </w:r>
+          </w:p>
+        </w:tc>
+      </w:tr>
+      <w:tr>
+        <w:trPr>
+          <w:cantSplit/>
+        </w:trPr>
+        <w:tc>
+          <w:tcPr>
+            <w:tcBorders>
+              <w:top w:val="single" w:space="0" w:color="D3D3D3"/>
+              <w:bottom w:val="single" w:space="0" w:color="D3D3D3"/>
+              <w:start w:val="single" w:space="0" w:color="D3D3D3"/>
+              <w:end w:val="single" w:space="0" w:color="D3D3D3"/>
+            </w:tcBorders>
+          </w:tcPr>
+          <w:p>
+            <w:pPr>
+              <w:spacing w:before="0" w:after="60"/>
+              <w:keepNext/>
+              <w:jc w:val="start"/>
+            </w:pPr>
+            <w:r>
+              <w:rPr>
+                <w:rFonts w:ascii="Calibri" w:hAnsi="Calibri"/>
+                <w:sz w:val="20"/>
+              </w:rPr>
+              <w:t xml:space="default">    Sí</w:t>
+            </w:r>
+          </w:p>
+        </w:tc>
+        <w:tc>
+          <w:tcPr>
+            <w:tcBorders>
+              <w:top w:val="single" w:space="0" w:color="D3D3D3"/>
+              <w:bottom w:val="single" w:space="0" w:color="D3D3D3"/>
+              <w:start w:val="single" w:space="0" w:color="D3D3D3"/>
+              <w:end w:val="single" w:space="0" w:color="D3D3D3"/>
+            </w:tcBorders>
+          </w:tcPr>
+          <w:p>
+            <w:pPr>
+              <w:spacing w:before="0" w:after="60"/>
+              <w:keepNext/>
+              <w:jc w:val="center"/>
+            </w:pPr>
+            <w:r>
+              <w:rPr>
+                <w:rFonts w:ascii="Calibri" w:hAnsi="Calibri"/>
+                <w:sz w:val="20"/>
+              </w:rPr>
+              <w:t xml:space="default">22 (28.6%)</w:t>
+            </w:r>
+          </w:p>
+        </w:tc>
+        <w:tc>
+          <w:tcPr>
+            <w:tcBorders>
+              <w:top w:val="single" w:space="0" w:color="D3D3D3"/>
+              <w:bottom w:val="single" w:space="0" w:color="D3D3D3"/>
+              <w:start w:val="single" w:space="0" w:color="D3D3D3"/>
+              <w:end w:val="single" w:space="0" w:color="D3D3D3"/>
+            </w:tcBorders>
+          </w:tcPr>
+          <w:p>
+            <w:pPr>
+              <w:spacing w:before="0" w:after="60"/>
+              <w:keepNext/>
+              <w:jc w:val="center"/>
+            </w:pPr>
+            <w:r>
+              <w:rPr>
+                <w:rFonts w:ascii="Calibri" w:hAnsi="Calibri"/>
+                <w:sz w:val="20"/>
+              </w:rPr>
+              <w:t xml:space="default">16 (25.0%)</w:t>
+            </w:r>
+          </w:p>
+        </w:tc>
+        <w:tc>
+          <w:tcPr>
+            <w:tcBorders>
+              <w:top w:val="single" w:space="0" w:color="D3D3D3"/>
+              <w:bottom w:val="single" w:space="0" w:color="D3D3D3"/>
+              <w:start w:val="single" w:space="0" w:color="D3D3D3"/>
+              <w:end w:val="single" w:space="0" w:color="D3D3D3"/>
+            </w:tcBorders>
+          </w:tcPr>
+          <w:p>
+            <w:pPr>
+              <w:spacing w:before="0" w:after="60"/>
+              <w:keepNext/>
+              <w:jc w:val="center"/>
+            </w:pPr>
+            <w:r>
+              <w:rPr>
+                <w:rFonts w:ascii="Calibri" w:hAnsi="Calibri"/>
+                <w:sz w:val="20"/>
+              </w:rPr>
+              <w:t xml:space="default">6 (46.2%)</w:t>
+            </w:r>
+          </w:p>
+        </w:tc>
+        <w:tc>
+          <w:tcPr>
+            <w:tcBorders>
+              <w:top w:val="single" w:space="0" w:color="D3D3D3"/>
+              <w:bottom w:val="single" w:space="0" w:color="D3D3D3"/>
+              <w:start w:val="single" w:space="0" w:color="D3D3D3"/>
+              <w:end w:val="single" w:space="0" w:color="D3D3D3"/>
+            </w:tcBorders>
+          </w:tcPr>
+          <w:p>
+            <w:pPr>
+              <w:spacing w:before="0" w:after="60"/>
+              <w:keepNext/>
+              <w:jc w:val="center"/>
+            </w:pPr>
+            <w:r>
+              <w:rPr>
+                <w:rFonts w:ascii="Calibri" w:hAnsi="Calibri"/>
+                <w:sz w:val="20"/>
+              </w:rPr>
+              <w:t xml:space="default"/>
+            </w:r>
+          </w:p>
+        </w:tc>
+      </w:tr>
+      <w:tr>
+        <w:trPr>
+          <w:cantSplit/>
+        </w:trPr>
+        <w:tc>
+          <w:tcPr>
+            <w:tcBorders>
+              <w:top w:val="single" w:space="0" w:color="D3D3D3"/>
+              <w:bottom w:val="single" w:space="0" w:color="D3D3D3"/>
+              <w:start w:val="single" w:space="0" w:color="D3D3D3"/>
+              <w:end w:val="single" w:space="0" w:color="D3D3D3"/>
+            </w:tcBorders>
+          </w:tcPr>
+          <w:p>
+            <w:pPr>
+              <w:spacing w:before="0" w:after="60"/>
+              <w:keepNext/>
+              <w:jc w:val="start"/>
+            </w:pPr>
+            <w:r>
+              <w:rPr>
+                <w:rFonts w:ascii="Calibri" w:hAnsi="Calibri"/>
+                <w:sz w:val="20"/>
+              </w:rPr>
+              <w:t xml:space="default">Terapia de reemplazo renal</w:t>
+            </w:r>
+          </w:p>
+        </w:tc>
+        <w:tc>
+          <w:tcPr>
+            <w:tcBorders>
+              <w:top w:val="single" w:space="0" w:color="D3D3D3"/>
+              <w:bottom w:val="single" w:space="0" w:color="D3D3D3"/>
+              <w:start w:val="single" w:space="0" w:color="D3D3D3"/>
+              <w:end w:val="single" w:space="0" w:color="D3D3D3"/>
+            </w:tcBorders>
+          </w:tcPr>
+          <w:p>
+            <w:pPr>
+              <w:spacing w:before="0" w:after="60"/>
+              <w:keepNext/>
+              <w:jc w:val="center"/>
+            </w:pPr>
+            <w:r>
+              <w:rPr>
+                <w:rFonts w:ascii="Calibri" w:hAnsi="Calibri"/>
+                <w:sz w:val="20"/>
+              </w:rPr>
+              <w:t xml:space="default"/>
+            </w:r>
+          </w:p>
+        </w:tc>
+        <w:tc>
+          <w:tcPr>
+            <w:tcBorders>
+              <w:top w:val="single" w:space="0" w:color="D3D3D3"/>
+              <w:bottom w:val="single" w:space="0" w:color="D3D3D3"/>
+              <w:start w:val="single" w:space="0" w:color="D3D3D3"/>
+              <w:end w:val="single" w:space="0" w:color="D3D3D3"/>
+            </w:tcBorders>
+          </w:tcPr>
+          <w:p>
+            <w:pPr>
+              <w:spacing w:before="0" w:after="60"/>
+              <w:keepNext/>
+              <w:jc w:val="center"/>
+            </w:pPr>
+            <w:r>
+              <w:rPr>
+                <w:rFonts w:ascii="Calibri" w:hAnsi="Calibri"/>
+                <w:sz w:val="20"/>
+              </w:rPr>
+              <w:t xml:space="default"/>
+            </w:r>
+          </w:p>
+        </w:tc>
+        <w:tc>
+          <w:tcPr>
+            <w:tcBorders>
+              <w:top w:val="single" w:space="0" w:color="D3D3D3"/>
+              <w:bottom w:val="single" w:space="0" w:color="D3D3D3"/>
+              <w:start w:val="single" w:space="0" w:color="D3D3D3"/>
+              <w:end w:val="single" w:space="0" w:color="D3D3D3"/>
+            </w:tcBorders>
+          </w:tcPr>
+          <w:p>
+            <w:pPr>
+              <w:spacing w:before="0" w:after="60"/>
+              <w:keepNext/>
+              <w:jc w:val="center"/>
+            </w:pPr>
+            <w:r>
+              <w:rPr>
+                <w:rFonts w:ascii="Calibri" w:hAnsi="Calibri"/>
+                <w:sz w:val="20"/>
+              </w:rPr>
+              <w:t xml:space="default"/>
+            </w:r>
+          </w:p>
+        </w:tc>
+        <w:tc>
+          <w:tcPr>
+            <w:tcBorders>
+              <w:top w:val="single" w:space="0" w:color="D3D3D3"/>
+              <w:bottom w:val="single" w:space="0" w:color="D3D3D3"/>
+              <w:start w:val="single" w:space="0" w:color="D3D3D3"/>
+              <w:end w:val="single" w:space="0" w:color="D3D3D3"/>
+            </w:tcBorders>
+          </w:tcPr>
+          <w:p>
+            <w:pPr>
+              <w:spacing w:before="0" w:after="60"/>
+              <w:keepNext/>
+              <w:jc w:val="center"/>
+            </w:pPr>
+            <w:r>
+              <w:rPr>
+                <w:rFonts w:ascii="Calibri" w:hAnsi="Calibri"/>
+                <w:sz w:val="20"/>
+              </w:rPr>
+              <w:t xml:space="default">0.080</w:t>
+            </w:r>
+          </w:p>
+        </w:tc>
+      </w:tr>
+      <w:tr>
+        <w:trPr>
+          <w:cantSplit/>
+        </w:trPr>
+        <w:tc>
+          <w:tcPr>
+            <w:tcBorders>
+              <w:top w:val="single" w:space="0" w:color="D3D3D3"/>
+              <w:bottom w:val="single" w:space="0" w:color="D3D3D3"/>
+              <w:start w:val="single" w:space="0" w:color="D3D3D3"/>
+              <w:end w:val="single" w:space="0" w:color="D3D3D3"/>
+            </w:tcBorders>
+          </w:tcPr>
+          <w:p>
+            <w:pPr>
+              <w:spacing w:before="0" w:after="60"/>
+              <w:keepNext/>
+              <w:jc w:val="start"/>
+            </w:pPr>
+            <w:r>
+              <w:rPr>
+                <w:rFonts w:ascii="Calibri" w:hAnsi="Calibri"/>
+                <w:sz w:val="20"/>
+              </w:rPr>
+              <w:t xml:space="default">    No</w:t>
+            </w:r>
+          </w:p>
+        </w:tc>
+        <w:tc>
+          <w:tcPr>
+            <w:tcBorders>
+              <w:top w:val="single" w:space="0" w:color="D3D3D3"/>
+              <w:bottom w:val="single" w:space="0" w:color="D3D3D3"/>
+              <w:start w:val="single" w:space="0" w:color="D3D3D3"/>
+              <w:end w:val="single" w:space="0" w:color="D3D3D3"/>
+            </w:tcBorders>
+          </w:tcPr>
+          <w:p>
+            <w:pPr>
+              <w:spacing w:before="0" w:after="60"/>
+              <w:keepNext/>
+              <w:jc w:val="center"/>
+            </w:pPr>
+            <w:r>
+              <w:rPr>
+                <w:rFonts w:ascii="Calibri" w:hAnsi="Calibri"/>
+                <w:sz w:val="20"/>
+              </w:rPr>
+              <w:t xml:space="default">67 (85.9%)</w:t>
+            </w:r>
+          </w:p>
+        </w:tc>
+        <w:tc>
+          <w:tcPr>
+            <w:tcBorders>
+              <w:top w:val="single" w:space="0" w:color="D3D3D3"/>
+              <w:bottom w:val="single" w:space="0" w:color="D3D3D3"/>
+              <w:start w:val="single" w:space="0" w:color="D3D3D3"/>
+              <w:end w:val="single" w:space="0" w:color="D3D3D3"/>
+            </w:tcBorders>
+          </w:tcPr>
+          <w:p>
+            <w:pPr>
+              <w:spacing w:before="0" w:after="60"/>
+              <w:keepNext/>
+              <w:jc w:val="center"/>
+            </w:pPr>
+            <w:r>
+              <w:rPr>
+                <w:rFonts w:ascii="Calibri" w:hAnsi="Calibri"/>
+                <w:sz w:val="20"/>
+              </w:rPr>
+              <w:t xml:space="default">58 (89.2%)</w:t>
+            </w:r>
+          </w:p>
+        </w:tc>
+        <w:tc>
+          <w:tcPr>
+            <w:tcBorders>
+              <w:top w:val="single" w:space="0" w:color="D3D3D3"/>
+              <w:bottom w:val="single" w:space="0" w:color="D3D3D3"/>
+              <w:start w:val="single" w:space="0" w:color="D3D3D3"/>
+              <w:end w:val="single" w:space="0" w:color="D3D3D3"/>
+            </w:tcBorders>
+          </w:tcPr>
+          <w:p>
+            <w:pPr>
+              <w:spacing w:before="0" w:after="60"/>
+              <w:keepNext/>
+              <w:jc w:val="center"/>
+            </w:pPr>
+            <w:r>
+              <w:rPr>
+                <w:rFonts w:ascii="Calibri" w:hAnsi="Calibri"/>
+                <w:sz w:val="20"/>
+              </w:rPr>
+              <w:t xml:space="default">9 (69.2%)</w:t>
+            </w:r>
+          </w:p>
+        </w:tc>
+        <w:tc>
+          <w:tcPr>
+            <w:tcBorders>
+              <w:top w:val="single" w:space="0" w:color="D3D3D3"/>
+              <w:bottom w:val="single" w:space="0" w:color="D3D3D3"/>
+              <w:start w:val="single" w:space="0" w:color="D3D3D3"/>
+              <w:end w:val="single" w:space="0" w:color="D3D3D3"/>
+            </w:tcBorders>
+          </w:tcPr>
+          <w:p>
+            <w:pPr>
+              <w:spacing w:before="0" w:after="60"/>
+              <w:keepNext/>
+              <w:jc w:val="center"/>
+            </w:pPr>
+            <w:r>
+              <w:rPr>
+                <w:rFonts w:ascii="Calibri" w:hAnsi="Calibri"/>
+                <w:sz w:val="20"/>
+              </w:rPr>
+              <w:t xml:space="default"/>
+            </w:r>
+          </w:p>
+        </w:tc>
+      </w:tr>
+      <w:tr>
+        <w:trPr>
+          <w:cantSplit/>
+        </w:trPr>
+        <w:tc>
+          <w:tcPr>
+            <w:tcBorders>
+              <w:top w:val="single" w:space="0" w:color="D3D3D3"/>
+              <w:bottom w:val="single" w:space="0" w:color="D3D3D3"/>
+              <w:start w:val="single" w:space="0" w:color="D3D3D3"/>
+              <w:end w:val="single" w:space="0" w:color="D3D3D3"/>
+            </w:tcBorders>
+          </w:tcPr>
+          <w:p>
+            <w:pPr>
+              <w:spacing w:before="0" w:after="60"/>
+              <w:keepNext/>
+              <w:jc w:val="start"/>
+            </w:pPr>
+            <w:r>
+              <w:rPr>
+                <w:rFonts w:ascii="Calibri" w:hAnsi="Calibri"/>
+                <w:sz w:val="20"/>
+              </w:rPr>
+              <w:t xml:space="default">    Sí</w:t>
+            </w:r>
+          </w:p>
+        </w:tc>
+        <w:tc>
+          <w:tcPr>
+            <w:tcBorders>
+              <w:top w:val="single" w:space="0" w:color="D3D3D3"/>
+              <w:bottom w:val="single" w:space="0" w:color="D3D3D3"/>
+              <w:start w:val="single" w:space="0" w:color="D3D3D3"/>
+              <w:end w:val="single" w:space="0" w:color="D3D3D3"/>
+            </w:tcBorders>
+          </w:tcPr>
+          <w:p>
+            <w:pPr>
+              <w:spacing w:before="0" w:after="60"/>
+              <w:keepNext/>
+              <w:jc w:val="center"/>
+            </w:pPr>
+            <w:r>
+              <w:rPr>
+                <w:rFonts w:ascii="Calibri" w:hAnsi="Calibri"/>
+                <w:sz w:val="20"/>
+              </w:rPr>
+              <w:t xml:space="default">11 (14.1%)</w:t>
+            </w:r>
+          </w:p>
+        </w:tc>
+        <w:tc>
+          <w:tcPr>
+            <w:tcBorders>
+              <w:top w:val="single" w:space="0" w:color="D3D3D3"/>
+              <w:bottom w:val="single" w:space="0" w:color="D3D3D3"/>
+              <w:start w:val="single" w:space="0" w:color="D3D3D3"/>
+              <w:end w:val="single" w:space="0" w:color="D3D3D3"/>
+            </w:tcBorders>
+          </w:tcPr>
+          <w:p>
+            <w:pPr>
+              <w:spacing w:before="0" w:after="60"/>
+              <w:keepNext/>
+              <w:jc w:val="center"/>
+            </w:pPr>
+            <w:r>
+              <w:rPr>
+                <w:rFonts w:ascii="Calibri" w:hAnsi="Calibri"/>
+                <w:sz w:val="20"/>
+              </w:rPr>
+              <w:t xml:space="default">7 (10.8%)</w:t>
+            </w:r>
+          </w:p>
+        </w:tc>
+        <w:tc>
+          <w:tcPr>
+            <w:tcBorders>
+              <w:top w:val="single" w:space="0" w:color="D3D3D3"/>
+              <w:bottom w:val="single" w:space="0" w:color="D3D3D3"/>
+              <w:start w:val="single" w:space="0" w:color="D3D3D3"/>
+              <w:end w:val="single" w:space="0" w:color="D3D3D3"/>
+            </w:tcBorders>
+          </w:tcPr>
+          <w:p>
+            <w:pPr>
+              <w:spacing w:before="0" w:after="60"/>
+              <w:keepNext/>
+              <w:jc w:val="center"/>
+            </w:pPr>
+            <w:r>
+              <w:rPr>
+                <w:rFonts w:ascii="Calibri" w:hAnsi="Calibri"/>
+                <w:sz w:val="20"/>
+              </w:rPr>
+              <w:t xml:space="default">4 (30.8%)</w:t>
+            </w:r>
+          </w:p>
+        </w:tc>
+        <w:tc>
+          <w:tcPr>
+            <w:tcBorders>
+              <w:top w:val="single" w:space="0" w:color="D3D3D3"/>
+              <w:bottom w:val="single" w:space="0" w:color="D3D3D3"/>
+              <w:start w:val="single" w:space="0" w:color="D3D3D3"/>
+              <w:end w:val="single" w:space="0" w:color="D3D3D3"/>
+            </w:tcBorders>
+          </w:tcPr>
+          <w:p>
+            <w:pPr>
+              <w:spacing w:before="0" w:after="60"/>
+              <w:keepNext/>
+              <w:jc w:val="center"/>
+            </w:pPr>
+            <w:r>
+              <w:rPr>
+                <w:rFonts w:ascii="Calibri" w:hAnsi="Calibri"/>
+                <w:sz w:val="20"/>
+              </w:rPr>
+              <w:t xml:space="default"/>
+            </w:r>
+          </w:p>
+        </w:tc>
+      </w:tr>
+      <w:tr>
+        <w:trPr>
+          <w:cantSplit/>
+        </w:trPr>
+        <w:tc>
+          <w:tcPr>
+            <w:tcBorders>
+              <w:top w:val="single" w:space="0" w:color="D3D3D3"/>
+              <w:bottom w:val="single" w:space="0" w:color="D3D3D3"/>
+              <w:start w:val="single" w:space="0" w:color="D3D3D3"/>
+              <w:end w:val="single" w:space="0" w:color="D3D3D3"/>
+            </w:tcBorders>
+          </w:tcPr>
+          <w:p>
+            <w:pPr>
+              <w:spacing w:before="0" w:after="60"/>
+              <w:keepNext/>
+              <w:jc w:val="start"/>
+            </w:pPr>
+            <w:r>
+              <w:rPr>
+                <w:rFonts w:ascii="Calibri" w:hAnsi="Calibri"/>
+                <w:sz w:val="20"/>
+              </w:rPr>
+              <w:t xml:space="default">Shock séptico</w:t>
+            </w:r>
+          </w:p>
+        </w:tc>
+        <w:tc>
+          <w:tcPr>
+            <w:tcBorders>
+              <w:top w:val="single" w:space="0" w:color="D3D3D3"/>
+              <w:bottom w:val="single" w:space="0" w:color="D3D3D3"/>
+              <w:start w:val="single" w:space="0" w:color="D3D3D3"/>
+              <w:end w:val="single" w:space="0" w:color="D3D3D3"/>
+            </w:tcBorders>
+          </w:tcPr>
+          <w:p>
+            <w:pPr>
+              <w:spacing w:before="0" w:after="60"/>
+              <w:keepNext/>
+              <w:jc w:val="center"/>
+            </w:pPr>
+            <w:r>
+              <w:rPr>
+                <w:rFonts w:ascii="Calibri" w:hAnsi="Calibri"/>
+                <w:sz w:val="20"/>
+              </w:rPr>
+              <w:t xml:space="default"/>
+            </w:r>
+          </w:p>
+        </w:tc>
+        <w:tc>
+          <w:tcPr>
+            <w:tcBorders>
+              <w:top w:val="single" w:space="0" w:color="D3D3D3"/>
+              <w:bottom w:val="single" w:space="0" w:color="D3D3D3"/>
+              <w:start w:val="single" w:space="0" w:color="D3D3D3"/>
+              <w:end w:val="single" w:space="0" w:color="D3D3D3"/>
+            </w:tcBorders>
+          </w:tcPr>
+          <w:p>
+            <w:pPr>
+              <w:spacing w:before="0" w:after="60"/>
+              <w:keepNext/>
+              <w:jc w:val="center"/>
+            </w:pPr>
+            <w:r>
+              <w:rPr>
+                <w:rFonts w:ascii="Calibri" w:hAnsi="Calibri"/>
+                <w:sz w:val="20"/>
+              </w:rPr>
+              <w:t xml:space="default"/>
+            </w:r>
+          </w:p>
+        </w:tc>
+        <w:tc>
+          <w:tcPr>
+            <w:tcBorders>
+              <w:top w:val="single" w:space="0" w:color="D3D3D3"/>
+              <w:bottom w:val="single" w:space="0" w:color="D3D3D3"/>
+              <w:start w:val="single" w:space="0" w:color="D3D3D3"/>
+              <w:end w:val="single" w:space="0" w:color="D3D3D3"/>
+            </w:tcBorders>
+          </w:tcPr>
+          <w:p>
+            <w:pPr>
+              <w:spacing w:before="0" w:after="60"/>
+              <w:keepNext/>
+              <w:jc w:val="center"/>
+            </w:pPr>
+            <w:r>
+              <w:rPr>
+                <w:rFonts w:ascii="Calibri" w:hAnsi="Calibri"/>
+                <w:sz w:val="20"/>
+              </w:rPr>
+              <w:t xml:space="default"/>
+            </w:r>
+          </w:p>
+        </w:tc>
+        <w:tc>
+          <w:tcPr>
+            <w:tcBorders>
+              <w:top w:val="single" w:space="0" w:color="D3D3D3"/>
+              <w:bottom w:val="single" w:space="0" w:color="D3D3D3"/>
+              <w:start w:val="single" w:space="0" w:color="D3D3D3"/>
+              <w:end w:val="single" w:space="0" w:color="D3D3D3"/>
+            </w:tcBorders>
+          </w:tcPr>
+          <w:p>
+            <w:pPr>
+              <w:spacing w:before="0" w:after="60"/>
+              <w:keepNext/>
+              <w:jc w:val="center"/>
+            </w:pPr>
+            <w:r>
+              <w:rPr>
+                <w:rFonts w:ascii="Calibri" w:hAnsi="Calibri"/>
+                <w:sz w:val="20"/>
+                <w:b w:val="true"/>
+              </w:rPr>
+              <w:t xml:space="default">0.001</w:t>
+            </w:r>
+          </w:p>
+        </w:tc>
+      </w:tr>
+      <w:tr>
+        <w:trPr>
+          <w:cantSplit/>
+        </w:trPr>
+        <w:tc>
+          <w:tcPr>
+            <w:tcBorders>
+              <w:top w:val="single" w:space="0" w:color="D3D3D3"/>
+              <w:bottom w:val="single" w:space="0" w:color="D3D3D3"/>
+              <w:start w:val="single" w:space="0" w:color="D3D3D3"/>
+              <w:end w:val="single" w:space="0" w:color="D3D3D3"/>
+            </w:tcBorders>
+          </w:tcPr>
+          <w:p>
+            <w:pPr>
+              <w:spacing w:before="0" w:after="60"/>
+              <w:keepNext/>
+              <w:jc w:val="start"/>
+            </w:pPr>
+            <w:r>
+              <w:rPr>
+                <w:rFonts w:ascii="Calibri" w:hAnsi="Calibri"/>
+                <w:sz w:val="20"/>
+              </w:rPr>
+              <w:t xml:space="default">    No</w:t>
+            </w:r>
+          </w:p>
+        </w:tc>
+        <w:tc>
+          <w:tcPr>
+            <w:tcBorders>
+              <w:top w:val="single" w:space="0" w:color="D3D3D3"/>
+              <w:bottom w:val="single" w:space="0" w:color="D3D3D3"/>
+              <w:start w:val="single" w:space="0" w:color="D3D3D3"/>
+              <w:end w:val="single" w:space="0" w:color="D3D3D3"/>
+            </w:tcBorders>
+          </w:tcPr>
+          <w:p>
+            <w:pPr>
+              <w:spacing w:before="0" w:after="60"/>
+              <w:keepNext/>
+              <w:jc w:val="center"/>
+            </w:pPr>
+            <w:r>
+              <w:rPr>
+                <w:rFonts w:ascii="Calibri" w:hAnsi="Calibri"/>
+                <w:sz w:val="20"/>
+              </w:rPr>
+              <w:t xml:space="default">59 (76.6%)</w:t>
+            </w:r>
+          </w:p>
+        </w:tc>
+        <w:tc>
+          <w:tcPr>
+            <w:tcBorders>
+              <w:top w:val="single" w:space="0" w:color="D3D3D3"/>
+              <w:bottom w:val="single" w:space="0" w:color="D3D3D3"/>
+              <w:start w:val="single" w:space="0" w:color="D3D3D3"/>
+              <w:end w:val="single" w:space="0" w:color="D3D3D3"/>
+            </w:tcBorders>
+          </w:tcPr>
+          <w:p>
+            <w:pPr>
+              <w:spacing w:before="0" w:after="60"/>
+              <w:keepNext/>
+              <w:jc w:val="center"/>
+            </w:pPr>
+            <w:r>
+              <w:rPr>
+                <w:rFonts w:ascii="Calibri" w:hAnsi="Calibri"/>
+                <w:sz w:val="20"/>
+              </w:rPr>
+              <w:t xml:space="default">54 (84.4%)</w:t>
+            </w:r>
+          </w:p>
+        </w:tc>
+        <w:tc>
+          <w:tcPr>
+            <w:tcBorders>
+              <w:top w:val="single" w:space="0" w:color="D3D3D3"/>
+              <w:bottom w:val="single" w:space="0" w:color="D3D3D3"/>
+              <w:start w:val="single" w:space="0" w:color="D3D3D3"/>
+              <w:end w:val="single" w:space="0" w:color="D3D3D3"/>
+            </w:tcBorders>
+          </w:tcPr>
+          <w:p>
+            <w:pPr>
+              <w:spacing w:before="0" w:after="60"/>
+              <w:keepNext/>
+              <w:jc w:val="center"/>
+            </w:pPr>
+            <w:r>
+              <w:rPr>
+                <w:rFonts w:ascii="Calibri" w:hAnsi="Calibri"/>
+                <w:sz w:val="20"/>
+              </w:rPr>
+              <w:t xml:space="default">5 (38.5%)</w:t>
+            </w:r>
+          </w:p>
+        </w:tc>
+        <w:tc>
+          <w:tcPr>
+            <w:tcBorders>
+              <w:top w:val="single" w:space="0" w:color="D3D3D3"/>
+              <w:bottom w:val="single" w:space="0" w:color="D3D3D3"/>
+              <w:start w:val="single" w:space="0" w:color="D3D3D3"/>
+              <w:end w:val="single" w:space="0" w:color="D3D3D3"/>
+            </w:tcBorders>
+          </w:tcPr>
+          <w:p>
+            <w:pPr>
+              <w:spacing w:before="0" w:after="60"/>
+              <w:keepNext/>
+              <w:jc w:val="center"/>
+            </w:pPr>
+            <w:r>
+              <w:rPr>
+                <w:rFonts w:ascii="Calibri" w:hAnsi="Calibri"/>
+                <w:sz w:val="20"/>
+              </w:rPr>
+              <w:t xml:space="default"/>
+            </w:r>
+          </w:p>
+        </w:tc>
+      </w:tr>
+      <w:tr>
+        <w:trPr>
+          <w:cantSplit/>
+        </w:trPr>
+        <w:tc>
+          <w:tcPr>
+            <w:tcBorders>
+              <w:top w:val="single" w:space="0" w:color="D3D3D3"/>
+              <w:bottom w:val="single" w:space="0" w:color="D3D3D3"/>
+              <w:start w:val="single" w:space="0" w:color="D3D3D3"/>
+              <w:end w:val="single" w:space="0" w:color="D3D3D3"/>
+            </w:tcBorders>
+          </w:tcPr>
+          <w:p>
+            <w:pPr>
+              <w:spacing w:before="0" w:after="60"/>
+              <w:keepNext/>
+              <w:jc w:val="start"/>
+            </w:pPr>
+            <w:r>
+              <w:rPr>
+                <w:rFonts w:ascii="Calibri" w:hAnsi="Calibri"/>
+                <w:sz w:val="20"/>
+              </w:rPr>
+              <w:t xml:space="default">    Sí</w:t>
+            </w:r>
+          </w:p>
+        </w:tc>
+        <w:tc>
+          <w:tcPr>
+            <w:tcBorders>
+              <w:top w:val="single" w:space="0" w:color="D3D3D3"/>
+              <w:bottom w:val="single" w:space="0" w:color="D3D3D3"/>
+              <w:start w:val="single" w:space="0" w:color="D3D3D3"/>
+              <w:end w:val="single" w:space="0" w:color="D3D3D3"/>
+            </w:tcBorders>
+          </w:tcPr>
+          <w:p>
+            <w:pPr>
+              <w:spacing w:before="0" w:after="60"/>
+              <w:keepNext/>
+              <w:jc w:val="center"/>
+            </w:pPr>
+            <w:r>
+              <w:rPr>
+                <w:rFonts w:ascii="Calibri" w:hAnsi="Calibri"/>
+                <w:sz w:val="20"/>
+              </w:rPr>
+              <w:t xml:space="default">18 (23.4%)</w:t>
+            </w:r>
+          </w:p>
+        </w:tc>
+        <w:tc>
+          <w:tcPr>
+            <w:tcBorders>
+              <w:top w:val="single" w:space="0" w:color="D3D3D3"/>
+              <w:bottom w:val="single" w:space="0" w:color="D3D3D3"/>
+              <w:start w:val="single" w:space="0" w:color="D3D3D3"/>
+              <w:end w:val="single" w:space="0" w:color="D3D3D3"/>
+            </w:tcBorders>
+          </w:tcPr>
+          <w:p>
+            <w:pPr>
+              <w:spacing w:before="0" w:after="60"/>
+              <w:keepNext/>
+              <w:jc w:val="center"/>
+            </w:pPr>
+            <w:r>
+              <w:rPr>
+                <w:rFonts w:ascii="Calibri" w:hAnsi="Calibri"/>
+                <w:sz w:val="20"/>
+              </w:rPr>
+              <w:t xml:space="default">10 (15.6%)</w:t>
+            </w:r>
+          </w:p>
+        </w:tc>
+        <w:tc>
+          <w:tcPr>
+            <w:tcBorders>
+              <w:top w:val="single" w:space="0" w:color="D3D3D3"/>
+              <w:bottom w:val="single" w:space="0" w:color="D3D3D3"/>
+              <w:start w:val="single" w:space="0" w:color="D3D3D3"/>
+              <w:end w:val="single" w:space="0" w:color="D3D3D3"/>
+            </w:tcBorders>
+          </w:tcPr>
+          <w:p>
+            <w:pPr>
+              <w:spacing w:before="0" w:after="60"/>
+              <w:keepNext/>
+              <w:jc w:val="center"/>
+            </w:pPr>
+            <w:r>
+              <w:rPr>
+                <w:rFonts w:ascii="Calibri" w:hAnsi="Calibri"/>
+                <w:sz w:val="20"/>
+              </w:rPr>
+              <w:t xml:space="default">8 (61.5%)</w:t>
+            </w:r>
+          </w:p>
+        </w:tc>
+        <w:tc>
+          <w:tcPr>
+            <w:tcBorders>
+              <w:top w:val="single" w:space="0" w:color="D3D3D3"/>
+              <w:bottom w:val="single" w:space="0" w:color="D3D3D3"/>
+              <w:start w:val="single" w:space="0" w:color="D3D3D3"/>
+              <w:end w:val="single" w:space="0" w:color="D3D3D3"/>
+            </w:tcBorders>
+          </w:tcPr>
+          <w:p>
+            <w:pPr>
+              <w:spacing w:before="0" w:after="60"/>
+              <w:keepNext/>
+              <w:jc w:val="center"/>
+            </w:pPr>
+            <w:r>
+              <w:rPr>
+                <w:rFonts w:ascii="Calibri" w:hAnsi="Calibri"/>
+                <w:sz w:val="20"/>
+              </w:rPr>
+              <w:t xml:space="default"/>
+            </w:r>
+          </w:p>
+        </w:tc>
+      </w:tr>
+      <w:tr>
+        <w:trPr>
+          <w:cantSplit/>
+        </w:trPr>
+        <w:tc>
+          <w:tcPr>
+            <w:tcBorders>
+              <w:top w:val="single" w:space="0" w:color="D3D3D3"/>
+              <w:bottom w:val="single" w:space="0" w:color="D3D3D3"/>
+              <w:start w:val="single" w:space="0" w:color="D3D3D3"/>
+              <w:end w:val="single" w:space="0" w:color="D3D3D3"/>
+            </w:tcBorders>
+          </w:tcPr>
+          <w:p>
+            <w:pPr>
+              <w:spacing w:before="0" w:after="60"/>
+              <w:keepNext/>
+              <w:jc w:val="start"/>
+            </w:pPr>
+            <w:r>
+              <w:rPr>
+                <w:rFonts w:ascii="Calibri" w:hAnsi="Calibri"/>
+                <w:sz w:val="20"/>
+              </w:rPr>
+              <w:t xml:space="default">SDRA</w:t>
+            </w:r>
+          </w:p>
+        </w:tc>
+        <w:tc>
+          <w:tcPr>
+            <w:tcBorders>
+              <w:top w:val="single" w:space="0" w:color="D3D3D3"/>
+              <w:bottom w:val="single" w:space="0" w:color="D3D3D3"/>
+              <w:start w:val="single" w:space="0" w:color="D3D3D3"/>
+              <w:end w:val="single" w:space="0" w:color="D3D3D3"/>
+            </w:tcBorders>
+          </w:tcPr>
+          <w:p>
+            <w:pPr>
+              <w:spacing w:before="0" w:after="60"/>
+              <w:keepNext/>
+              <w:jc w:val="center"/>
+            </w:pPr>
+            <w:r>
+              <w:rPr>
+                <w:rFonts w:ascii="Calibri" w:hAnsi="Calibri"/>
+                <w:sz w:val="20"/>
+              </w:rPr>
+              <w:t xml:space="default"/>
+            </w:r>
+          </w:p>
+        </w:tc>
+        <w:tc>
+          <w:tcPr>
+            <w:tcBorders>
+              <w:top w:val="single" w:space="0" w:color="D3D3D3"/>
+              <w:bottom w:val="single" w:space="0" w:color="D3D3D3"/>
+              <w:start w:val="single" w:space="0" w:color="D3D3D3"/>
+              <w:end w:val="single" w:space="0" w:color="D3D3D3"/>
+            </w:tcBorders>
+          </w:tcPr>
+          <w:p>
+            <w:pPr>
+              <w:spacing w:before="0" w:after="60"/>
+              <w:keepNext/>
+              <w:jc w:val="center"/>
+            </w:pPr>
+            <w:r>
+              <w:rPr>
+                <w:rFonts w:ascii="Calibri" w:hAnsi="Calibri"/>
+                <w:sz w:val="20"/>
+              </w:rPr>
+              <w:t xml:space="default"/>
+            </w:r>
+          </w:p>
+        </w:tc>
+        <w:tc>
+          <w:tcPr>
+            <w:tcBorders>
+              <w:top w:val="single" w:space="0" w:color="D3D3D3"/>
+              <w:bottom w:val="single" w:space="0" w:color="D3D3D3"/>
+              <w:start w:val="single" w:space="0" w:color="D3D3D3"/>
+              <w:end w:val="single" w:space="0" w:color="D3D3D3"/>
+            </w:tcBorders>
+          </w:tcPr>
+          <w:p>
+            <w:pPr>
+              <w:spacing w:before="0" w:after="60"/>
+              <w:keepNext/>
+              <w:jc w:val="center"/>
+            </w:pPr>
+            <w:r>
+              <w:rPr>
+                <w:rFonts w:ascii="Calibri" w:hAnsi="Calibri"/>
+                <w:sz w:val="20"/>
+              </w:rPr>
+              <w:t xml:space="default"/>
+            </w:r>
+          </w:p>
+        </w:tc>
+        <w:tc>
+          <w:tcPr>
+            <w:tcBorders>
+              <w:top w:val="single" w:space="0" w:color="D3D3D3"/>
+              <w:bottom w:val="single" w:space="0" w:color="D3D3D3"/>
+              <w:start w:val="single" w:space="0" w:color="D3D3D3"/>
+              <w:end w:val="single" w:space="0" w:color="D3D3D3"/>
+            </w:tcBorders>
+          </w:tcPr>
+          <w:p>
+            <w:pPr>
+              <w:spacing w:before="0" w:after="60"/>
+              <w:keepNext/>
+              <w:jc w:val="center"/>
+            </w:pPr>
+            <w:r>
+              <w:rPr>
+                <w:rFonts w:ascii="Calibri" w:hAnsi="Calibri"/>
+                <w:sz w:val="20"/>
+              </w:rPr>
+              <w:t xml:space="default">0.067</w:t>
+            </w:r>
+          </w:p>
+        </w:tc>
+      </w:tr>
+      <w:tr>
+        <w:trPr>
+          <w:cantSplit/>
+        </w:trPr>
+        <w:tc>
+          <w:tcPr>
+            <w:tcBorders>
+              <w:top w:val="single" w:space="0" w:color="D3D3D3"/>
+              <w:bottom w:val="single" w:space="0" w:color="D3D3D3"/>
+              <w:start w:val="single" w:space="0" w:color="D3D3D3"/>
+              <w:end w:val="single" w:space="0" w:color="D3D3D3"/>
+            </w:tcBorders>
+          </w:tcPr>
+          <w:p>
+            <w:pPr>
+              <w:spacing w:before="0" w:after="60"/>
+              <w:keepNext/>
+              <w:jc w:val="start"/>
+            </w:pPr>
+            <w:r>
+              <w:rPr>
+                <w:rFonts w:ascii="Calibri" w:hAnsi="Calibri"/>
+                <w:sz w:val="20"/>
+              </w:rPr>
+              <w:t xml:space="default">    No</w:t>
+            </w:r>
+          </w:p>
+        </w:tc>
+        <w:tc>
+          <w:tcPr>
+            <w:tcBorders>
+              <w:top w:val="single" w:space="0" w:color="D3D3D3"/>
+              <w:bottom w:val="single" w:space="0" w:color="D3D3D3"/>
+              <w:start w:val="single" w:space="0" w:color="D3D3D3"/>
+              <w:end w:val="single" w:space="0" w:color="D3D3D3"/>
+            </w:tcBorders>
+          </w:tcPr>
+          <w:p>
+            <w:pPr>
+              <w:spacing w:before="0" w:after="60"/>
+              <w:keepNext/>
+              <w:jc w:val="center"/>
+            </w:pPr>
+            <w:r>
+              <w:rPr>
+                <w:rFonts w:ascii="Calibri" w:hAnsi="Calibri"/>
+                <w:sz w:val="20"/>
+              </w:rPr>
+              <w:t xml:space="default">47 (61.0%)</w:t>
+            </w:r>
+          </w:p>
+        </w:tc>
+        <w:tc>
+          <w:tcPr>
+            <w:tcBorders>
+              <w:top w:val="single" w:space="0" w:color="D3D3D3"/>
+              <w:bottom w:val="single" w:space="0" w:color="D3D3D3"/>
+              <w:start w:val="single" w:space="0" w:color="D3D3D3"/>
+              <w:end w:val="single" w:space="0" w:color="D3D3D3"/>
+            </w:tcBorders>
+          </w:tcPr>
+          <w:p>
+            <w:pPr>
+              <w:spacing w:before="0" w:after="60"/>
+              <w:keepNext/>
+              <w:jc w:val="center"/>
+            </w:pPr>
+            <w:r>
+              <w:rPr>
+                <w:rFonts w:ascii="Calibri" w:hAnsi="Calibri"/>
+                <w:sz w:val="20"/>
+              </w:rPr>
+              <w:t xml:space="default">42 (65.6%)</w:t>
+            </w:r>
+          </w:p>
+        </w:tc>
+        <w:tc>
+          <w:tcPr>
+            <w:tcBorders>
+              <w:top w:val="single" w:space="0" w:color="D3D3D3"/>
+              <w:bottom w:val="single" w:space="0" w:color="D3D3D3"/>
+              <w:start w:val="single" w:space="0" w:color="D3D3D3"/>
+              <w:end w:val="single" w:space="0" w:color="D3D3D3"/>
+            </w:tcBorders>
+          </w:tcPr>
+          <w:p>
+            <w:pPr>
+              <w:spacing w:before="0" w:after="60"/>
+              <w:keepNext/>
+              <w:jc w:val="center"/>
+            </w:pPr>
+            <w:r>
+              <w:rPr>
+                <w:rFonts w:ascii="Calibri" w:hAnsi="Calibri"/>
+                <w:sz w:val="20"/>
+              </w:rPr>
+              <w:t xml:space="default">5 (38.5%)</w:t>
+            </w:r>
+          </w:p>
+        </w:tc>
+        <w:tc>
+          <w:tcPr>
+            <w:tcBorders>
+              <w:top w:val="single" w:space="0" w:color="D3D3D3"/>
+              <w:bottom w:val="single" w:space="0" w:color="D3D3D3"/>
+              <w:start w:val="single" w:space="0" w:color="D3D3D3"/>
+              <w:end w:val="single" w:space="0" w:color="D3D3D3"/>
+            </w:tcBorders>
+          </w:tcPr>
+          <w:p>
+            <w:pPr>
+              <w:spacing w:before="0" w:after="60"/>
+              <w:keepNext/>
+              <w:jc w:val="center"/>
+            </w:pPr>
+            <w:r>
+              <w:rPr>
+                <w:rFonts w:ascii="Calibri" w:hAnsi="Calibri"/>
+                <w:sz w:val="20"/>
+              </w:rPr>
+              <w:t xml:space="default"/>
+            </w:r>
+          </w:p>
+        </w:tc>
+      </w:tr>
+      <w:tr>
+        <w:trPr>
+          <w:cantSplit/>
+        </w:trPr>
+        <w:tc>
+          <w:tcPr>
+            <w:tcBorders>
+              <w:top w:val="single" w:space="0" w:color="D3D3D3"/>
+              <w:bottom w:val="single" w:space="0" w:color="D3D3D3"/>
+              <w:start w:val="single" w:space="0" w:color="D3D3D3"/>
+              <w:end w:val="single" w:space="0" w:color="D3D3D3"/>
+            </w:tcBorders>
+          </w:tcPr>
+          <w:p>
+            <w:pPr>
+              <w:spacing w:before="0" w:after="60"/>
+              <w:keepNext/>
+              <w:jc w:val="start"/>
+            </w:pPr>
+            <w:r>
+              <w:rPr>
+                <w:rFonts w:ascii="Calibri" w:hAnsi="Calibri"/>
+                <w:sz w:val="20"/>
+              </w:rPr>
+              <w:t xml:space="default">    Sí</w:t>
+            </w:r>
+          </w:p>
+        </w:tc>
+        <w:tc>
+          <w:tcPr>
+            <w:tcBorders>
+              <w:top w:val="single" w:space="0" w:color="D3D3D3"/>
+              <w:bottom w:val="single" w:space="0" w:color="D3D3D3"/>
+              <w:start w:val="single" w:space="0" w:color="D3D3D3"/>
+              <w:end w:val="single" w:space="0" w:color="D3D3D3"/>
+            </w:tcBorders>
+          </w:tcPr>
+          <w:p>
+            <w:pPr>
+              <w:spacing w:before="0" w:after="60"/>
+              <w:keepNext/>
+              <w:jc w:val="center"/>
+            </w:pPr>
+            <w:r>
+              <w:rPr>
+                <w:rFonts w:ascii="Calibri" w:hAnsi="Calibri"/>
+                <w:sz w:val="20"/>
+              </w:rPr>
               <w:t xml:space="default">30 (39.0%)</w:t>
             </w:r>
           </w:p>
@@ -19304,6 +21429,132 @@
                 <w:sz w:val="20"/>
               </w:rPr>
               <w:t xml:space="default"/>
+            </w:r>
+          </w:p>
+        </w:tc>
+      </w:tr>
+      <w:tr>
+        <w:trPr>
+          <w:cantSplit/>
+        </w:trPr>
+        <w:tc>
+          <w:tcPr>
+            <w:tcBorders>
+              <w:top w:val="single" w:space="0" w:color="D3D3D3"/>
+              <w:bottom w:val="single" w:space="0" w:color="D3D3D3"/>
+              <w:start w:val="single" w:space="0" w:color="D3D3D3"/>
+              <w:end w:val="single" w:space="0" w:color="D3D3D3"/>
+            </w:tcBorders>
+          </w:tcPr>
+          <w:p>
+            <w:pPr>
+              <w:spacing w:before="0" w:after="60"/>
+              <w:keepNext/>
+              <w:jc w:val="start"/>
+            </w:pPr>
+            <w:r>
+              <w:rPr>
+                <w:rFonts w:ascii="Calibri" w:hAnsi="Calibri"/>
+                <w:sz w:val="20"/>
+              </w:rPr>
+              <w:t xml:space="default">Tiempo hospital → UCI (días)</w:t>
+            </w:r>
+          </w:p>
+        </w:tc>
+        <w:tc>
+          <w:tcPr>
+            <w:tcBorders>
+              <w:top w:val="single" w:space="0" w:color="D3D3D3"/>
+              <w:bottom w:val="single" w:space="0" w:color="D3D3D3"/>
+              <w:start w:val="single" w:space="0" w:color="D3D3D3"/>
+              <w:end w:val="single" w:space="0" w:color="D3D3D3"/>
+            </w:tcBorders>
+          </w:tcPr>
+          <w:p>
+            <w:pPr>
+              <w:spacing w:before="0" w:after="60"/>
+              <w:keepNext/>
+              <w:jc w:val="center"/>
+            </w:pPr>
+            <w:r>
+              <w:rPr>
+                <w:rFonts w:ascii="Calibri" w:hAnsi="Calibri"/>
+                <w:sz w:val="20"/>
+              </w:rPr>
+              <w:t xml:space="default">0.2 [0.0, 1.0]</w:t>
+            </w:r>
+          </w:p>
+        </w:tc>
+        <w:tc>
+          <w:tcPr>
+            <w:tcBorders>
+              <w:top w:val="single" w:space="0" w:color="D3D3D3"/>
+              <w:bottom w:val="single" w:space="0" w:color="D3D3D3"/>
+              <w:start w:val="single" w:space="0" w:color="D3D3D3"/>
+              <w:end w:val="single" w:space="0" w:color="D3D3D3"/>
+            </w:tcBorders>
+          </w:tcPr>
+          <w:p>
+            <w:pPr>
+              <w:spacing w:before="0" w:after="60"/>
+              <w:keepNext/>
+              <w:jc w:val="center"/>
+            </w:pPr>
+            <w:r>
+              <w:rPr>
+                <w:rFonts w:ascii="Calibri" w:hAnsi="Calibri"/>
+                <w:sz w:val="20"/>
+              </w:rPr>
+              <w:t xml:space="default">0.0 [0.0, 0.7]</w:t>
+            </w:r>
+          </w:p>
+        </w:tc>
+        <w:tc>
+          <w:tcPr>
+            <w:tcBorders>
+              <w:top w:val="single" w:space="0" w:color="D3D3D3"/>
+              <w:bottom w:val="single" w:space="0" w:color="D3D3D3"/>
+              <w:start w:val="single" w:space="0" w:color="D3D3D3"/>
+              <w:end w:val="single" w:space="0" w:color="D3D3D3"/>
+            </w:tcBorders>
+          </w:tcPr>
+          <w:p>
+            <w:pPr>
+              <w:spacing w:before="0" w:after="60"/>
+              <w:keepNext/>
+              <w:jc w:val="center"/>
+            </w:pPr>
+            <w:r>
+              <w:rPr>
+                <w:rFonts w:ascii="Calibri" w:hAnsi="Calibri"/>
+                <w:sz w:val="20"/>
+              </w:rPr>
+              <w:t xml:space="default">0.5 [0.3, 1.8]</w:t>
+            </w:r>
+          </w:p>
+        </w:tc>
+        <w:tc>
+          <w:tcPr>
+            <w:tcBorders>
+              <w:top w:val="single" w:space="0" w:color="D3D3D3"/>
+              <w:bottom w:val="single" w:space="0" w:color="D3D3D3"/>
+              <w:start w:val="single" w:space="0" w:color="D3D3D3"/>
+              <w:end w:val="single" w:space="0" w:color="D3D3D3"/>
+            </w:tcBorders>
+          </w:tcPr>
+          <w:p>
+            <w:pPr>
+              <w:spacing w:before="0" w:after="60"/>
+              <w:keepNext/>
+              <w:jc w:val="center"/>
+            </w:pPr>
+            <w:r>
+              <w:rPr>
+                <w:rFonts w:ascii="Calibri" w:hAnsi="Calibri"/>
+                <w:sz w:val="20"/>
+                <w:b w:val="true"/>
+              </w:rPr>
+              <w:t xml:space="default">0.035</w:t>
             </w:r>
           </w:p>
         </w:tc>
@@ -20049,7 +22300,23 @@
         <w:t xml:space="preserve">hemocultivos positivos</w:t>
       </w:r>
       <w:r>
-        <w:t xml:space="preserve">.</w:t>
+        <w:t xml:space="preserve">. Además, el</w:t>
+      </w:r>
+      <w:r>
+        <w:t xml:space="preserve"> </w:t>
+      </w:r>
+      <w:r>
+        <w:rPr>
+          <w:b/>
+          <w:bCs/>
+        </w:rPr>
+        <w:t xml:space="preserve">tiempo desde el ingreso hospitalario hasta el ingreso UCI</w:t>
+      </w:r>
+      <w:r>
+        <w:t xml:space="preserve"> </w:t>
+      </w:r>
+      <w:r>
+        <w:t xml:space="preserve">es mayor en los éxitus (mediana 0.5 [0.3, 1.8] días vs 0.0 [0.0, 0.7] en supervivientes; p = 0.035), un hallazgo coherente con la literatura sobre admisión tardía a UCI como factor de peor pronóstico.</w:t>
       </w:r>
       <w:r>
         <w:t xml:space="preserve"> </w:t>
@@ -20430,6 +22697,131 @@
                 <w:b w:val="true"/>
               </w:rPr>
               <w:t xml:space="default">0.006</w:t>
+            </w:r>
+          </w:p>
+        </w:tc>
+      </w:tr>
+      <w:tr>
+        <w:trPr>
+          <w:cantSplit/>
+        </w:trPr>
+        <w:tc>
+          <w:tcPr>
+            <w:tcBorders>
+              <w:top w:val="single" w:space="0" w:color="D3D3D3"/>
+              <w:bottom w:val="single" w:space="0" w:color="D3D3D3"/>
+              <w:start w:val="single" w:space="0" w:color="D3D3D3"/>
+              <w:end w:val="single" w:space="0" w:color="D3D3D3"/>
+            </w:tcBorders>
+          </w:tcPr>
+          <w:p>
+            <w:pPr>
+              <w:spacing w:before="0" w:after="60"/>
+              <w:keepNext/>
+              <w:jc w:val="start"/>
+            </w:pPr>
+            <w:r>
+              <w:rPr>
+                <w:rFonts w:ascii="Calibri" w:hAnsi="Calibri"/>
+                <w:sz w:val="20"/>
+              </w:rPr>
+              <w:t xml:space="default">Δ NLR (UCI → D3)</w:t>
+            </w:r>
+          </w:p>
+        </w:tc>
+        <w:tc>
+          <w:tcPr>
+            <w:tcBorders>
+              <w:top w:val="single" w:space="0" w:color="D3D3D3"/>
+              <w:bottom w:val="single" w:space="0" w:color="D3D3D3"/>
+              <w:start w:val="single" w:space="0" w:color="D3D3D3"/>
+              <w:end w:val="single" w:space="0" w:color="D3D3D3"/>
+            </w:tcBorders>
+          </w:tcPr>
+          <w:p>
+            <w:pPr>
+              <w:spacing w:before="0" w:after="60"/>
+              <w:keepNext/>
+              <w:jc w:val="center"/>
+            </w:pPr>
+            <w:r>
+              <w:rPr>
+                <w:rFonts w:ascii="Calibri" w:hAnsi="Calibri"/>
+                <w:sz w:val="20"/>
+              </w:rPr>
+              <w:t xml:space="default">-1.38 [-9.83, 2.73]</w:t>
+            </w:r>
+          </w:p>
+        </w:tc>
+        <w:tc>
+          <w:tcPr>
+            <w:tcBorders>
+              <w:top w:val="single" w:space="0" w:color="D3D3D3"/>
+              <w:bottom w:val="single" w:space="0" w:color="D3D3D3"/>
+              <w:start w:val="single" w:space="0" w:color="D3D3D3"/>
+              <w:end w:val="single" w:space="0" w:color="D3D3D3"/>
+            </w:tcBorders>
+          </w:tcPr>
+          <w:p>
+            <w:pPr>
+              <w:spacing w:before="0" w:after="60"/>
+              <w:keepNext/>
+              <w:jc w:val="center"/>
+            </w:pPr>
+            <w:r>
+              <w:rPr>
+                <w:rFonts w:ascii="Calibri" w:hAnsi="Calibri"/>
+                <w:sz w:val="20"/>
+              </w:rPr>
+              <w:t xml:space="default">-1.46 [-8.85, 1.32]</w:t>
+            </w:r>
+          </w:p>
+        </w:tc>
+        <w:tc>
+          <w:tcPr>
+            <w:tcBorders>
+              <w:top w:val="single" w:space="0" w:color="D3D3D3"/>
+              <w:bottom w:val="single" w:space="0" w:color="D3D3D3"/>
+              <w:start w:val="single" w:space="0" w:color="D3D3D3"/>
+              <w:end w:val="single" w:space="0" w:color="D3D3D3"/>
+            </w:tcBorders>
+          </w:tcPr>
+          <w:p>
+            <w:pPr>
+              <w:spacing w:before="0" w:after="60"/>
+              <w:keepNext/>
+              <w:jc w:val="center"/>
+            </w:pPr>
+            <w:r>
+              <w:rPr>
+                <w:rFonts w:ascii="Calibri" w:hAnsi="Calibri"/>
+                <w:sz w:val="20"/>
+              </w:rPr>
+              <w:t xml:space="default">-0.60 [-13.54, 5.13]</w:t>
+            </w:r>
+          </w:p>
+        </w:tc>
+        <w:tc>
+          <w:tcPr>
+            <w:tcBorders>
+              <w:top w:val="single" w:space="0" w:color="D3D3D3"/>
+              <w:bottom w:val="single" w:space="0" w:color="D3D3D3"/>
+              <w:start w:val="single" w:space="0" w:color="D3D3D3"/>
+              <w:end w:val="single" w:space="0" w:color="D3D3D3"/>
+            </w:tcBorders>
+          </w:tcPr>
+          <w:p>
+            <w:pPr>
+              <w:spacing w:before="0" w:after="60"/>
+              <w:keepNext/>
+              <w:jc w:val="center"/>
+            </w:pPr>
+            <w:r>
+              <w:rPr>
+                <w:rFonts w:ascii="Calibri" w:hAnsi="Calibri"/>
+                <w:sz w:val="20"/>
+              </w:rPr>
+              <w:t xml:space="default">0.640</w:t>
             </w:r>
           </w:p>
         </w:tc>
@@ -21479,7 +23871,7 @@
         <w:t xml:space="preserve"> </w:t>
       </w:r>
       <w:r>
-        <w:t xml:space="preserve">mantienen o reducen su NLR (mediana Δ = −0.5) y mantienen sus linfocitos (Δ = +0.05); los que</w:t>
+        <w:t xml:space="preserve">mantienen o reducen su NLR en la ventana URG → D3 (mediana Δ = −0.5) y mantienen sus linfocitos (Δ = +0.05); los que</w:t>
       </w:r>
       <w:r>
         <w:t xml:space="preserve"> </w:t>
@@ -21544,6 +23936,40 @@
       </w:r>
       <w:r>
         <w:t xml:space="preserve">marca a los que sí.</w:t>
+      </w:r>
+    </w:p>
+    <w:p>
+      <w:pPr>
+        <w:pStyle w:val="BodyText"/>
+      </w:pPr>
+      <w:r>
+        <w:rPr>
+          <w:b/>
+          <w:bCs/>
+        </w:rPr>
+        <w:t xml:space="preserve">Sobre la ventana corta UCI → D3:</w:t>
+      </w:r>
+      <w:r>
+        <w:t xml:space="preserve"> </w:t>
+      </w:r>
+      <w:r>
+        <w:t xml:space="preserve">la Tabla 2 incluye también el Δ NLR (UCI → D3) como contraste. Esta ventana</w:t>
+      </w:r>
+      <w:r>
+        <w:t xml:space="preserve"> </w:t>
+      </w:r>
+      <w:r>
+        <w:rPr>
+          <w:b/>
+          <w:bCs/>
+        </w:rPr>
+        <w:t xml:space="preserve">no discrimina mortalidad</w:t>
+      </w:r>
+      <w:r>
+        <w:t xml:space="preserve"> </w:t>
+      </w:r>
+      <w:r>
+        <w:t xml:space="preserve">(mediana −1.5 en vivos vs −0.6 en éxitus, p = 0.640). La interpretación clínica es coherente con la fisiopatología: en el momento del ingreso UCI ya se ha iniciado el tratamiento (antibioticoterapia de amplio espectro, corticoides, soporte hemodinámico), de modo que el cambio en las 72 h posteriores refleja sobre todo la respuesta al tratamiento y no la respuesta inmune basal del huésped. La ventana ancha URG → D3, que captura la trayectoria completa desde el primer contacto con el sistema sanitario, es la informativa, y por eso es la que se utiliza en los modelos predictivos.</w:t>
       </w:r>
     </w:p>
     <w:bookmarkEnd w:id="30"/>

--- a/informe_tutores.docx
+++ b/informe_tutores.docx
@@ -23642,6 +23642,175 @@
         </w:tc>
       </w:tr>
     </w:tbl>
+    <w:p>
+      <w:pPr>
+        <w:pStyle w:val="BodyText"/>
+      </w:pPr>
+      <w:r>
+        <w:rPr>
+          <w:b/>
+          <w:bCs/>
+        </w:rPr>
+        <w:t xml:space="preserve">Por qué el Δ NLR (UCI → D3) no se incluye en los modelos predictivos.</w:t>
+      </w:r>
+      <w:r>
+        <w:t xml:space="preserve"> </w:t>
+      </w:r>
+      <w:r>
+        <w:t xml:space="preserve">Aunque se reporta en la Tabla 2 por completitud, esta variante</w:t>
+      </w:r>
+      <w:r>
+        <w:t xml:space="preserve"> </w:t>
+      </w:r>
+      <w:r>
+        <w:rPr>
+          <w:b/>
+          <w:bCs/>
+        </w:rPr>
+        <w:t xml:space="preserve">no discrimina mortalidad</w:t>
+      </w:r>
+      <w:r>
+        <w:t xml:space="preserve"> </w:t>
+      </w:r>
+      <w:r>
+        <w:t xml:space="preserve">(mediana −1.46 en vivos vs −0.60 en éxitus, p = 0.640) por tres motivos clínica y metodológicamente coherentes:</w:t>
+      </w:r>
+    </w:p>
+    <w:p>
+      <w:pPr>
+        <w:pStyle w:val="Compact"/>
+        <w:numPr>
+          <w:ilvl w:val="0"/>
+          <w:numId w:val="1006"/>
+        </w:numPr>
+      </w:pPr>
+      <w:r>
+        <w:rPr>
+          <w:b/>
+          <w:bCs/>
+        </w:rPr>
+        <w:t xml:space="preserve">Contaminación por el tratamiento.</w:t>
+      </w:r>
+      <w:r>
+        <w:t xml:space="preserve"> </w:t>
+      </w:r>
+      <w:r>
+        <w:t xml:space="preserve">El primer punto de la ventana (analítica de ingreso UCI) ya se obtiene cuando el paciente está recibiendo antibioterapia de amplio espectro, con frecuencia corticoides y soporte hemodinámico/ventilatorio iniciado en urgencias. El cambio en las 72 h posteriores refleja la</w:t>
+      </w:r>
+      <w:r>
+        <w:t xml:space="preserve"> </w:t>
+      </w:r>
+      <w:r>
+        <w:rPr>
+          <w:b/>
+          <w:bCs/>
+        </w:rPr>
+        <w:t xml:space="preserve">respuesta al tratamiento</w:t>
+      </w:r>
+      <w:r>
+        <w:t xml:space="preserve">, no la respuesta inmune basal del huésped, que es lo que aporta valor pronóstico.</w:t>
+      </w:r>
+    </w:p>
+    <w:p>
+      <w:pPr>
+        <w:pStyle w:val="Compact"/>
+        <w:numPr>
+          <w:ilvl w:val="0"/>
+          <w:numId w:val="1006"/>
+        </w:numPr>
+      </w:pPr>
+      <w:r>
+        <w:rPr>
+          <w:b/>
+          <w:bCs/>
+        </w:rPr>
+        <w:t xml:space="preserve">Ventana temporal demasiado corta.</w:t>
+      </w:r>
+      <w:r>
+        <w:t xml:space="preserve"> </w:t>
+      </w:r>
+      <w:r>
+        <w:t xml:space="preserve">Entre URG y UCI median, en la mayoría de pacientes, sólo unas pocas horas, pero es justo cuando ocurre el pico inflamatorio inicial: la NLR sube de forma brusca por demarginación de neutrófilos y linfopenia aguda. Esa parte de la curva queda fuera de la ventana UCI → D3 y dentro de la ventana URG → D3, lo que explica que la primera tenga señal y la segunda no.</w:t>
+      </w:r>
+    </w:p>
+    <w:p>
+      <w:pPr>
+        <w:pStyle w:val="Compact"/>
+        <w:numPr>
+          <w:ilvl w:val="0"/>
+          <w:numId w:val="1006"/>
+        </w:numPr>
+      </w:pPr>
+      <w:r>
+        <w:rPr>
+          <w:b/>
+          <w:bCs/>
+        </w:rPr>
+        <w:t xml:space="preserve">Confirmación por sustitución directa en el multivariante.</w:t>
+      </w:r>
+      <w:r>
+        <w:t xml:space="preserve"> </w:t>
+      </w:r>
+      <w:r>
+        <w:t xml:space="preserve">Sustituir el Δ NLR (URG → D3) por el Δ NLR (UCI → D3) en M2 (SOFA UCI + ΔNLR) baja la</w:t>
+      </w:r>
+      <w:r>
+        <w:t xml:space="preserve"> </w:t>
+      </w:r>
+      <w:r>
+        <w:rPr>
+          <w:b/>
+          <w:bCs/>
+        </w:rPr>
+        <w:t xml:space="preserve">AUC de 0.79 a 0.66</w:t>
+      </w:r>
+      <w:r>
+        <w:t xml:space="preserve"> </w:t>
+      </w:r>
+      <w:r>
+        <w:t xml:space="preserve">(DeLong p = 0.036, caída significativa). En M7 la caída es menor (0.84 → 0.80) porque ΔSOFA y Δ linfocitos compensan, pero el coeficiente del propio Δ NLR (UCI → D3) queda completamente plano (OR = 1.00, p = 0.89): el modelo no le asigna peso. Añadirlo</w:t>
+      </w:r>
+      <w:r>
+        <w:t xml:space="preserve"> </w:t>
+      </w:r>
+      <w:r>
+        <w:rPr>
+          <w:i/>
+          <w:iCs/>
+        </w:rPr>
+        <w:t xml:space="preserve">junto</w:t>
+      </w:r>
+      <w:r>
+        <w:t xml:space="preserve"> </w:t>
+      </w:r>
+      <w:r>
+        <w:t xml:space="preserve">al Δ NLR (URG → D3) tampoco aporta —ambos están moderadamente correlacionados— y deteriora la parsimonia.</w:t>
+      </w:r>
+    </w:p>
+    <w:p>
+      <w:pPr>
+        <w:pStyle w:val="FirstParagraph"/>
+      </w:pPr>
+      <w:r>
+        <w:t xml:space="preserve">Por tanto, el Δ NLR (UCI → D3) figura en la Tabla 2 como</w:t>
+      </w:r>
+      <w:r>
+        <w:t xml:space="preserve"> </w:t>
+      </w:r>
+      <w:r>
+        <w:rPr>
+          <w:b/>
+          <w:bCs/>
+        </w:rPr>
+        <w:t xml:space="preserve">contraste descriptivo</w:t>
+      </w:r>
+      <w:r>
+        <w:t xml:space="preserve"> </w:t>
+      </w:r>
+      <w:r>
+        <w:t xml:space="preserve">que justifica la elección metodológica de la ventana ancha; no entra ni como predictor adicional ni como sustituto en los modelos finales.</w:t>
+      </w:r>
+    </w:p>
     <w:p>
       <w:pPr>
         <w:pStyle w:val="CaptionedFigure"/>
@@ -23943,33 +24112,20 @@
         <w:pStyle w:val="BodyText"/>
       </w:pPr>
       <w:r>
+        <w:t xml:space="preserve">El Δ NLR (UCI → D3) que aparece en la Tabla 2 es un</w:t>
+      </w:r>
+      <w:r>
+        <w:t xml:space="preserve"> </w:t>
+      </w:r>
+      <w:r>
         <w:rPr>
           <w:b/>
           <w:bCs/>
         </w:rPr>
-        <w:t xml:space="preserve">Sobre la ventana corta UCI → D3:</w:t>
-      </w:r>
-      <w:r>
-        <w:t xml:space="preserve"> </w:t>
-      </w:r>
-      <w:r>
-        <w:t xml:space="preserve">la Tabla 2 incluye también el Δ NLR (UCI → D3) como contraste. Esta ventana</w:t>
-      </w:r>
-      <w:r>
-        <w:t xml:space="preserve"> </w:t>
-      </w:r>
-      <w:r>
-        <w:rPr>
-          <w:b/>
-          <w:bCs/>
-        </w:rPr>
-        <w:t xml:space="preserve">no discrimina mortalidad</w:t>
-      </w:r>
-      <w:r>
-        <w:t xml:space="preserve"> </w:t>
-      </w:r>
-      <w:r>
-        <w:t xml:space="preserve">(mediana −1.5 en vivos vs −0.6 en éxitus, p = 0.640). La interpretación clínica es coherente con la fisiopatología: en el momento del ingreso UCI ya se ha iniciado el tratamiento (antibioticoterapia de amplio espectro, corticoides, soporte hemodinámico), de modo que el cambio en las 72 h posteriores refleja sobre todo la respuesta al tratamiento y no la respuesta inmune basal del huésped. La ventana ancha URG → D3, que captura la trayectoria completa desde el primer contacto con el sistema sanitario, es la informativa, y por eso es la que se utiliza en los modelos predictivos.</w:t>
+        <w:t xml:space="preserve">contraste descriptivo, no un predictor</w:t>
+      </w:r>
+      <w:r>
+        <w:t xml:space="preserve">: la justificación detallada de por qué se utiliza la ventana ancha URG → D3 en los modelos está en la caja anterior, pegada a la propia tabla.</w:t>
       </w:r>
     </w:p>
     <w:bookmarkEnd w:id="30"/>
@@ -24091,7 +24247,7 @@
         <w:pStyle w:val="Compact"/>
         <w:numPr>
           <w:ilvl w:val="0"/>
-          <w:numId w:val="1006"/>
+          <w:numId w:val="1007"/>
         </w:numPr>
       </w:pPr>
       <w:r>
@@ -24127,7 +24283,7 @@
         <w:pStyle w:val="Compact"/>
         <w:numPr>
           <w:ilvl w:val="0"/>
-          <w:numId w:val="1006"/>
+          <w:numId w:val="1007"/>
         </w:numPr>
       </w:pPr>
       <w:r>
@@ -25711,7 +25867,7 @@
         <w:pStyle w:val="Compact"/>
         <w:numPr>
           <w:ilvl w:val="0"/>
-          <w:numId w:val="1007"/>
+          <w:numId w:val="1008"/>
         </w:numPr>
       </w:pPr>
       <w:r>
@@ -25726,251 +25882,6 @@
       </w:r>
       <w:r>
         <w:t xml:space="preserve">(AUC 0.656). Esto contrasta con su uso clínico extendido pero es coherente: en una cohorte UCI casi todos los pacientes tienen SOFA elevado (criterio implícito de severidad).</w:t>
-      </w:r>
-    </w:p>
-    <w:p>
-      <w:pPr>
-        <w:pStyle w:val="Compact"/>
-        <w:numPr>
-          <w:ilvl w:val="0"/>
-          <w:numId w:val="1007"/>
-        </w:numPr>
-      </w:pPr>
-      <w:r>
-        <w:rPr>
-          <w:b/>
-          <w:bCs/>
-        </w:rPr>
-        <w:t xml:space="preserve">Añadir el delta de linfocitos absolutos al SOFA inicial mejora la AUC</w:t>
-      </w:r>
-      <w:r>
-        <w:t xml:space="preserve"> </w:t>
-      </w:r>
-      <w:r>
-        <w:t xml:space="preserve">(M3, AUC 0.819 vs 0.656; p DeLong = 0.026).</w:t>
-      </w:r>
-      <w:r>
-        <w:t xml:space="preserve"> </w:t>
-      </w:r>
-      <w:r>
-        <w:rPr>
-          <w:b/>
-          <w:bCs/>
-        </w:rPr>
-        <w:t xml:space="preserve">Sin embargo, tras corrección por las 6 pruebas (BH), la p ajustada sube a 0.078</w:t>
-      </w:r>
-      <w:r>
-        <w:t xml:space="preserve">: la mejora es robusta en magnitud pero no resiste la corrección por comparaciones múltiples con la N disponible.</w:t>
-      </w:r>
-    </w:p>
-    <w:p>
-      <w:pPr>
-        <w:pStyle w:val="Compact"/>
-        <w:numPr>
-          <w:ilvl w:val="0"/>
-          <w:numId w:val="1007"/>
-        </w:numPr>
-      </w:pPr>
-      <w:r>
-        <w:rPr>
-          <w:b/>
-          <w:bCs/>
-        </w:rPr>
-        <w:t xml:space="preserve">Sustituir el SOFA inicial por el ΔSOFA NO aporta más información</w:t>
-      </w:r>
-      <w:r>
-        <w:t xml:space="preserve"> </w:t>
-      </w:r>
-      <w:r>
-        <w:t xml:space="preserve">(M4 vs M1: prácticamente la misma AUC). En esta cohorte el</w:t>
-      </w:r>
-      <w:r>
-        <w:t xml:space="preserve"> </w:t>
-      </w:r>
-      <w:r>
-        <w:t xml:space="preserve">“cambio del SOFA”</w:t>
-      </w:r>
-      <w:r>
-        <w:t xml:space="preserve"> </w:t>
-      </w:r>
-      <w:r>
-        <w:t xml:space="preserve">y</w:t>
-      </w:r>
-      <w:r>
-        <w:t xml:space="preserve"> </w:t>
-      </w:r>
-      <w:r>
-        <w:t xml:space="preserve">“el SOFA al ingreso”</w:t>
-      </w:r>
-      <w:r>
-        <w:t xml:space="preserve"> </w:t>
-      </w:r>
-      <w:r>
-        <w:t xml:space="preserve">miden cosas equivalentes.</w:t>
-      </w:r>
-    </w:p>
-    <w:p>
-      <w:pPr>
-        <w:pStyle w:val="Compact"/>
-        <w:numPr>
-          <w:ilvl w:val="0"/>
-          <w:numId w:val="1007"/>
-        </w:numPr>
-      </w:pPr>
-      <w:r>
-        <w:rPr>
-          <w:b/>
-          <w:bCs/>
-        </w:rPr>
-        <w:t xml:space="preserve">El modelo más complejo (M7) es el de mayor AUC (0.840)</w:t>
-      </w:r>
-      <w:r>
-        <w:t xml:space="preserve">, aunque la mejora sobre M1 no llega a significación (p=0.099, p_BH=0.198) por la pérdida de potencia con N=10 eventos.</w:t>
-      </w:r>
-    </w:p>
-    <w:p>
-      <w:pPr>
-        <w:pStyle w:val="FirstParagraph"/>
-      </w:pPr>
-      <w:r>
-        <w:rPr>
-          <w:b/>
-          <w:bCs/>
-        </w:rPr>
-        <w:t xml:space="preserve">Por qué reportar las dos columnas (p y p_BH):</w:t>
-      </w:r>
-      <w:r>
-        <w:t xml:space="preserve"> </w:t>
-      </w:r>
-      <w:r>
-        <w:t xml:space="preserve">la p sin corregir indica si una sola comparación pareada es estadísticamente distinguible del azar. La p_BH controla el riesgo de descubrimiento falso cuando se hacen muchas comparaciones a la vez. Los modelos más interesantes (M2, M3) sobreviven a la corrección como</w:t>
-      </w:r>
-      <w:r>
-        <w:t xml:space="preserve"> </w:t>
-      </w:r>
-      <w:r>
-        <w:t xml:space="preserve">“sugerentes”</w:t>
-      </w:r>
-      <w:r>
-        <w:t xml:space="preserve"> </w:t>
-      </w:r>
-      <w:r>
-        <w:t xml:space="preserve">pero no como</w:t>
-      </w:r>
-      <w:r>
-        <w:t xml:space="preserve"> </w:t>
-      </w:r>
-      <w:r>
-        <w:t xml:space="preserve">“concluyentes”</w:t>
-      </w:r>
-      <w:r>
-        <w:t xml:space="preserve">. La interpretación principal del estudio se apoya por tanto en el</w:t>
-      </w:r>
-      <w:r>
-        <w:t xml:space="preserve"> </w:t>
-      </w:r>
-      <w:r>
-        <w:rPr>
-          <w:b/>
-          <w:bCs/>
-        </w:rPr>
-        <w:t xml:space="preserve">bootstrap de la siguiente sección</w:t>
-      </w:r>
-      <w:r>
-        <w:t xml:space="preserve"> </w:t>
-      </w:r>
-      <w:r>
-        <w:t xml:space="preserve">(que cuantifica el rendimiento real del modelo, no su superioridad sobre M1).</w:t>
-      </w:r>
-    </w:p>
-    <w:bookmarkEnd w:id="34"/>
-    <w:bookmarkStart w:id="38" w:name="validacion"/>
-    <w:p>
-      <w:pPr>
-        <w:pStyle w:val="Heading2"/>
-      </w:pPr>
-      <w:r>
-        <w:t xml:space="preserve">4.4 Modelo principal y validación interna</w:t>
-      </w:r>
-    </w:p>
-    <w:p>
-      <w:pPr>
-        <w:pStyle w:val="FirstParagraph"/>
-      </w:pPr>
-      <w:r>
-        <w:rPr>
-          <w:b/>
-          <w:bCs/>
-        </w:rPr>
-        <w:t xml:space="preserve">Lo que se muestra:</w:t>
-      </w:r>
-      <w:r>
-        <w:t xml:space="preserve"> </w:t>
-      </w:r>
-      <w:r>
-        <w:t xml:space="preserve">las</w:t>
-      </w:r>
-      <w:r>
-        <w:t xml:space="preserve"> </w:t>
-      </w:r>
-      <w:r>
-        <w:rPr>
-          <w:b/>
-          <w:bCs/>
-        </w:rPr>
-        <w:t xml:space="preserve">Tablas 4a y 4b</w:t>
-      </w:r>
-      <w:r>
-        <w:t xml:space="preserve"> </w:t>
-      </w:r>
-      <w:r>
-        <w:t xml:space="preserve">y la</w:t>
-      </w:r>
-      <w:r>
-        <w:t xml:space="preserve"> </w:t>
-      </w:r>
-      <w:r>
-        <w:rPr>
-          <w:b/>
-          <w:bCs/>
-        </w:rPr>
-        <w:t xml:space="preserve">Figura 5</w:t>
-      </w:r>
-      <w:r>
-        <w:t xml:space="preserve"> </w:t>
-      </w:r>
-      <w:r>
-        <w:t xml:space="preserve">validan los dos modelos finalistas (M3 y M7) por bootstrap de Harrell con 1000 réplicas, y reportan dos puntos de corte distintos para cada uno: Youden (regla habitual, equilibra Sens y Esp) y Sp ≥ 0.90 (regla de</w:t>
-      </w:r>
-      <w:r>
-        <w:t xml:space="preserve"> </w:t>
-      </w:r>
-      <w:r>
-        <w:t xml:space="preserve">“alta especificidad”</w:t>
-      </w:r>
-      <w:r>
-        <w:t xml:space="preserve">, para escenarios donde el coste del falso positivo es alto).</w:t>
-      </w:r>
-    </w:p>
-    <w:p>
-      <w:pPr>
-        <w:pStyle w:val="BodyText"/>
-      </w:pPr>
-      <w:r>
-        <w:t xml:space="preserve">Tras la comparación de los siete modelos se proponen</w:t>
-      </w:r>
-      <w:r>
-        <w:t xml:space="preserve"> </w:t>
-      </w:r>
-      <w:r>
-        <w:rPr>
-          <w:b/>
-          <w:bCs/>
-        </w:rPr>
-        <w:t xml:space="preserve">dos modelos para la práctica clínica</w:t>
-      </w:r>
-      <w:r>
-        <w:t xml:space="preserve">, con propósitos diferentes:</w:t>
       </w:r>
     </w:p>
     <w:p>
@@ -25986,13 +25897,26 @@
           <w:b/>
           <w:bCs/>
         </w:rPr>
-        <w:t xml:space="preserve">Modelo M3</w:t>
+        <w:t xml:space="preserve">Añadir el delta de linfocitos absolutos al SOFA inicial mejora la AUC</w:t>
       </w:r>
       <w:r>
         <w:t xml:space="preserve"> </w:t>
       </w:r>
       <w:r>
-        <w:t xml:space="preserve">(parsimonioso, defendible como modelo principal): SOFA UCI + Δlinfocitos URG-D3.</w:t>
+        <w:t xml:space="preserve">(M3, AUC 0.819 vs 0.656; p DeLong = 0.026).</w:t>
+      </w:r>
+      <w:r>
+        <w:t xml:space="preserve"> </w:t>
+      </w:r>
+      <w:r>
+        <w:rPr>
+          <w:b/>
+          <w:bCs/>
+        </w:rPr>
+        <w:t xml:space="preserve">Sin embargo, tras corrección por las 6 pruebas (BH), la p ajustada sube a 0.078</w:t>
+      </w:r>
+      <w:r>
+        <w:t xml:space="preserve">: la mejora es robusta en magnitud pero no resiste la corrección por comparaciones múltiples con la N disponible.</w:t>
       </w:r>
     </w:p>
     <w:p>
@@ -26001,6 +25925,238 @@
         <w:numPr>
           <w:ilvl w:val="0"/>
           <w:numId w:val="1008"/>
+        </w:numPr>
+      </w:pPr>
+      <w:r>
+        <w:rPr>
+          <w:b/>
+          <w:bCs/>
+        </w:rPr>
+        <w:t xml:space="preserve">Sustituir el SOFA inicial por el ΔSOFA NO aporta más información</w:t>
+      </w:r>
+      <w:r>
+        <w:t xml:space="preserve"> </w:t>
+      </w:r>
+      <w:r>
+        <w:t xml:space="preserve">(M4 vs M1: prácticamente la misma AUC). En esta cohorte el</w:t>
+      </w:r>
+      <w:r>
+        <w:t xml:space="preserve"> </w:t>
+      </w:r>
+      <w:r>
+        <w:t xml:space="preserve">“cambio del SOFA”</w:t>
+      </w:r>
+      <w:r>
+        <w:t xml:space="preserve"> </w:t>
+      </w:r>
+      <w:r>
+        <w:t xml:space="preserve">y</w:t>
+      </w:r>
+      <w:r>
+        <w:t xml:space="preserve"> </w:t>
+      </w:r>
+      <w:r>
+        <w:t xml:space="preserve">“el SOFA al ingreso”</w:t>
+      </w:r>
+      <w:r>
+        <w:t xml:space="preserve"> </w:t>
+      </w:r>
+      <w:r>
+        <w:t xml:space="preserve">miden cosas equivalentes.</w:t>
+      </w:r>
+    </w:p>
+    <w:p>
+      <w:pPr>
+        <w:pStyle w:val="Compact"/>
+        <w:numPr>
+          <w:ilvl w:val="0"/>
+          <w:numId w:val="1008"/>
+        </w:numPr>
+      </w:pPr>
+      <w:r>
+        <w:rPr>
+          <w:b/>
+          <w:bCs/>
+        </w:rPr>
+        <w:t xml:space="preserve">El modelo más complejo (M7) es el de mayor AUC (0.840)</w:t>
+      </w:r>
+      <w:r>
+        <w:t xml:space="preserve">, aunque la mejora sobre M1 no llega a significación (p=0.099, p_BH=0.198) por la pérdida de potencia con N=10 eventos.</w:t>
+      </w:r>
+    </w:p>
+    <w:p>
+      <w:pPr>
+        <w:pStyle w:val="FirstParagraph"/>
+      </w:pPr>
+      <w:r>
+        <w:rPr>
+          <w:b/>
+          <w:bCs/>
+        </w:rPr>
+        <w:t xml:space="preserve">Por qué reportar las dos columnas (p y p_BH):</w:t>
+      </w:r>
+      <w:r>
+        <w:t xml:space="preserve"> </w:t>
+      </w:r>
+      <w:r>
+        <w:t xml:space="preserve">la p sin corregir indica si una sola comparación pareada es estadísticamente distinguible del azar. La p_BH controla el riesgo de descubrimiento falso cuando se hacen muchas comparaciones a la vez. Los modelos más interesantes (M2, M3) sobreviven a la corrección como</w:t>
+      </w:r>
+      <w:r>
+        <w:t xml:space="preserve"> </w:t>
+      </w:r>
+      <w:r>
+        <w:t xml:space="preserve">“sugerentes”</w:t>
+      </w:r>
+      <w:r>
+        <w:t xml:space="preserve"> </w:t>
+      </w:r>
+      <w:r>
+        <w:t xml:space="preserve">pero no como</w:t>
+      </w:r>
+      <w:r>
+        <w:t xml:space="preserve"> </w:t>
+      </w:r>
+      <w:r>
+        <w:t xml:space="preserve">“concluyentes”</w:t>
+      </w:r>
+      <w:r>
+        <w:t xml:space="preserve">. La interpretación principal del estudio se apoya por tanto en el</w:t>
+      </w:r>
+      <w:r>
+        <w:t xml:space="preserve"> </w:t>
+      </w:r>
+      <w:r>
+        <w:rPr>
+          <w:b/>
+          <w:bCs/>
+        </w:rPr>
+        <w:t xml:space="preserve">bootstrap de la siguiente sección</w:t>
+      </w:r>
+      <w:r>
+        <w:t xml:space="preserve"> </w:t>
+      </w:r>
+      <w:r>
+        <w:t xml:space="preserve">(que cuantifica el rendimiento real del modelo, no su superioridad sobre M1).</w:t>
+      </w:r>
+    </w:p>
+    <w:bookmarkEnd w:id="34"/>
+    <w:bookmarkStart w:id="38" w:name="validacion"/>
+    <w:p>
+      <w:pPr>
+        <w:pStyle w:val="Heading2"/>
+      </w:pPr>
+      <w:r>
+        <w:t xml:space="preserve">4.4 Modelo principal y validación interna</w:t>
+      </w:r>
+    </w:p>
+    <w:p>
+      <w:pPr>
+        <w:pStyle w:val="FirstParagraph"/>
+      </w:pPr>
+      <w:r>
+        <w:rPr>
+          <w:b/>
+          <w:bCs/>
+        </w:rPr>
+        <w:t xml:space="preserve">Lo que se muestra:</w:t>
+      </w:r>
+      <w:r>
+        <w:t xml:space="preserve"> </w:t>
+      </w:r>
+      <w:r>
+        <w:t xml:space="preserve">las</w:t>
+      </w:r>
+      <w:r>
+        <w:t xml:space="preserve"> </w:t>
+      </w:r>
+      <w:r>
+        <w:rPr>
+          <w:b/>
+          <w:bCs/>
+        </w:rPr>
+        <w:t xml:space="preserve">Tablas 4a y 4b</w:t>
+      </w:r>
+      <w:r>
+        <w:t xml:space="preserve"> </w:t>
+      </w:r>
+      <w:r>
+        <w:t xml:space="preserve">y la</w:t>
+      </w:r>
+      <w:r>
+        <w:t xml:space="preserve"> </w:t>
+      </w:r>
+      <w:r>
+        <w:rPr>
+          <w:b/>
+          <w:bCs/>
+        </w:rPr>
+        <w:t xml:space="preserve">Figura 5</w:t>
+      </w:r>
+      <w:r>
+        <w:t xml:space="preserve"> </w:t>
+      </w:r>
+      <w:r>
+        <w:t xml:space="preserve">validan los dos modelos finalistas (M3 y M7) por bootstrap de Harrell con 1000 réplicas, y reportan dos puntos de corte distintos para cada uno: Youden (regla habitual, equilibra Sens y Esp) y Sp ≥ 0.90 (regla de</w:t>
+      </w:r>
+      <w:r>
+        <w:t xml:space="preserve"> </w:t>
+      </w:r>
+      <w:r>
+        <w:t xml:space="preserve">“alta especificidad”</w:t>
+      </w:r>
+      <w:r>
+        <w:t xml:space="preserve">, para escenarios donde el coste del falso positivo es alto).</w:t>
+      </w:r>
+    </w:p>
+    <w:p>
+      <w:pPr>
+        <w:pStyle w:val="BodyText"/>
+      </w:pPr>
+      <w:r>
+        <w:t xml:space="preserve">Tras la comparación de los siete modelos se proponen</w:t>
+      </w:r>
+      <w:r>
+        <w:t xml:space="preserve"> </w:t>
+      </w:r>
+      <w:r>
+        <w:rPr>
+          <w:b/>
+          <w:bCs/>
+        </w:rPr>
+        <w:t xml:space="preserve">dos modelos para la práctica clínica</w:t>
+      </w:r>
+      <w:r>
+        <w:t xml:space="preserve">, con propósitos diferentes:</w:t>
+      </w:r>
+    </w:p>
+    <w:p>
+      <w:pPr>
+        <w:pStyle w:val="Compact"/>
+        <w:numPr>
+          <w:ilvl w:val="0"/>
+          <w:numId w:val="1009"/>
+        </w:numPr>
+      </w:pPr>
+      <w:r>
+        <w:rPr>
+          <w:b/>
+          <w:bCs/>
+        </w:rPr>
+        <w:t xml:space="preserve">Modelo M3</w:t>
+      </w:r>
+      <w:r>
+        <w:t xml:space="preserve"> </w:t>
+      </w:r>
+      <w:r>
+        <w:t xml:space="preserve">(parsimonioso, defendible como modelo principal): SOFA UCI + Δlinfocitos URG-D3.</w:t>
+      </w:r>
+    </w:p>
+    <w:p>
+      <w:pPr>
+        <w:pStyle w:val="Compact"/>
+        <w:numPr>
+          <w:ilvl w:val="0"/>
+          <w:numId w:val="1009"/>
         </w:numPr>
       </w:pPr>
       <w:r>
@@ -27532,7 +27688,7 @@
         <w:pStyle w:val="Compact"/>
         <w:numPr>
           <w:ilvl w:val="0"/>
-          <w:numId w:val="1009"/>
+          <w:numId w:val="1010"/>
         </w:numPr>
       </w:pPr>
       <w:r>
@@ -27596,7 +27752,7 @@
         <w:pStyle w:val="Compact"/>
         <w:numPr>
           <w:ilvl w:val="0"/>
-          <w:numId w:val="1009"/>
+          <w:numId w:val="1010"/>
         </w:numPr>
       </w:pPr>
       <w:r>
@@ -27674,7 +27830,7 @@
         <w:pStyle w:val="Compact"/>
         <w:numPr>
           <w:ilvl w:val="0"/>
-          <w:numId w:val="1009"/>
+          <w:numId w:val="1010"/>
         </w:numPr>
       </w:pPr>
       <w:r>
@@ -29913,7 +30069,7 @@
         <w:pStyle w:val="Compact"/>
         <w:numPr>
           <w:ilvl w:val="0"/>
-          <w:numId w:val="1010"/>
+          <w:numId w:val="1011"/>
         </w:numPr>
       </w:pPr>
       <w:r>
@@ -29962,7 +30118,7 @@
         <w:pStyle w:val="Compact"/>
         <w:numPr>
           <w:ilvl w:val="0"/>
-          <w:numId w:val="1010"/>
+          <w:numId w:val="1011"/>
         </w:numPr>
       </w:pPr>
       <w:r>
@@ -30011,7 +30167,7 @@
         <w:pStyle w:val="Compact"/>
         <w:numPr>
           <w:ilvl w:val="0"/>
-          <w:numId w:val="1010"/>
+          <w:numId w:val="1011"/>
         </w:numPr>
       </w:pPr>
       <w:r>
@@ -30700,7 +30856,7 @@
         <w:pStyle w:val="Compact"/>
         <w:numPr>
           <w:ilvl w:val="0"/>
-          <w:numId w:val="1011"/>
+          <w:numId w:val="1012"/>
         </w:numPr>
       </w:pPr>
       <w:r>
@@ -30738,7 +30894,7 @@
         <w:pStyle w:val="Compact"/>
         <w:numPr>
           <w:ilvl w:val="0"/>
-          <w:numId w:val="1011"/>
+          <w:numId w:val="1012"/>
         </w:numPr>
       </w:pPr>
       <w:r>
@@ -31209,7 +31365,7 @@
       <w:pPr>
         <w:numPr>
           <w:ilvl w:val="0"/>
-          <w:numId w:val="1012"/>
+          <w:numId w:val="1013"/>
         </w:numPr>
       </w:pPr>
       <w:r>
@@ -31230,7 +31386,7 @@
       <w:pPr>
         <w:numPr>
           <w:ilvl w:val="0"/>
-          <w:numId w:val="1012"/>
+          <w:numId w:val="1013"/>
         </w:numPr>
       </w:pPr>
       <w:r>
@@ -31251,7 +31407,7 @@
       <w:pPr>
         <w:numPr>
           <w:ilvl w:val="0"/>
-          <w:numId w:val="1012"/>
+          <w:numId w:val="1013"/>
         </w:numPr>
       </w:pPr>
       <w:r>
@@ -31269,7 +31425,7 @@
       <w:pPr>
         <w:numPr>
           <w:ilvl w:val="0"/>
-          <w:numId w:val="1012"/>
+          <w:numId w:val="1013"/>
         </w:numPr>
       </w:pPr>
       <w:r>
@@ -31290,7 +31446,7 @@
       <w:pPr>
         <w:numPr>
           <w:ilvl w:val="0"/>
-          <w:numId w:val="1012"/>
+          <w:numId w:val="1013"/>
         </w:numPr>
       </w:pPr>
       <w:r>
@@ -32850,9 +33006,6 @@
     <w:abstractNumId w:val="991"/>
   </w:num>
   <w:num w:numId="1006">
-    <w:abstractNumId w:val="991"/>
-  </w:num>
-  <w:num w:numId="1007">
     <w:abstractNumId w:val="99411"/>
     <w:lvlOverride w:ilvl="0">
       <w:startOverride w:val="1"/>
@@ -32882,8 +33035,38 @@
       <w:startOverride w:val="1"/>
     </w:lvlOverride>
   </w:num>
+  <w:num w:numId="1007">
+    <w:abstractNumId w:val="991"/>
+  </w:num>
   <w:num w:numId="1008">
-    <w:abstractNumId w:val="991"/>
+    <w:abstractNumId w:val="99411"/>
+    <w:lvlOverride w:ilvl="0">
+      <w:startOverride w:val="1"/>
+    </w:lvlOverride>
+    <w:lvlOverride w:ilvl="1">
+      <w:startOverride w:val="1"/>
+    </w:lvlOverride>
+    <w:lvlOverride w:ilvl="2">
+      <w:startOverride w:val="1"/>
+    </w:lvlOverride>
+    <w:lvlOverride w:ilvl="3">
+      <w:startOverride w:val="1"/>
+    </w:lvlOverride>
+    <w:lvlOverride w:ilvl="4">
+      <w:startOverride w:val="1"/>
+    </w:lvlOverride>
+    <w:lvlOverride w:ilvl="5">
+      <w:startOverride w:val="1"/>
+    </w:lvlOverride>
+    <w:lvlOverride w:ilvl="6">
+      <w:startOverride w:val="1"/>
+    </w:lvlOverride>
+    <w:lvlOverride w:ilvl="7">
+      <w:startOverride w:val="1"/>
+    </w:lvlOverride>
+    <w:lvlOverride w:ilvl="8">
+      <w:startOverride w:val="1"/>
+    </w:lvlOverride>
   </w:num>
   <w:num w:numId="1009">
     <w:abstractNumId w:val="991"/>
@@ -32895,6 +33078,9 @@
     <w:abstractNumId w:val="991"/>
   </w:num>
   <w:num w:numId="1012">
+    <w:abstractNumId w:val="991"/>
+  </w:num>
+  <w:num w:numId="1013">
     <w:abstractNumId w:val="99411"/>
     <w:lvlOverride w:ilvl="0">
       <w:startOverride w:val="1"/>
